--- a/hin/docx/026.content.docx
+++ b/hin/docx/026.content.docx
@@ -273,36 +273,25 @@
         </w:rPr>
         <w:t xml:space="preserve"> किसी व्यक्ति की सोच, समझ और बुद्धि को दर्शाता है। पुराने नियम की भाषा </w:t>
       </w:r>
-      <w:hyperlink r:id="rId13">
-        <w:r>
-          <w:rPr>
-            <w:lang w:val="hi_IN" w:bidi="hi_IN"/>
-          </w:rPr>
-          <w:rPr>
-            <w:color w:val="0000EE"/>
-            <w:u w:val="single"/>
-          </w:rPr>
-          <w:t>इब्रानी</w:t>
-        </w:r>
-      </w:hyperlink>
+      <w:r>
+        <w:rPr>
+          <w:b/>
+          <w:lang w:val="hi_IN" w:bidi="hi_IN"/>
+        </w:rPr>
+        <w:t>इब्रानी</w:t>
+      </w:r>
       <w:r>
         <w:rPr>
           <w:lang w:val="hi_IN" w:bidi="hi_IN"/>
         </w:rPr>
         <w:t xml:space="preserve"> में, "मन" और "</w:t>
       </w:r>
-      <w:hyperlink r:id="rId14">
-        <w:r>
-          <w:rPr>
-            <w:lang w:val="hi_IN" w:bidi="hi_IN"/>
-          </w:rPr>
-          <w:rPr>
-            <w:color w:val="0000EE"/>
-            <w:u w:val="single"/>
-          </w:rPr>
-          <w:t>हृदय</w:t>
-        </w:r>
-      </w:hyperlink>
+      <w:r>
+        <w:rPr>
+          <w:lang w:val="hi_IN" w:bidi="hi_IN"/>
+        </w:rPr>
+        <w:t>हृदय</w:t>
+      </w:r>
       <w:r>
         <w:rPr>
           <w:lang w:val="hi_IN" w:bidi="hi_IN"/>
@@ -311,59 +300,1631 @@
       </w:r>
       <w:r>
         <w:rPr>
+          <w:lang w:val="hi_IN" w:bidi="hi_IN"/>
+        </w:rPr>
+        <w:t>यूनानी</w:t>
+      </w:r>
+      <w:r>
+        <w:rPr>
+          <w:lang w:val="hi_IN" w:bidi="hi_IN"/>
+        </w:rPr>
+        <w:t xml:space="preserve"> में, मन हृदय से थोड़ा अलग है। यूनानी में, "हृदय" शब्द में भावनाओं पर थोड़ा ज़्यादा ज़ोर दिया गया है, जबकि "मन" शब्द में किसी व्यक्ति के विचारों, बुद्धि और इच्छा पर ज़्यादा जोर दिया गया है।</w:t>
+      </w:r>
+    </w:p>
+    <w:p>
+      <w:pPr/>
+      <w:r>
+        <w:rPr>
+          <w:lang w:val="hi_IN" w:bidi="hi_IN"/>
+        </w:rPr>
+      </w:r>
+      <w:r>
+        <w:rPr>
           <w:b/>
           <w:lang w:val="hi_IN" w:bidi="hi_IN"/>
         </w:rPr>
+        <w:t>जब आप मन शब्द का अनुवाद कर रहे हों, तो इन बातों का ध्यान रखें:</w:t>
+      </w:r>
+    </w:p>
+    <w:p>
+      <w:pPr/>
+      <w:r>
+        <w:rPr>
+          <w:lang w:val="hi_IN" w:bidi="hi_IN"/>
+        </w:rPr>
+      </w:r>
+      <w:r>
+        <w:rPr>
+          <w:lang w:val="hi_IN" w:bidi="hi_IN"/>
+        </w:rPr>
+        <w:t>कृपया ध्यान दें कि आपके पास "हृदय," "प्राण" और "आत्मा" के लिए भी एक शब्द होना चाहिए। मन, हृदय, प्राण और आत्मा ये सभी शब्द किसी व्यक्ति के अंदरूनी, अदृश्य हिस्से से जुड़े हैं, लेकिन इनमें से हर एक का उपयोग थोड़ा अलग है। आप पहले इन शब्दों की व्याख्या सुनना चाह सकते हैं, फिर इन चारों शब्दों पर एक साथ चर्चा कर सकते हैं। फिर आप यह तय कर सकते हैं कि आप इनमें से प्रत्येक शब्द का अनुवाद कैसे करेंगे। लेकिन यह याद रखें कि हर भाग में आपको फिर से सोचना होगा कि क्या आपने सही अनुवाद चुना है।</w:t>
+      </w:r>
+    </w:p>
+    <w:p>
+      <w:pPr/>
+      <w:r>
+        <w:rPr>
+          <w:lang w:val="hi_IN" w:bidi="hi_IN"/>
+        </w:rPr>
+      </w:r>
+      <w:r>
+        <w:rPr>
+          <w:lang w:val="hi_IN" w:bidi="hi_IN"/>
+        </w:rPr>
+        <w:t>अंत में कहें तो:</w:t>
+      </w:r>
+      <w:r>
+        <w:rPr>
+          <w:lang w:val="hi_IN" w:bidi="hi_IN"/>
+        </w:rPr>
+      </w:r>
+      <w:r>
+        <w:rPr>
+          <w:lang w:val="hi_IN" w:bidi="hi_IN"/>
+        </w:rPr>
+      </w:r>
+    </w:p>
+    <w:p>
+      <w:pPr/>
+      <w:r>
+        <w:rPr>
+          <w:lang w:val="hi_IN" w:bidi="hi_IN"/>
+        </w:rPr>
+      </w:r>
+    </w:p>
+    <w:p>
+      <w:pPr>
+        <w:pStyle w:val="Heading2"/>
+      </w:pPr>
+      <w:r>
+        <w:rPr>
+          <w:lang w:val="hi_IN" w:bidi="hi_IN"/>
+        </w:rPr>
+        <w:t>मन फिराव</w:t>
+      </w:r>
+      <w:r>
+        <w:rPr>
+          <w:lang w:val="hi_IN" w:bidi="hi_IN"/>
+        </w:rPr>
+      </w:r>
+    </w:p>
+    <w:p>
+      <w:pPr/>
+      <w:r>
+        <w:rPr>
+          <w:lang w:val="hi_IN" w:bidi="hi_IN"/>
+        </w:rPr>
+      </w:r>
+      <w:r>
+        <w:rPr>
+          <w:lang w:val="hi_IN" w:bidi="hi_IN"/>
+        </w:rPr>
+        <w:t xml:space="preserve">जब आप </w:t>
+      </w:r>
+      <w:r>
+        <w:rPr>
+          <w:b/>
+          <w:lang w:val="hi_IN" w:bidi="hi_IN"/>
+        </w:rPr>
+        <w:t>मन फिराव</w:t>
+      </w:r>
+      <w:r>
+        <w:rPr>
+          <w:lang w:val="hi_IN" w:bidi="hi_IN"/>
+        </w:rPr>
+        <w:t xml:space="preserve"> करते हैं, तो आपको अपने बुरे कामों के लिए पछतावा होता है और आप बदलना चाहते हैं। यह ऐसे है जैसे तुम मुड़ रहे हो: तुम बुरी बातों से मुँह मोड़ लेते हो और अच्छी बातों की ओर चलना शुरू करते हो। अब तुमने ठान लिया है कि तुम परमेश्वर की आज्ञा न मानने के बजाय, उसकी आज्ञा मानोगे।</w:t>
+      </w:r>
+    </w:p>
+    <w:p>
+      <w:pPr/>
+      <w:r>
+        <w:rPr>
+          <w:lang w:val="hi_IN" w:bidi="hi_IN"/>
+        </w:rPr>
+      </w:r>
+      <w:r>
+        <w:rPr>
+          <w:lang w:val="hi_IN" w:bidi="hi_IN"/>
+        </w:rPr>
+        <w:t xml:space="preserve">परमेश्वर लोगों से कहता है कि उन्हें अपने </w:t>
+      </w:r>
+      <w:r>
+        <w:rPr>
+          <w:lang w:val="hi_IN" w:bidi="hi_IN"/>
+        </w:rPr>
+        <w:t>पापों</w:t>
+      </w:r>
+      <w:r>
+        <w:rPr>
+          <w:lang w:val="hi_IN" w:bidi="hi_IN"/>
+        </w:rPr>
+        <w:t xml:space="preserve"> से मन फिराना चाहिए। जब लोग मन फिराते हैं, तो परमेश्वर उन्हें </w:t>
+      </w:r>
+      <w:r>
+        <w:rPr>
+          <w:lang w:val="hi_IN" w:bidi="hi_IN"/>
+        </w:rPr>
+        <w:t>क्षमा</w:t>
+      </w:r>
+      <w:r>
+        <w:rPr>
+          <w:lang w:val="hi_IN" w:bidi="hi_IN"/>
+        </w:rPr>
+        <w:t xml:space="preserve"> कर देता है और उन्हें उनके बुरे कामों की सजा नहीं देता है। लेकिन यदि लोग मन नहीं फिराएँगे, तो परमेश्वर उन्हें सजा देगा।</w:t>
+      </w:r>
+    </w:p>
+    <w:p>
+      <w:pPr/>
+      <w:r>
+        <w:rPr>
+          <w:lang w:val="hi_IN" w:bidi="hi_IN"/>
+        </w:rPr>
+      </w:r>
+      <w:r>
+        <w:rPr>
+          <w:lang w:val="hi_IN" w:bidi="hi_IN"/>
+        </w:rPr>
+        <w:t>कभी-कभी बाइबल हमें यह भी बताती है कि परमेश्वर अपना मन बदलता है। बेशक, परमेश्वर पाप नहीं कर सकता और उसे अपने किसी बुरे काम से मन फिराने की ज़रूरत नहीं होती। जब बाइबल कहती है कि परमेश्वर मन फिराता है, तो इसका मतलब है कि परमेश्वर किसी बात के बारे में अपना मन बदलता है।</w:t>
+      </w:r>
+    </w:p>
+    <w:p>
+      <w:pPr/>
+      <w:r>
+        <w:rPr>
+          <w:lang w:val="hi_IN" w:bidi="hi_IN"/>
+        </w:rPr>
+      </w:r>
+      <w:r>
+        <w:rPr>
+          <w:b/>
+          <w:lang w:val="hi_IN" w:bidi="hi_IN"/>
+        </w:rPr>
+        <w:t>जब आप मन फिराना या मन फिराव, शब्दों का अनुवाद कर रहे हों, तो इन बातों का ध्यान रखें:</w:t>
+      </w:r>
+    </w:p>
+    <w:p>
+      <w:pPr/>
+      <w:r>
+        <w:rPr>
+          <w:lang w:val="hi_IN" w:bidi="hi_IN"/>
+        </w:rPr>
+      </w:r>
+      <w:r>
+        <w:rPr>
+          <w:lang w:val="hi_IN" w:bidi="hi_IN"/>
+        </w:rPr>
+        <w:t>आप जो शब्द चुन रहे हैं उसका मतलब केवल यह नहीं होना चाहिए कि कोई व्यक्ति अपने काम के लिए पछतावा महसूस करता है। यह स्पष्ट होना चाहिए कि जो व्यक्ति मन फिराता है, वह बुरे काम करना छोड़कर परमेश्वर की आज्ञा मानना शुरू करना चाहता है। शायद आपको केवल एक शब्द के बजाय वाक्यांश चाहिए।</w:t>
+      </w:r>
+      <w:r>
+        <w:rPr>
+          <w:lang w:val="hi_IN" w:bidi="hi_IN"/>
+        </w:rPr>
+      </w:r>
+      <w:r>
+        <w:rPr>
+          <w:lang w:val="hi_IN" w:bidi="hi_IN"/>
+        </w:rPr>
+      </w:r>
+    </w:p>
+    <w:p>
+      <w:pPr/>
+      <w:r>
+        <w:rPr>
+          <w:lang w:val="hi_IN" w:bidi="hi_IN"/>
+        </w:rPr>
+      </w:r>
+    </w:p>
+    <w:p>
+      <w:pPr>
+        <w:pStyle w:val="Heading2"/>
+      </w:pPr>
+      <w:r>
+        <w:rPr>
+          <w:lang w:val="hi_IN" w:bidi="hi_IN"/>
+        </w:rPr>
+        <w:t>मनुष्य का पुत्र</w:t>
+      </w:r>
+      <w:r>
+        <w:rPr>
+          <w:lang w:val="hi_IN" w:bidi="hi_IN"/>
+        </w:rPr>
+      </w:r>
+    </w:p>
+    <w:p>
+      <w:pPr/>
+      <w:r>
+        <w:rPr>
+          <w:lang w:val="hi_IN" w:bidi="hi_IN"/>
+        </w:rPr>
+      </w:r>
+      <w:r>
+        <w:rPr>
+          <w:b/>
+          <w:lang w:val="hi_IN" w:bidi="hi_IN"/>
+        </w:rPr>
+        <w:t>मनुष्य का पुत्र</w:t>
+      </w:r>
+      <w:r>
+        <w:rPr>
+          <w:lang w:val="hi_IN" w:bidi="hi_IN"/>
+        </w:rPr>
+        <w:t xml:space="preserve"> एक उपाधि है जो यीशु ने खुद को दी है। जब भी यीशु "मनुष्य के पुत्र" के बारे में कुछ कहता है, तो वह अपने ही बारे में कहता है। पुराने नियम की भाषा </w:t>
+      </w:r>
+      <w:r>
+        <w:rPr>
+          <w:b/>
+          <w:lang w:val="hi_IN" w:bidi="hi_IN"/>
+        </w:rPr>
+        <w:t>इब्रानी</w:t>
+      </w:r>
+      <w:r>
+        <w:rPr>
+          <w:lang w:val="hi_IN" w:bidi="hi_IN"/>
+        </w:rPr>
+        <w:t xml:space="preserve"> में, इस वाक्यांश का अर्थ है "एक मनुष्य," लेकिन यीशु इस शब्द को एक विशेष अर्थ दे रहे हैं।</w:t>
+      </w:r>
+    </w:p>
+    <w:p>
+      <w:pPr/>
+      <w:r>
+        <w:rPr>
+          <w:lang w:val="hi_IN" w:bidi="hi_IN"/>
+        </w:rPr>
+      </w:r>
+      <w:r>
+        <w:rPr>
+          <w:lang w:val="hi_IN" w:bidi="hi_IN"/>
+        </w:rPr>
+        <w:t xml:space="preserve">"मनुष्य का पुत्र" शब्द पुराने नियम में, विशेष रूप से दानिय्येल की पुस्तक में आता है। दानिय्येल एक </w:t>
+      </w:r>
+      <w:r>
+        <w:rPr>
+          <w:b/>
+          <w:lang w:val="hi_IN" w:bidi="hi_IN"/>
+        </w:rPr>
+        <w:t>इस्राएली</w:t>
+      </w:r>
+      <w:r>
+        <w:rPr>
+          <w:lang w:val="hi_IN" w:bidi="hi_IN"/>
+        </w:rPr>
+        <w:t xml:space="preserve"> था जो यीशु से लगभग 600 साल पहले रहता था। एक समय उसने एक </w:t>
+      </w:r>
+      <w:r>
+        <w:rPr>
+          <w:b/>
+          <w:lang w:val="hi_IN" w:bidi="hi_IN"/>
+        </w:rPr>
+        <w:t>दर्शन</w:t>
+      </w:r>
+      <w:r>
+        <w:rPr>
+          <w:lang w:val="hi_IN" w:bidi="hi_IN"/>
+        </w:rPr>
+        <w:t xml:space="preserve"> देखा जिसमें उसने किसी को देखा जो "मनुष्य के पुत्र" जैसा दिखता था। दानिय्येल के दर्शन में परमेश्वर ने इस व्यक्ति को सारा </w:t>
+      </w:r>
+      <w:r>
+        <w:rPr>
+          <w:lang w:val="hi_IN" w:bidi="hi_IN"/>
+        </w:rPr>
+        <w:t>अधिकार</w:t>
+      </w:r>
+      <w:r>
+        <w:rPr>
+          <w:lang w:val="hi_IN" w:bidi="hi_IN"/>
+        </w:rPr>
+        <w:t xml:space="preserve"> दिया, वह राजा बन गया, और संसार के सभी लोग उसकी सेवा करने लगे। उसका </w:t>
+      </w:r>
+      <w:r>
+        <w:rPr>
+          <w:lang w:val="hi_IN" w:bidi="hi_IN"/>
+        </w:rPr>
+        <w:t>राज्य</w:t>
+      </w:r>
+      <w:r>
+        <w:rPr>
+          <w:lang w:val="hi_IN" w:bidi="hi_IN"/>
+        </w:rPr>
+        <w:t xml:space="preserve"> कभी खत्म नहीं होगा।</w:t>
+      </w:r>
+    </w:p>
+    <w:p>
+      <w:pPr/>
+      <w:r>
+        <w:rPr>
+          <w:lang w:val="hi_IN" w:bidi="hi_IN"/>
+        </w:rPr>
+      </w:r>
+      <w:r>
+        <w:rPr>
+          <w:lang w:val="hi_IN" w:bidi="hi_IN"/>
+        </w:rPr>
+        <w:t xml:space="preserve">जब यीशु अपने आप को "मनुष्य का पुत्र" कहता है, तब वह लोगों से यह कह रहा होता है कि "मैं वही व्यक्ति हूँ जिसे दानिय्येल ने अपने दर्शन में देखा था। मैं राजा हूँ, और परमेश्वर ने मुझे सारा अधिकार दिया है।" यह कहने का एक और तरीका है कि यीशु ही </w:t>
+      </w:r>
+      <w:r>
+        <w:rPr>
+          <w:lang w:val="hi_IN" w:bidi="hi_IN"/>
+        </w:rPr>
+        <w:t>मसीहा</w:t>
+      </w:r>
+      <w:r>
+        <w:rPr>
+          <w:lang w:val="hi_IN" w:bidi="hi_IN"/>
+        </w:rPr>
+        <w:t xml:space="preserve"> है, वह विशेष राजा और </w:t>
+      </w:r>
+      <w:r>
+        <w:rPr>
+          <w:b/>
+          <w:lang w:val="hi_IN" w:bidi="hi_IN"/>
+        </w:rPr>
+        <w:t>उद्धारकर्ता</w:t>
+      </w:r>
+      <w:r>
+        <w:rPr>
+          <w:lang w:val="hi_IN" w:bidi="hi_IN"/>
+        </w:rPr>
+        <w:t xml:space="preserve"> जिसे परमेश्वर ने भेजने का वादा किया था, लेकिन यह बात सीधे नहीं कही गई है। यीशु के समय लोग "मनुष्य का पुत्र" शब्द को मसीहा का एक और उपाधि के रूप में इस्तेमाल नहीं करते थे। इसलिए जब यीशु ने अपने आप को "मनुष्य का पुत्र" कहा, तो लोगों ने तुरंत मसीहा के बारे में नहीं सोचा। हालाँकि, लोगों ने यह समझा कि यीशु यह दावा कर रहा था कि उसे परमेश्वर से सारा अधिकार मिला है। लोगों को धीरे-धीरे यह समझना पड़ा कि जब यीशु ने खुद को “मनुष्य का पुत्र” कहा तो उसका क्या अर्थ था।</w:t>
+      </w:r>
+    </w:p>
+    <w:p>
+      <w:pPr/>
+      <w:r>
+        <w:rPr>
+          <w:lang w:val="hi_IN" w:bidi="hi_IN"/>
+        </w:rPr>
+      </w:r>
+      <w:r>
+        <w:rPr>
+          <w:lang w:val="hi_IN" w:bidi="hi_IN"/>
+        </w:rPr>
+        <w:t>जब यीशु मनुष्य के पुत्र की बात करता था तो मूल दर्शक समझ जाते थे कि वह अपने ही बारे में कह रहा है। यदि आपके दर्शक यह नहीं समझेंगे कि यीशु अपने ही बारे में बात कर रहा था, तो आपको यह स्पष्ट करने की आवश्यकता हो सकती है। यदि आप यह और स्पष्ट करना चाहें कि 'मनुष्य का पुत्र' का क्या अर्थ है, तो आप ऐसा कह सकते हैं "मैं जो परमेश्वर की ओर से, परमेश्वर के अधिकार के साथ आया हूँ।"</w:t>
+      </w:r>
+    </w:p>
+    <w:p>
+      <w:pPr/>
+      <w:r>
+        <w:rPr>
+          <w:lang w:val="hi_IN" w:bidi="hi_IN"/>
+        </w:rPr>
+      </w:r>
+      <w:r>
+        <w:rPr>
+          <w:lang w:val="hi_IN" w:bidi="hi_IN"/>
+        </w:rPr>
+        <w:t>या, यदि आप इसका अर्थ वैसा ही अस्पष्ट रखना चाहते हैं जैसा कि बाइबल में है, तो यह बताना आवश्यक होगा कि "मनुष्य का पुत्र" एक उपाधि है। आप ऐसा कह सकते हैं "मैं, वह हूँ जिसे 'मनुष्य का पुत्र' या 'मानवता का पुत्र' कहा जाता है।"</w:t>
+      </w:r>
+      <w:r>
+        <w:rPr>
+          <w:lang w:val="hi_IN" w:bidi="hi_IN"/>
+        </w:rPr>
+      </w:r>
+      <w:r>
+        <w:rPr>
+          <w:lang w:val="hi_IN" w:bidi="hi_IN"/>
+        </w:rPr>
+      </w:r>
+    </w:p>
+    <w:p>
+      <w:pPr/>
+      <w:r>
+        <w:rPr>
+          <w:lang w:val="hi_IN" w:bidi="hi_IN"/>
+        </w:rPr>
+      </w:r>
+    </w:p>
+    <w:p>
+      <w:pPr>
+        <w:pStyle w:val="Heading2"/>
+      </w:pPr>
+      <w:r>
+        <w:rPr>
+          <w:lang w:val="hi_IN" w:bidi="hi_IN"/>
+        </w:rPr>
+        <w:t>मन्दिर</w:t>
+      </w:r>
+      <w:r>
+        <w:rPr>
+          <w:lang w:val="hi_IN" w:bidi="hi_IN"/>
+        </w:rPr>
+      </w:r>
+    </w:p>
+    <w:p>
+      <w:pPr/>
+      <w:r>
+        <w:rPr>
+          <w:lang w:val="hi_IN" w:bidi="hi_IN"/>
+        </w:rPr>
+      </w:r>
+      <w:r>
+        <w:rPr>
+          <w:b/>
+          <w:lang w:val="hi_IN" w:bidi="hi_IN"/>
+        </w:rPr>
+        <w:t>मन्दिर</w:t>
+      </w:r>
+      <w:r>
+        <w:rPr>
+          <w:lang w:val="hi_IN" w:bidi="hi_IN"/>
+        </w:rPr>
+        <w:t xml:space="preserve"> वह स्थान है जहाँ लोग परमेश्वर की आराधना करते हैं। बाइबल में मन्दिर वह स्थान है जहाँ परमेश्वर लोगों से मिलता है। मन्दिर का एक नाम और है, </w:t>
+      </w:r>
+      <w:r>
+        <w:rPr>
+          <w:b/>
+          <w:lang w:val="hi_IN" w:bidi="hi_IN"/>
+        </w:rPr>
+        <w:t>परमेश्वर का घर</w:t>
+      </w:r>
+      <w:r>
+        <w:rPr>
+          <w:lang w:val="hi_IN" w:bidi="hi_IN"/>
+        </w:rPr>
+        <w:t>।</w:t>
+      </w:r>
+    </w:p>
+    <w:p>
+      <w:pPr/>
+      <w:r>
+        <w:rPr>
+          <w:lang w:val="hi_IN" w:bidi="hi_IN"/>
+        </w:rPr>
+      </w:r>
+      <w:r>
+        <w:rPr>
+          <w:lang w:val="hi_IN" w:bidi="hi_IN"/>
+        </w:rPr>
+        <w:t>इस्राएल</w:t>
+      </w:r>
+      <w:r>
+        <w:rPr>
+          <w:lang w:val="hi_IN" w:bidi="hi_IN"/>
+        </w:rPr>
+        <w:t xml:space="preserve"> के आसपास रहने वाले लोग बहुत से </w:t>
+      </w:r>
+      <w:r>
+        <w:rPr>
+          <w:b/>
+          <w:lang w:val="hi_IN" w:bidi="hi_IN"/>
+        </w:rPr>
+        <w:t>देवताओं</w:t>
+      </w:r>
+      <w:r>
+        <w:rPr>
+          <w:lang w:val="hi_IN" w:bidi="hi_IN"/>
+        </w:rPr>
+        <w:t xml:space="preserve"> की </w:t>
+      </w:r>
+      <w:r>
+        <w:rPr>
+          <w:b/>
+          <w:lang w:val="hi_IN" w:bidi="hi_IN"/>
+        </w:rPr>
+        <w:t>पूजा</w:t>
+      </w:r>
+      <w:r>
+        <w:rPr>
+          <w:lang w:val="hi_IN" w:bidi="hi_IN"/>
+        </w:rPr>
+        <w:t xml:space="preserve"> करते थे, और उनके कई मन्दिर थे। परमेश्वर ने </w:t>
+      </w:r>
+      <w:r>
+        <w:rPr>
+          <w:b/>
+          <w:lang w:val="hi_IN" w:bidi="hi_IN"/>
+        </w:rPr>
+        <w:t>इस्राएलियों</w:t>
+      </w:r>
+      <w:r>
+        <w:rPr>
+          <w:lang w:val="hi_IN" w:bidi="hi_IN"/>
+        </w:rPr>
+        <w:t xml:space="preserve"> को केवल उसकी ही आराधना करने और केवल एक ही मन्दिर रखने की अनुमति दी। यह मन्दिर </w:t>
+      </w:r>
+      <w:r>
+        <w:rPr>
+          <w:lang w:val="hi_IN" w:bidi="hi_IN"/>
+        </w:rPr>
+        <w:t>यरूशलेम</w:t>
+      </w:r>
+      <w:r>
+        <w:rPr>
+          <w:lang w:val="hi_IN" w:bidi="hi_IN"/>
+        </w:rPr>
+        <w:t xml:space="preserve"> में था, जो </w:t>
+      </w:r>
+      <w:r>
+        <w:rPr>
+          <w:lang w:val="hi_IN" w:bidi="hi_IN"/>
+        </w:rPr>
+        <w:t>यहूदियों</w:t>
+      </w:r>
+      <w:r>
+        <w:rPr>
+          <w:lang w:val="hi_IN" w:bidi="hi_IN"/>
+        </w:rPr>
+        <w:t xml:space="preserve"> के लिए सबसे महत्वपूर्ण शहर था।</w:t>
+      </w:r>
+    </w:p>
+    <w:p>
+      <w:pPr/>
+      <w:r>
+        <w:rPr>
+          <w:lang w:val="hi_IN" w:bidi="hi_IN"/>
+        </w:rPr>
+      </w:r>
+      <w:r>
+        <w:rPr>
+          <w:lang w:val="hi_IN" w:bidi="hi_IN"/>
+        </w:rPr>
+        <w:t xml:space="preserve">यीशु के जन्म से कई हजार साल पहले, परमेश्वर ने </w:t>
+      </w:r>
+      <w:r>
+        <w:rPr>
+          <w:b/>
+          <w:lang w:val="hi_IN" w:bidi="hi_IN"/>
+        </w:rPr>
+        <w:t>अब्राहम</w:t>
+      </w:r>
+      <w:r>
+        <w:rPr>
+          <w:lang w:val="hi_IN" w:bidi="hi_IN"/>
+        </w:rPr>
+        <w:t xml:space="preserve"> के वंशज इस्राएलियों को, मिस्र की गुलामी से आज़ाद किया था। मूसा इस्राएलियों का अगुवा था। परमेश्वर ने मूसा को यह निर्देश दिए कि इस्राएलियों के लिए परमेश्वर की आराधना करने का सही तरीका क्या था। क्योंकि परमेश्वर </w:t>
+      </w:r>
+      <w:r>
+        <w:rPr>
+          <w:lang w:val="hi_IN" w:bidi="hi_IN"/>
+        </w:rPr>
+        <w:t>पवित्र</w:t>
+      </w:r>
+      <w:r>
+        <w:rPr>
+          <w:lang w:val="hi_IN" w:bidi="hi_IN"/>
+        </w:rPr>
+        <w:t xml:space="preserve"> है, और लोग </w:t>
+      </w:r>
+      <w:r>
+        <w:rPr>
+          <w:lang w:val="hi_IN" w:bidi="hi_IN"/>
+        </w:rPr>
+        <w:t>पापी</w:t>
+      </w:r>
+      <w:r>
+        <w:rPr>
+          <w:lang w:val="hi_IN" w:bidi="hi_IN"/>
+        </w:rPr>
+        <w:t xml:space="preserve"> हैं, इसलिए लोग ऐसे ही परमेश्वर के पास नहीं आ सकते। परमेश्वर पाप को सहन नहीं कर सकता, इसलिए कोई भी व्यक्ति जो सीधे परमेश्वर के पास आएगा वह मर जाएगा। परमेश्वर ने लोगों के लिए बलिदानों और अन्य रिवाजों के द्वारा अपने पास आना संभव बना दिया जो लोगों को शुद्ध करते थे। </w:t>
+      </w:r>
+      <w:r>
+        <w:rPr>
+          <w:lang w:val="hi_IN" w:bidi="hi_IN"/>
+        </w:rPr>
+        <w:t>शुद्ध</w:t>
+      </w:r>
+      <w:r>
+        <w:rPr>
+          <w:lang w:val="hi_IN" w:bidi="hi_IN"/>
+        </w:rPr>
+        <w:t xml:space="preserve"> होने का अर्थ है परमेश्वर के सामने स्वीकार्य होना।</w:t>
+      </w:r>
+    </w:p>
+    <w:p>
+      <w:pPr/>
+      <w:r>
+        <w:rPr>
+          <w:lang w:val="hi_IN" w:bidi="hi_IN"/>
+        </w:rPr>
+      </w:r>
+      <w:r>
+        <w:rPr>
+          <w:lang w:val="hi_IN" w:bidi="hi_IN"/>
+        </w:rPr>
+        <w:t xml:space="preserve">परमेश्वर ने मूसा से कहा कि वह एक </w:t>
+      </w:r>
+      <w:r>
+        <w:rPr>
+          <w:lang w:val="hi_IN" w:bidi="hi_IN"/>
+        </w:rPr>
+        <w:t>मिलापवाला तम्बू</w:t>
+      </w:r>
+      <w:r>
+        <w:rPr>
+          <w:lang w:val="hi_IN" w:bidi="hi_IN"/>
+        </w:rPr>
+        <w:t xml:space="preserve"> बनाए, जिसका अर्थ है एक तम्बू, जो वह स्थान होगा जहाँ लोग सुरक्षित रूप से परमेश्वर से मिल सकें। यह मिलापवाला तम्बू एक ऐसा मन्दिर था जिसे कहीं भी ले जाया जा सकता था। लोग जहाँ भी यात्रा करते थे, वे मिलापवाले तम्बू को अपने साथ ले जाते थे।</w:t>
+      </w:r>
+    </w:p>
+    <w:p>
+      <w:pPr/>
+      <w:r>
+        <w:rPr>
+          <w:lang w:val="hi_IN" w:bidi="hi_IN"/>
+        </w:rPr>
+      </w:r>
+      <w:r>
+        <w:rPr>
+          <w:lang w:val="hi_IN" w:bidi="hi_IN"/>
+        </w:rPr>
+        <w:t xml:space="preserve">बहुत समय बाद, जब </w:t>
+      </w:r>
+      <w:r>
+        <w:rPr>
+          <w:lang w:val="hi_IN" w:bidi="hi_IN"/>
+        </w:rPr>
+        <w:t>दाऊद</w:t>
+      </w:r>
+      <w:r>
+        <w:rPr>
+          <w:lang w:val="hi_IN" w:bidi="hi_IN"/>
+        </w:rPr>
+        <w:t xml:space="preserve"> इस्राएल का </w:t>
+      </w:r>
+      <w:r>
+        <w:rPr>
+          <w:lang w:val="hi_IN" w:bidi="hi_IN"/>
+        </w:rPr>
+        <w:t>राजा</w:t>
+      </w:r>
+      <w:r>
+        <w:rPr>
+          <w:lang w:val="hi_IN" w:bidi="hi_IN"/>
+        </w:rPr>
+        <w:t xml:space="preserve"> था, तो वह मिलापवाले तम्बू को एक स्थायी इमारत में बदलना चाहता था। परमेश्वर ने दाऊद को अपने लिए एक मन्दिर बनवाने की अनुमति नहीं दी, क्योंकि दाऊद एक सैनिक था और उसने लोगों को मार डाला था। लेकिन परमेश्वर ने दाऊद से कहा कि उसका पुत्र परमेश्वर के लिए यह मन्दिर बना सकता है। और परमेश्वर ने दाऊद को यह अनुमति दी कि वह अपने पुत्र को यह निर्देश दे कि यह मन्दिर ठीक कैसे बनाना है।</w:t>
+      </w:r>
+    </w:p>
+    <w:p>
+      <w:pPr/>
+      <w:r>
+        <w:rPr>
+          <w:lang w:val="hi_IN" w:bidi="hi_IN"/>
+        </w:rPr>
+      </w:r>
+      <w:r>
+        <w:rPr>
+          <w:lang w:val="hi_IN" w:bidi="hi_IN"/>
+        </w:rPr>
+        <w:t xml:space="preserve">दाऊद के पुत्र, राजा सुलैमान ने, सच में परमेश्वर के लिए एक शानदार मन्दिर बनाया। फिर भी सुलैमान ने समझा कि परमेश्वर इतना महान है कि वह सच में मन्दिर में नहीं रह सकता; उसने कहा कि </w:t>
+      </w:r>
+      <w:r>
+        <w:rPr>
+          <w:lang w:val="hi_IN" w:bidi="hi_IN"/>
+        </w:rPr>
+        <w:t>स्वर्ग</w:t>
+      </w:r>
+      <w:r>
+        <w:rPr>
+          <w:lang w:val="hi_IN" w:bidi="hi_IN"/>
+        </w:rPr>
+        <w:t xml:space="preserve"> भी परमेश्वर के लिए इतना बड़ा नहीं है! और इसलिए, यह तथ्य कि परमेश्वर धरती पर आकर पापी लोगों के बीच एक छोटे से मन्दिर को अपना घर कहने को तैयार हुआ, इस बात का प्रमाण है कि वह लोगों से कितना प्रेम करता है।</w:t>
+      </w:r>
+    </w:p>
+    <w:p>
+      <w:pPr/>
+      <w:r>
+        <w:rPr>
+          <w:lang w:val="hi_IN" w:bidi="hi_IN"/>
+        </w:rPr>
+      </w:r>
+      <w:r>
+        <w:rPr>
+          <w:lang w:val="hi_IN" w:bidi="hi_IN"/>
+        </w:rPr>
+        <w:t>बहुत समय बाद, इस्राएलियों के शत्रुओं ने इस मन्दिर को नष्ट कर दिया। परमेश्वर ने इसे होने दिया क्योंकि इस्राएलियों ने परमेश्वर के प्रति विश्वासघात किया था और दूसरे देवताओं की उपासना करना शुरू कर दिया था। इस्राएलियों को दूसरे देशों में भेज दिया गया, और मन्दिर में आराधना खत्म हो गई थी।</w:t>
+      </w:r>
+    </w:p>
+    <w:p>
+      <w:pPr/>
+      <w:r>
+        <w:rPr>
+          <w:lang w:val="hi_IN" w:bidi="hi_IN"/>
+        </w:rPr>
+      </w:r>
+      <w:r>
+        <w:rPr>
+          <w:lang w:val="hi_IN" w:bidi="hi_IN"/>
+        </w:rPr>
+        <w:t xml:space="preserve">लेकिन कई सालों बाद, परमेश्वर ने इस्राएलियों को, जिन्हें उस समय तक अधिकतर </w:t>
+      </w:r>
+      <w:r>
+        <w:rPr>
+          <w:lang w:val="hi_IN" w:bidi="hi_IN"/>
+        </w:rPr>
+        <w:t>यहूदी</w:t>
+      </w:r>
+      <w:r>
+        <w:rPr>
+          <w:lang w:val="hi_IN" w:bidi="hi_IN"/>
+        </w:rPr>
+        <w:t xml:space="preserve"> कहा जाने लगा था, उस देश में लौटने की अनुमति दी। यहूदियों ने परमेश्वर के लिए एक नया मन्दिर बनाया। यह मन्दिर पहले वाले से बहुत छोटा था।</w:t>
+      </w:r>
+    </w:p>
+    <w:p>
+      <w:pPr/>
+      <w:r>
+        <w:rPr>
+          <w:lang w:val="hi_IN" w:bidi="hi_IN"/>
+        </w:rPr>
+      </w:r>
+      <w:r>
+        <w:rPr>
+          <w:lang w:val="hi_IN" w:bidi="hi_IN"/>
+        </w:rPr>
+        <w:t>यीशु के जन्म से लगभग 20 साल पहले, हेरोदेस नामक एक राजा ने उस छोटे मन्दिर को बहुत बड़ा और शानदार बनाने के लिए उसका पुनर्निर्माण करना शुरू किया। उसने ऐसा इसलिए किया क्योंकि वह यहूदियों को खुश करना चाहता था ताकि वे उसके शासन का सहयोग करें। यीशु के समय, इस मन्दिर का काम अभी भी चल रहा था।</w:t>
+      </w:r>
+    </w:p>
+    <w:p>
+      <w:pPr/>
+      <w:r>
+        <w:rPr>
+          <w:lang w:val="hi_IN" w:bidi="hi_IN"/>
+        </w:rPr>
+      </w:r>
+      <w:r>
+        <w:rPr>
+          <w:lang w:val="hi_IN" w:bidi="hi_IN"/>
+        </w:rPr>
+        <w:t xml:space="preserve">इन सभी मन्दिरों और मिलापवाले तम्बू की मूल बनावट एक जैसी थी, और उनमें वही रिवाज पूरे किए जाते थे। मन्दिर के सामने एक आँगन था। यहीं पर </w:t>
+      </w:r>
+      <w:r>
+        <w:rPr>
+          <w:b/>
+          <w:lang w:val="hi_IN" w:bidi="hi_IN"/>
+        </w:rPr>
+        <w:t>याजक</w:t>
+      </w:r>
+      <w:r>
+        <w:rPr>
+          <w:lang w:val="hi_IN" w:bidi="hi_IN"/>
+        </w:rPr>
+        <w:t xml:space="preserve"> और लेवीय इस्राएलियों द्वारा लाए गए बलिदानों को चढ़ाने का काम करते थे। </w:t>
+      </w:r>
+      <w:r>
+        <w:rPr>
+          <w:b/>
+          <w:lang w:val="hi_IN" w:bidi="hi_IN"/>
+        </w:rPr>
+        <w:t>लेवीय</w:t>
+      </w:r>
+      <w:r>
+        <w:rPr>
+          <w:lang w:val="hi_IN" w:bidi="hi_IN"/>
+        </w:rPr>
+        <w:t xml:space="preserve"> लोग लेवी के </w:t>
+      </w:r>
+      <w:r>
+        <w:rPr>
+          <w:b/>
+          <w:lang w:val="hi_IN" w:bidi="hi_IN"/>
+        </w:rPr>
+        <w:t>वंशज</w:t>
+      </w:r>
+      <w:r>
+        <w:rPr>
+          <w:lang w:val="hi_IN" w:bidi="hi_IN"/>
+        </w:rPr>
+        <w:t xml:space="preserve"> हैं, जो अब्राहम के परपोते में से एक था। परमेश्वर ने लेवियों को अपने मन्दिर की देखभाल के लिए अलग किया था। याजक लेवीय थे जिन्हें बलि चढ़ाने का विशेष काम दिया जाता था। </w:t>
+      </w:r>
+      <w:r>
+        <w:rPr>
+          <w:lang w:val="hi_IN" w:bidi="hi_IN"/>
+        </w:rPr>
+        <w:t>बलिदान</w:t>
+      </w:r>
+      <w:r>
+        <w:rPr>
+          <w:lang w:val="hi_IN" w:bidi="hi_IN"/>
+        </w:rPr>
+        <w:t xml:space="preserve"> वे भेंट हैं जो लोग परमेश्वर को धन्यवाद देने या पाप के लिए </w:t>
+      </w:r>
+      <w:r>
+        <w:rPr>
+          <w:lang w:val="hi_IN" w:bidi="hi_IN"/>
+        </w:rPr>
+        <w:t>माफ़ी</w:t>
+      </w:r>
+      <w:r>
+        <w:rPr>
+          <w:lang w:val="hi_IN" w:bidi="hi_IN"/>
+        </w:rPr>
+        <w:t xml:space="preserve"> मांगने के लिए देते हैं। बलिदान एक जानवर हो सकता था जिसे मारा और जलाया जाता था, या फिर यह सुगंधित तेल या किसी प्रकार का भोजन हो सकता था, यह बलिदान के कारण पर निर्भर करता था।</w:t>
+      </w:r>
+    </w:p>
+    <w:p>
+      <w:pPr/>
+      <w:r>
+        <w:rPr>
+          <w:lang w:val="hi_IN" w:bidi="hi_IN"/>
+        </w:rPr>
+      </w:r>
+      <w:r>
+        <w:rPr>
+          <w:lang w:val="hi_IN" w:bidi="hi_IN"/>
+        </w:rPr>
+        <w:t xml:space="preserve">मन्दिर की इमारत दो हिस्सों में बँटी हुई थी। पहले हिस्से को "पवित्र स्थान" कहा जाता था। केवल याजक ही उस स्थान में प्रवेश कर सकते थे। इस स्थान के अंदर एक मेज थी जिस पर 12 रोटियाँ रखी जाती थीं जिन्हें हर हफ्ते बदला जाता था, </w:t>
+      </w:r>
+      <w:r>
+        <w:rPr>
+          <w:lang w:val="hi_IN" w:bidi="hi_IN"/>
+        </w:rPr>
+        <w:t>तेल का एक दीपक</w:t>
+      </w:r>
+      <w:r>
+        <w:rPr>
+          <w:lang w:val="hi_IN" w:bidi="hi_IN"/>
+        </w:rPr>
+        <w:t xml:space="preserve"> जो हमेशा जलता रहता था और एक छोटी </w:t>
+      </w:r>
+      <w:r>
+        <w:rPr>
+          <w:b/>
+          <w:lang w:val="hi_IN" w:bidi="hi_IN"/>
+        </w:rPr>
+        <w:t>वेदी</w:t>
+      </w:r>
+      <w:r>
+        <w:rPr>
+          <w:lang w:val="hi_IN" w:bidi="hi_IN"/>
+        </w:rPr>
+        <w:t xml:space="preserve"> थी जिस पर याजक सुगंधित धूप जलाता था। ये सभी वस्तुएँ किसी बड़े अर्थ के प्रतीक या चित्र थे। याजक रोटियाँ खाते थे, यह शायद परमेश्वर के साथ भोजन करने का प्रतीक था, यह दिखाता था कि लोग परमेश्वर के साथ अच्छा रिश्ता रख सकते हैं। बाइबल में तेल अक्सर </w:t>
+      </w:r>
+      <w:r>
+        <w:rPr>
+          <w:lang w:val="hi_IN" w:bidi="hi_IN"/>
+        </w:rPr>
+        <w:t>पवित्र आत्मा</w:t>
+      </w:r>
+      <w:r>
+        <w:rPr>
+          <w:lang w:val="hi_IN" w:bidi="hi_IN"/>
+        </w:rPr>
+        <w:t xml:space="preserve"> का प्रतीक होता है, अर्थात् परमेश्वर की शक्ति का। इसलिए तेल का दीपक इस बात का प्रतीक था कि परमेश्वर लोगों के साथ उपस्थित है। और सुगंधित धूप उन </w:t>
+      </w:r>
+      <w:r>
+        <w:rPr>
+          <w:b/>
+          <w:lang w:val="hi_IN" w:bidi="hi_IN"/>
+        </w:rPr>
+        <w:t>प्रार्थनाओं</w:t>
+      </w:r>
+      <w:r>
+        <w:rPr>
+          <w:lang w:val="hi_IN" w:bidi="hi_IN"/>
+        </w:rPr>
+        <w:t xml:space="preserve"> का प्रतीक थी जो लोग परमेश्वर से करते थे।</w:t>
+      </w:r>
+    </w:p>
+    <w:p>
+      <w:pPr/>
+      <w:r>
+        <w:rPr>
+          <w:lang w:val="hi_IN" w:bidi="hi_IN"/>
+        </w:rPr>
+      </w:r>
+      <w:r>
+        <w:rPr>
+          <w:lang w:val="hi_IN" w:bidi="hi_IN"/>
+        </w:rPr>
+        <w:t xml:space="preserve">पवित्र स्थान के अंत में एक भारी पर्दा लटका हुआ था। इस पर्दे के पीछे परम पवित्र स्थान था। इस परम पवित्र स्थान के अंदर </w:t>
+      </w:r>
+      <w:r>
+        <w:rPr>
+          <w:b/>
+          <w:lang w:val="hi_IN" w:bidi="hi_IN"/>
+        </w:rPr>
+        <w:t>वाचा का सन्दूक</w:t>
+      </w:r>
+      <w:r>
+        <w:rPr>
+          <w:lang w:val="hi_IN" w:bidi="hi_IN"/>
+        </w:rPr>
+        <w:t xml:space="preserve"> रखा था, जो एक लकड़ी का सन्दूक था। यह परम पवित्र स्थान था, क्योंकि परमेश्वर खुद वहाँ उपस्थित होता था। केवल </w:t>
+      </w:r>
+      <w:r>
+        <w:rPr>
+          <w:b/>
+          <w:lang w:val="hi_IN" w:bidi="hi_IN"/>
+        </w:rPr>
+        <w:t>महायाजक</w:t>
+      </w:r>
+      <w:r>
+        <w:rPr>
+          <w:lang w:val="hi_IN" w:bidi="hi_IN"/>
+        </w:rPr>
+        <w:t xml:space="preserve">, जो सबसे प्रमुख याजक होता था, वही इस स्थान में जा सकता था, और वह भी साल में केवल एक बार। यह "प्रायश्चित के दिन" होता था, जो माफ़ी का महान दिन है। हालाँकि इस्राएली लोग पूरे साल अपने पापों के लिए परमेश्वर से माफ़ी मांगते थे, लेकिन हर साल एक बार महायाजक उन सभी पापों के लिए माफ़ी मांगता था जो सभी लोगों ने पिछले साल किए थे। लोगों के पापों के कारण मन्दिर </w:t>
+      </w:r>
+      <w:r>
+        <w:rPr>
+          <w:lang w:val="hi_IN" w:bidi="hi_IN"/>
+        </w:rPr>
+        <w:t>अशुद्ध</w:t>
+      </w:r>
+      <w:r>
+        <w:rPr>
+          <w:lang w:val="hi_IN" w:bidi="hi_IN"/>
+        </w:rPr>
+        <w:t xml:space="preserve"> हो गया था और परमेश्वर की सेवा के योग्य नहीं रहा। माफ़ी के महान दिन, महायाजक ने जो काम किए, उनमें से एक यह था कि वह इस परम पवित्र स्थान में प्रवेश करता और वाचा के सन्दूक पर लहू छिड़कता था। यह इस बात का प्रतीक था कि मन्दिर फिर से उन सभी पापों से शुद्ध हो गया था जो लोगों ने किए थे।</w:t>
+      </w:r>
+    </w:p>
+    <w:p>
+      <w:pPr/>
+      <w:r>
+        <w:rPr>
+          <w:lang w:val="hi_IN" w:bidi="hi_IN"/>
+        </w:rPr>
+      </w:r>
+      <w:r>
+        <w:rPr>
+          <w:lang w:val="hi_IN" w:bidi="hi_IN"/>
+        </w:rPr>
+        <w:t xml:space="preserve">मन्दिर यरूशलेम में था, जो इस्राएल का सबसे महत्वपूर्ण शहर है। यहूदी लोग मन्दिर में महत्वपूर्ण त्योहारों और रिवाजों को मनाने के लिए यरूशलेम की यात्रा करते थे। यीशु के समय में, मन्दिर के चारों ओर कई आँगन थे। यदि आप मन्दिर में आने वाले एक </w:t>
+      </w:r>
+      <w:r>
+        <w:rPr>
+          <w:b/>
+          <w:lang w:val="hi_IN" w:bidi="hi_IN"/>
+        </w:rPr>
+        <w:t>परदेशी</w:t>
+      </w:r>
+      <w:r>
+        <w:rPr>
+          <w:lang w:val="hi_IN" w:bidi="hi_IN"/>
+        </w:rPr>
+        <w:t xml:space="preserve"> होते, तो आप केवल बाहरी आँगन तक ही आ सकते थे। यहूदी </w:t>
+      </w:r>
+      <w:r>
+        <w:rPr>
+          <w:b/>
+          <w:lang w:val="hi_IN" w:bidi="hi_IN"/>
+        </w:rPr>
+        <w:t>स्त्रियाँ</w:t>
+      </w:r>
+      <w:r>
+        <w:rPr>
+          <w:lang w:val="hi_IN" w:bidi="hi_IN"/>
+        </w:rPr>
+        <w:t xml:space="preserve"> अगले आँगन में भी जा सकती थीं। यहूदी </w:t>
+      </w:r>
+      <w:r>
+        <w:rPr>
+          <w:b/>
+          <w:lang w:val="hi_IN" w:bidi="hi_IN"/>
+        </w:rPr>
+        <w:t>पुरुष</w:t>
+      </w:r>
+      <w:r>
+        <w:rPr>
+          <w:lang w:val="hi_IN" w:bidi="hi_IN"/>
+        </w:rPr>
+        <w:t xml:space="preserve"> एक आँगन और आगे जा सकते थे। केवल याजक ही उस आँगन में प्रवेश कर सकते थे जहाँ बलिदान चढ़ाए जाते थे। पुराने नियम में हमें आँगनों के बारे में ये नियम नहीं मिलते। ये वे नियम थे जो यहूदी लोगों ने खुद बनाए थे।</w:t>
+      </w:r>
+    </w:p>
+    <w:p>
+      <w:pPr/>
+      <w:r>
+        <w:rPr>
+          <w:lang w:val="hi_IN" w:bidi="hi_IN"/>
+        </w:rPr>
+      </w:r>
+      <w:r>
+        <w:rPr>
+          <w:lang w:val="hi_IN" w:bidi="hi_IN"/>
+        </w:rPr>
+        <w:t xml:space="preserve">लेकिन पुराने नियम में भी, केवल </w:t>
+      </w:r>
+      <w:r>
+        <w:rPr>
+          <w:b/>
+          <w:lang w:val="hi_IN" w:bidi="hi_IN"/>
+        </w:rPr>
+        <w:t>याजक</w:t>
+      </w:r>
+      <w:r>
+        <w:rPr>
+          <w:lang w:val="hi_IN" w:bidi="hi_IN"/>
+        </w:rPr>
+        <w:t xml:space="preserve"> ही मन्दिर में जा सकते थे, और केवल महायाजक ही भारी पर्दे के पार जाकर परम पवित्र स्थान में जा सकता था। यह सब लोगों को दिखाता था कि परमेश्वर कितना पवित्र है और वह लोगों से कितना भिन्न और अलग है। जब यीशु </w:t>
+      </w:r>
+      <w:r>
+        <w:rPr>
+          <w:lang w:val="hi_IN" w:bidi="hi_IN"/>
+        </w:rPr>
+        <w:t>क्रूस</w:t>
+      </w:r>
+      <w:r>
+        <w:rPr>
+          <w:lang w:val="hi_IN" w:bidi="hi_IN"/>
+        </w:rPr>
+        <w:t xml:space="preserve"> पर मरा, तब मन्दिर के अंदर कुछ अजीब हुआ। मत्ती की पुस्तक हमें बताती है कि मन्दिर का पर्दा ऊपर से नीचे तक आधा फट गया था! यह हमें दिखाता है कि यीशु की मृत्यु के कारण परमेश्वर और लोगों के बीच की यह बड़ी दूरी मिट गई। यीशु के बलिदान ने लोगों के लिए यह संभव कर दिया कि वे अब बिना किसी डर और झिझक के परमेश्वर के पास आ सकें।</w:t>
+      </w:r>
+    </w:p>
+    <w:p>
+      <w:pPr/>
+      <w:r>
+        <w:rPr>
+          <w:lang w:val="hi_IN" w:bidi="hi_IN"/>
+        </w:rPr>
+      </w:r>
+      <w:r>
+        <w:rPr>
+          <w:lang w:val="hi_IN" w:bidi="hi_IN"/>
+        </w:rPr>
+        <w:t>यीशु के स्वर्ग लौट जाने के लगभग 40 साल बाद, रोम के लोगों ने इस मन्दिर को नष्ट कर दिया। यहूदी लोगों ने रोम के लोगों के विरुद्ध बलवा किया था, जो उन पर शासन करते थे, और इस कारण रोम के लोगों ने यरूशलेम को जला दिया और मन्दिर को पूरी तरह नष्ट कर दिया। इसके बाद, यहूदी मन्दिर को दोबारा कभी नहीं बना सके।</w:t>
+      </w:r>
+    </w:p>
+    <w:p>
+      <w:pPr/>
+      <w:r>
+        <w:rPr>
+          <w:lang w:val="hi_IN" w:bidi="hi_IN"/>
+        </w:rPr>
+      </w:r>
+      <w:r>
+        <w:rPr>
+          <w:lang w:val="hi_IN" w:bidi="hi_IN"/>
+        </w:rPr>
+        <w:t xml:space="preserve">पौलुस ने अपने पत्र में लोगों से कहा कि </w:t>
+      </w:r>
+      <w:r>
+        <w:rPr>
+          <w:b/>
+          <w:lang w:val="hi_IN" w:bidi="hi_IN"/>
+        </w:rPr>
+        <w:t>कलीसिया</w:t>
+      </w:r>
+      <w:r>
+        <w:rPr>
+          <w:lang w:val="hi_IN" w:bidi="hi_IN"/>
+        </w:rPr>
+        <w:t xml:space="preserve">, यानी जो </w:t>
+      </w:r>
+      <w:r>
+        <w:rPr>
+          <w:b/>
+          <w:lang w:val="hi_IN" w:bidi="hi_IN"/>
+        </w:rPr>
+        <w:t>विश्वासी</w:t>
+      </w:r>
+      <w:r>
+        <w:rPr>
+          <w:lang w:val="hi_IN" w:bidi="hi_IN"/>
+        </w:rPr>
+        <w:t xml:space="preserve"> अब यीशु में एक साथ हैं, अब परमेश्वर का मन्दिर हैं। विश्वासियों का समुदाय वह स्थान है जहाँ परमेश्वर पृथ्वी पर रहता है, और जहाँ लोग उससे मिल सकते हैं।</w:t>
+      </w:r>
+    </w:p>
+    <w:p>
+      <w:pPr/>
+      <w:r>
+        <w:rPr>
+          <w:lang w:val="hi_IN" w:bidi="hi_IN"/>
+        </w:rPr>
+      </w:r>
+      <w:r>
+        <w:rPr>
+          <w:lang w:val="hi_IN" w:bidi="hi_IN"/>
+        </w:rPr>
+        <w:t>प्रकाशितवाक्य की पुस्तक में हम पढ़ते हैं कि जब यीशु पृथ्वी पर शासन करने के लिए वापस आएगा, तब और कोई मन्दिर नहीं होगा। मन्दिर की कोई ज़रूरत नहीं होगी, क्योंकि परमेश्वर लोगों के बीच रहेगा, बिना किसी दूरी के!</w:t>
+      </w:r>
+    </w:p>
+    <w:p>
+      <w:pPr/>
+      <w:r>
+        <w:rPr>
+          <w:lang w:val="hi_IN" w:bidi="hi_IN"/>
+        </w:rPr>
+      </w:r>
+      <w:r>
+        <w:rPr>
+          <w:lang w:val="hi_IN" w:bidi="hi_IN"/>
+        </w:rPr>
+        <w:t>बाइबल में हमें ऐसे और भी वाक्यांश मिलते हैं जिनका इस्तेमाल मन्दिर के लिए किया जाता है, जैसे:</w:t>
+      </w:r>
+    </w:p>
+    <w:p>
+      <w:pPr/>
+      <w:r>
+        <w:rPr>
+          <w:lang w:val="hi_IN" w:bidi="hi_IN"/>
+        </w:rPr>
+      </w:r>
+      <w:r>
+        <w:rPr>
+          <w:lang w:val="hi_IN" w:bidi="hi_IN"/>
+        </w:rPr>
+        <w:t xml:space="preserve">बाइबल में कुछ मन्दिरों का भी ज़िक्र है जो उन देवताओं के लिये समर्पित थे जिनकी पूजा अन्य लोग करते थे, जैसे न्यायियों की पुस्तक में दागोन का मन्दिर या प्रेरितों की पुस्तक में अरतिमिस का मन्दिर। ये मन्दिर यरूशलेम के मन्दिर से बिल्कुल अलग थे और उनमें हमेशा एक </w:t>
+      </w:r>
+      <w:r>
+        <w:rPr>
+          <w:b/>
+          <w:lang w:val="hi_IN" w:bidi="hi_IN"/>
+        </w:rPr>
+        <w:t>मूर्ति</w:t>
+      </w:r>
+      <w:r>
+        <w:rPr>
+          <w:lang w:val="hi_IN" w:bidi="hi_IN"/>
+        </w:rPr>
+        <w:t xml:space="preserve"> होती थी, जो इन देवताओं की प्रतिमा होती थी। परमेश्वर के मन्दिर में कोई मूर्ति नहीं थी, क्योंकि परमेश्वर ने लोगों को अपनी प्रतिमा बनाने से मना किया था।</w:t>
+      </w:r>
+    </w:p>
+    <w:p>
+      <w:pPr/>
+      <w:r>
+        <w:rPr>
+          <w:lang w:val="hi_IN" w:bidi="hi_IN"/>
+        </w:rPr>
+      </w:r>
+      <w:r>
+        <w:rPr>
+          <w:b/>
+          <w:lang w:val="hi_IN" w:bidi="hi_IN"/>
+        </w:rPr>
+        <w:t>जब आप "मन्दिर" शब्द का अनुवाद कर रहे हों, तो इन बातों का ध्यान रखें:</w:t>
+      </w:r>
+    </w:p>
+    <w:p>
+      <w:pPr/>
+      <w:r>
+        <w:rPr>
+          <w:lang w:val="hi_IN" w:bidi="hi_IN"/>
+        </w:rPr>
+      </w:r>
+      <w:r>
+        <w:rPr>
+          <w:lang w:val="hi_IN" w:bidi="hi_IN"/>
+        </w:rPr>
+        <w:t>आपकी भाषा में ऐसा शब्द हो सकता है जिसका इस्तेमाल किसी ऐसे पूजा स्थल के लिए किया जाता है जो आपकी संस्कृति में किसी देवता को समर्पित हो। यह शब्द बाइबल में 'मन्दिर' के लिए सही नहीं हो सकता, जब तक कि आप इसके अंतर के बारे में कुछ समझाएँ नहीं। आप शायद "परमेश्वर का मन्दिर" कहकर यह स्पष्ट कर सकते हैं कि यह आपके समुदाय के मन्दिरों से अलग है।</w:t>
+      </w:r>
+    </w:p>
+    <w:p>
+      <w:pPr/>
+      <w:r>
+        <w:rPr>
+          <w:lang w:val="hi_IN" w:bidi="hi_IN"/>
+        </w:rPr>
+      </w:r>
+      <w:r>
+        <w:rPr>
+          <w:lang w:val="hi_IN" w:bidi="hi_IN"/>
+        </w:rPr>
+        <w:t>मन्दिर के लिए अन्य सम्भावित नाम हो सकते हैं:</w:t>
+      </w:r>
+    </w:p>
+    <w:p>
+      <w:pPr/>
+      <w:r>
+        <w:rPr>
+          <w:lang w:val="hi_IN" w:bidi="hi_IN"/>
+        </w:rPr>
+      </w:r>
+      <w:r>
+        <w:rPr>
+          <w:lang w:val="hi_IN" w:bidi="hi_IN"/>
+        </w:rPr>
+        <w:t xml:space="preserve">यह याद रखें कि आपको </w:t>
+      </w:r>
+      <w:r>
+        <w:rPr>
+          <w:lang w:val="hi_IN" w:bidi="hi_IN"/>
+        </w:rPr>
+        <w:t>मिलापवाले तम्बू</w:t>
+      </w:r>
+      <w:r>
+        <w:rPr>
+          <w:lang w:val="hi_IN" w:bidi="hi_IN"/>
+        </w:rPr>
+        <w:t xml:space="preserve"> के लिए भी एक अलग शब्द की ज़रूरत होगी।</w:t>
+      </w:r>
+    </w:p>
+    <w:p>
+      <w:pPr/>
+      <w:r>
+        <w:rPr>
+          <w:lang w:val="hi_IN" w:bidi="hi_IN"/>
+        </w:rPr>
+      </w:r>
+      <w:r>
+        <w:rPr>
+          <w:lang w:val="hi_IN" w:bidi="hi_IN"/>
+        </w:rPr>
+        <w:t xml:space="preserve">इसके अलावा, ध्यान रहे कि लोग उस शब्द से भ्रमित न हों जिसे आप </w:t>
+      </w:r>
+      <w:r>
+        <w:rPr>
+          <w:lang w:val="hi_IN" w:bidi="hi_IN"/>
+        </w:rPr>
+        <w:t>आराधनालय</w:t>
+      </w:r>
+      <w:r>
+        <w:rPr>
+          <w:lang w:val="hi_IN" w:bidi="hi_IN"/>
+        </w:rPr>
+        <w:t xml:space="preserve"> के लिए चुन रहे हैं। आराधनालय वह स्थान था जहाँ यहूदी लोग प्रार्थना करने और परमेश्वर के वचन का अध्ययन करने के लिए इकट्ठा होते थे। लोग आराधनालय में बलिदान नहीं चढ़ाते थे। कई आराधनालय थे, लेकिन मन्दिर केवल एक ही था।</w:t>
+      </w:r>
+      <w:r>
+        <w:rPr>
+          <w:lang w:val="hi_IN" w:bidi="hi_IN"/>
+        </w:rPr>
+      </w:r>
+      <w:r>
+        <w:rPr>
+          <w:lang w:val="hi_IN" w:bidi="hi_IN"/>
+        </w:rPr>
+      </w:r>
+    </w:p>
+    <w:p>
+      <w:pPr/>
+      <w:r>
+        <w:rPr>
+          <w:lang w:val="hi_IN" w:bidi="hi_IN"/>
+        </w:rPr>
+      </w:r>
+    </w:p>
+    <w:p>
+      <w:pPr>
+        <w:pStyle w:val="Heading2"/>
+      </w:pPr>
+      <w:r>
+        <w:rPr>
+          <w:lang w:val="hi_IN" w:bidi="hi_IN"/>
+        </w:rPr>
+        <w:t>मसीह</w:t>
+      </w:r>
+      <w:r>
+        <w:rPr>
+          <w:lang w:val="hi_IN" w:bidi="hi_IN"/>
+        </w:rPr>
+      </w:r>
+    </w:p>
+    <w:p>
+      <w:pPr/>
+      <w:r>
+        <w:rPr>
+          <w:lang w:val="hi_IN" w:bidi="hi_IN"/>
+        </w:rPr>
+      </w:r>
+      <w:r>
+        <w:rPr>
+          <w:b/>
+          <w:lang w:val="hi_IN" w:bidi="hi_IN"/>
+        </w:rPr>
+        <w:t>मसीह</w:t>
+      </w:r>
+      <w:r>
+        <w:rPr>
+          <w:lang w:val="hi_IN" w:bidi="hi_IN"/>
+        </w:rPr>
+        <w:t xml:space="preserve"> शब्द </w:t>
+      </w:r>
+      <w:r>
+        <w:rPr>
+          <w:lang w:val="hi_IN" w:bidi="hi_IN"/>
+        </w:rPr>
+        <w:t>मसीहा</w:t>
+      </w:r>
+      <w:r>
+        <w:rPr>
+          <w:lang w:val="hi_IN" w:bidi="hi_IN"/>
+        </w:rPr>
+        <w:t xml:space="preserve"> शब्द के समान है। मसीह </w:t>
+      </w:r>
+      <w:r>
+        <w:rPr>
+          <w:lang w:val="hi_IN" w:bidi="hi_IN"/>
+        </w:rPr>
         <w:t>यूनानी</w:t>
       </w:r>
       <w:r>
         <w:rPr>
           <w:lang w:val="hi_IN" w:bidi="hi_IN"/>
         </w:rPr>
-        <w:t xml:space="preserve"> में, मन हृदय से थोड़ा अलग है। यूनानी में, "हृदय" शब्द में भावनाओं पर थोड़ा ज़्यादा ज़ोर दिया गया है, जबकि "मन" शब्द में किसी व्यक्ति के विचारों, बुद्धि और इच्छा पर ज़्यादा जोर दिया गया है।</w:t>
-      </w:r>
-    </w:p>
-    <w:p>
-      <w:pPr/>
-      <w:r>
-        <w:rPr>
-          <w:lang w:val="hi_IN" w:bidi="hi_IN"/>
-        </w:rPr>
+        <w:t xml:space="preserve"> शब्द है, और वही शब्द </w:t>
       </w:r>
       <w:r>
         <w:rPr>
           <w:b/>
           <w:lang w:val="hi_IN" w:bidi="hi_IN"/>
         </w:rPr>
-        <w:t>जब आप मन शब्द का अनुवाद कर रहे हों, तो इन बातों का ध्यान रखें:</w:t>
-      </w:r>
-    </w:p>
-    <w:p>
-      <w:pPr/>
-      <w:r>
-        <w:rPr>
-          <w:lang w:val="hi_IN" w:bidi="hi_IN"/>
-        </w:rPr>
-      </w:r>
-      <w:r>
-        <w:rPr>
-          <w:lang w:val="hi_IN" w:bidi="hi_IN"/>
-        </w:rPr>
-        <w:t>कृपया ध्यान दें कि आपके पास "हृदय," "प्राण" और "आत्मा" के लिए भी एक शब्द होना चाहिए। मन, हृदय, प्राण और आत्मा ये सभी शब्द किसी व्यक्ति के अंदरूनी, अदृश्य हिस्से से जुड़े हैं, लेकिन इनमें से हर एक का उपयोग थोड़ा अलग है। आप पहले इन शब्दों की व्याख्या सुनना चाह सकते हैं, फिर इन चारों शब्दों पर एक साथ चर्चा कर सकते हैं। फिर आप यह तय कर सकते हैं कि आप इनमें से प्रत्येक शब्द का अनुवाद कैसे करेंगे। लेकिन यह याद रखें कि हर भाग में आपको फिर से सोचना होगा कि क्या आपने सही अनुवाद चुना है।</w:t>
-      </w:r>
-    </w:p>
-    <w:p>
-      <w:pPr/>
-      <w:r>
-        <w:rPr>
-          <w:lang w:val="hi_IN" w:bidi="hi_IN"/>
-        </w:rPr>
-      </w:r>
-      <w:r>
-        <w:rPr>
-          <w:lang w:val="hi_IN" w:bidi="hi_IN"/>
-        </w:rPr>
-        <w:t>अंत में कहें तो:</w:t>
+        <w:t>इब्रानी</w:t>
+      </w:r>
+      <w:r>
+        <w:rPr>
+          <w:lang w:val="hi_IN" w:bidi="hi_IN"/>
+        </w:rPr>
+        <w:t xml:space="preserve"> में मसीहा है। यूनानी भाषा नए नियम की भाषा है, जबकि इब्रानी भाषा पुराने नियम की भाषा है।</w:t>
+      </w:r>
+    </w:p>
+    <w:p>
+      <w:pPr/>
+      <w:r>
+        <w:rPr>
+          <w:lang w:val="hi_IN" w:bidi="hi_IN"/>
+        </w:rPr>
+      </w:r>
+      <w:r>
+        <w:rPr>
+          <w:lang w:val="hi_IN" w:bidi="hi_IN"/>
+        </w:rPr>
+        <w:t xml:space="preserve">"मसीहा" शब्द उस विशेष </w:t>
+      </w:r>
+      <w:r>
+        <w:rPr>
+          <w:lang w:val="hi_IN" w:bidi="hi_IN"/>
+        </w:rPr>
+        <w:t>राजा</w:t>
+      </w:r>
+      <w:r>
+        <w:rPr>
+          <w:lang w:val="hi_IN" w:bidi="hi_IN"/>
+        </w:rPr>
+        <w:t xml:space="preserve"> और </w:t>
+      </w:r>
+      <w:r>
+        <w:rPr>
+          <w:b/>
+          <w:lang w:val="hi_IN" w:bidi="hi_IN"/>
+        </w:rPr>
+        <w:t>उद्धारकर्ता</w:t>
+      </w:r>
+      <w:r>
+        <w:rPr>
+          <w:lang w:val="hi_IN" w:bidi="hi_IN"/>
+        </w:rPr>
+        <w:t xml:space="preserve"> की ओर संकेत करता है जिसे भेजने का वादा परमेश्वर ने किया था।</w:t>
+      </w:r>
+    </w:p>
+    <w:p>
+      <w:pPr/>
+      <w:r>
+        <w:rPr>
+          <w:lang w:val="hi_IN" w:bidi="hi_IN"/>
+        </w:rPr>
+      </w:r>
+      <w:r>
+        <w:rPr>
+          <w:lang w:val="hi_IN" w:bidi="hi_IN"/>
+        </w:rPr>
+        <w:t xml:space="preserve">मसीहा का वास्तविक अर्थ है वह जिसका </w:t>
+      </w:r>
+      <w:r>
+        <w:rPr>
+          <w:lang w:val="hi_IN" w:bidi="hi_IN"/>
+        </w:rPr>
+        <w:t>अभिषेक</w:t>
+      </w:r>
+      <w:r>
+        <w:rPr>
+          <w:lang w:val="hi_IN" w:bidi="hi_IN"/>
+        </w:rPr>
+        <w:t xml:space="preserve"> किया गया हो। इसका अर्थ है कि किसी और व्यक्ति ने उन पर तेल उंडेला था। यह इस बात का संकेत था कि परमेश्वर ने इस व्यक्ति को एक विशेष काम दिया था। उदाहरण के लिए, पुराने नियम में, परमेश्वर ने </w:t>
+      </w:r>
+      <w:r>
+        <w:rPr>
+          <w:b/>
+          <w:lang w:val="hi_IN" w:bidi="hi_IN"/>
+        </w:rPr>
+        <w:t>भविष्यद्वक्ता</w:t>
+      </w:r>
+      <w:r>
+        <w:rPr>
+          <w:lang w:val="hi_IN" w:bidi="hi_IN"/>
+        </w:rPr>
+        <w:t xml:space="preserve"> शमूएल से कहा कि वह </w:t>
+      </w:r>
+      <w:r>
+        <w:rPr>
+          <w:lang w:val="hi_IN" w:bidi="hi_IN"/>
+        </w:rPr>
+        <w:t>दाऊद</w:t>
+      </w:r>
+      <w:r>
+        <w:rPr>
+          <w:lang w:val="hi_IN" w:bidi="hi_IN"/>
+        </w:rPr>
+        <w:t xml:space="preserve"> पर तेल उंडेले। यह इस बात का संकेत था कि परमेश्वर ने दाऊद को </w:t>
+      </w:r>
+      <w:r>
+        <w:rPr>
+          <w:lang w:val="hi_IN" w:bidi="hi_IN"/>
+        </w:rPr>
+        <w:t>इस्राएल</w:t>
+      </w:r>
+      <w:r>
+        <w:rPr>
+          <w:lang w:val="hi_IN" w:bidi="hi_IN"/>
+        </w:rPr>
+        <w:t xml:space="preserve"> का अगला राजा बनने के लिए चुना था।</w:t>
+      </w:r>
+    </w:p>
+    <w:p>
+      <w:pPr/>
+      <w:r>
+        <w:rPr>
+          <w:lang w:val="hi_IN" w:bidi="hi_IN"/>
+        </w:rPr>
+      </w:r>
+      <w:r>
+        <w:rPr>
+          <w:lang w:val="hi_IN" w:bidi="hi_IN"/>
+        </w:rPr>
+        <w:t>बाद में, अगर परमेश्वर ने किसी व्यक्ति को किसी विशेष कार्य के लिए नियुक्त किया होता, तो लोग उसे अभिषिक्त कहने लगे चाहे उसके सिर पर सचमुच तेल न डाला गया हो।</w:t>
+      </w:r>
+    </w:p>
+    <w:p>
+      <w:pPr/>
+      <w:r>
+        <w:rPr>
+          <w:lang w:val="hi_IN" w:bidi="hi_IN"/>
+        </w:rPr>
+      </w:r>
+      <w:r>
+        <w:rPr>
+          <w:lang w:val="hi_IN" w:bidi="hi_IN"/>
+        </w:rPr>
+        <w:t xml:space="preserve">दाऊद इस्राएल का सबसे प्रिय राजा बन गया। लेकिन दाऊद के बाद, दूसरे लोगों ने इस्राएल पर शासन किया, और उनमें से कई राजा अच्छे नहीं थे। इन राजाओं ने लोगों को परमेश्वर से दूर कर दिया, और इसलिए परमेश्वर को उन्हें दण्ड देना पड़ा। इस्राएल देश नष्ट हो गया, और दूसरे </w:t>
+      </w:r>
+      <w:r>
+        <w:rPr>
+          <w:lang w:val="hi_IN" w:bidi="hi_IN"/>
+        </w:rPr>
+        <w:t>राष्ट्रों</w:t>
+      </w:r>
+      <w:r>
+        <w:rPr>
+          <w:lang w:val="hi_IN" w:bidi="hi_IN"/>
+        </w:rPr>
+        <w:t xml:space="preserve"> के नियंत्रण में आ गया। लेकिन फिर भी, परमेश्वर ने इस्राएल के लोगों से वादा किया कि वह उनके पास एक नया राजा भेजेगा। यह राजा लोगों को उनके संकट से बचाएगा। यह राजा दाऊद का वंशज होगा।</w:t>
+      </w:r>
+    </w:p>
+    <w:p>
+      <w:pPr/>
+      <w:r>
+        <w:rPr>
+          <w:lang w:val="hi_IN" w:bidi="hi_IN"/>
+        </w:rPr>
+      </w:r>
+      <w:r>
+        <w:rPr>
+          <w:b/>
+          <w:lang w:val="hi_IN" w:bidi="hi_IN"/>
+        </w:rPr>
+        <w:t>इस्राएलियों</w:t>
+      </w:r>
+      <w:r>
+        <w:rPr>
+          <w:lang w:val="hi_IN" w:bidi="hi_IN"/>
+        </w:rPr>
+        <w:t xml:space="preserve"> ने इस राजा का उल्लेख करना शुरू किया जिसे परमेश्वर ने "मसीहा" के रूप में भेजने का वादा किया था, जिसका अर्थ है "अभिषिक्त व्यक्ति।"</w:t>
+      </w:r>
+    </w:p>
+    <w:p>
+      <w:pPr/>
+      <w:r>
+        <w:rPr>
+          <w:lang w:val="hi_IN" w:bidi="hi_IN"/>
+        </w:rPr>
+      </w:r>
+      <w:r>
+        <w:rPr>
+          <w:lang w:val="hi_IN" w:bidi="hi_IN"/>
+        </w:rPr>
+        <w:t xml:space="preserve">जब यीशु आया, तो उसने लोगों को दिखाया कि </w:t>
+      </w:r>
+      <w:r>
+        <w:rPr>
+          <w:b/>
+          <w:lang w:val="hi_IN" w:bidi="hi_IN"/>
+        </w:rPr>
+        <w:t>वह</w:t>
+      </w:r>
+      <w:r>
+        <w:rPr>
+          <w:lang w:val="hi_IN" w:bidi="hi_IN"/>
+        </w:rPr>
+        <w:t xml:space="preserve"> वही मसीहा है जिसे परमेश्वर ने भेजने का वादा किया था। यीशु दाऊद का वंशज था। यीशु ने अपनी असाधारण शक्ति और </w:t>
+      </w:r>
+      <w:r>
+        <w:rPr>
+          <w:lang w:val="hi_IN" w:bidi="hi_IN"/>
+        </w:rPr>
+        <w:t>अधिकार</w:t>
+      </w:r>
+      <w:r>
+        <w:rPr>
+          <w:lang w:val="hi_IN" w:bidi="hi_IN"/>
+        </w:rPr>
+        <w:t xml:space="preserve"> के द्वारा यह साबित किया कि परमेश्वर ने उसे नियुक्त किया था।</w:t>
+      </w:r>
+    </w:p>
+    <w:p>
+      <w:pPr/>
+      <w:r>
+        <w:rPr>
+          <w:lang w:val="hi_IN" w:bidi="hi_IN"/>
+        </w:rPr>
+      </w:r>
+      <w:r>
+        <w:rPr>
+          <w:lang w:val="hi_IN" w:bidi="hi_IN"/>
+        </w:rPr>
+        <w:t xml:space="preserve">यीशु ने कभी भी लोगों से सीधा यह नहीं कहा कि "मैं मसीहा हूँ!" इसका कारण यह था कि लोग अब तक वास्तव में नहीं समझ पाए थे कि यीशु का मसीहा होना क्या मायने रखता है। वे गलत </w:t>
+      </w:r>
+      <w:r>
+        <w:rPr>
+          <w:lang w:val="hi_IN" w:bidi="hi_IN"/>
+        </w:rPr>
+        <w:t>मानते</w:t>
+      </w:r>
+      <w:r>
+        <w:rPr>
+          <w:lang w:val="hi_IN" w:bidi="hi_IN"/>
+        </w:rPr>
+        <w:t xml:space="preserve"> थे कि मसीहा इस्राएल का राज्य फिर से स्थापित करेगा और उन्हें राजनीतिक शक्ति वापस दिलाएगा। इसके बजाय यीशु ने खुद को "</w:t>
+      </w:r>
+      <w:r>
+        <w:rPr>
+          <w:lang w:val="hi_IN" w:bidi="hi_IN"/>
+        </w:rPr>
+        <w:t>मनुष्य का पुत्र</w:t>
+      </w:r>
+      <w:r>
+        <w:rPr>
+          <w:lang w:val="hi_IN" w:bidi="hi_IN"/>
+        </w:rPr>
+        <w:t>" कहा, जो मसीहा होने का इशारा था।</w:t>
+      </w:r>
+    </w:p>
+    <w:p>
+      <w:pPr/>
+      <w:r>
+        <w:rPr>
+          <w:lang w:val="hi_IN" w:bidi="hi_IN"/>
+        </w:rPr>
+      </w:r>
+      <w:r>
+        <w:rPr>
+          <w:lang w:val="hi_IN" w:bidi="hi_IN"/>
+        </w:rPr>
+        <w:t xml:space="preserve">यीशु मरे हुओं में से जी उठा, तो उसके </w:t>
+      </w:r>
+      <w:r>
+        <w:rPr>
+          <w:lang w:val="hi_IN" w:bidi="hi_IN"/>
+        </w:rPr>
+        <w:t>चेलों</w:t>
+      </w:r>
+      <w:r>
+        <w:rPr>
+          <w:lang w:val="hi_IN" w:bidi="hi_IN"/>
+        </w:rPr>
+        <w:t xml:space="preserve"> को पूरा यकीन हो गया कि वही मसीहा है, और उन्होंने यह शुभ समाचार दूसरों को बताना शुरू किया। परमेश्वर ने अपना उद्धारकर्ता भेजा था! लेकिन यीशु ऐसा उद्धारकर्ता नहीं था जिसने लोगों को सिर्फ सांसारिक सरकार से आजाद किया। यीशु एक ऐसा उद्धारकर्ता था जिसने इससे भी ज़्यादा किया उसने लोगों को </w:t>
+      </w:r>
+      <w:r>
+        <w:rPr>
+          <w:lang w:val="hi_IN" w:bidi="hi_IN"/>
+        </w:rPr>
+        <w:t>पाप</w:t>
+      </w:r>
+      <w:r>
+        <w:rPr>
+          <w:lang w:val="hi_IN" w:bidi="hi_IN"/>
+        </w:rPr>
+        <w:t xml:space="preserve"> और मृत्यु से आजाद किया।</w:t>
+      </w:r>
+    </w:p>
+    <w:p>
+      <w:pPr/>
+      <w:r>
+        <w:rPr>
+          <w:lang w:val="hi_IN" w:bidi="hi_IN"/>
+        </w:rPr>
+      </w:r>
+      <w:r>
+        <w:rPr>
+          <w:b/>
+          <w:lang w:val="hi_IN" w:bidi="hi_IN"/>
+        </w:rPr>
+        <w:t>जब आप "मसीहा" या "मसीह" शब्दों का अनुवाद कर रहे हों, तो इन बातों का ध्यान रखें:</w:t>
       </w:r>
       <w:r>
         <w:rPr>
@@ -392,93 +1953,1151 @@
         <w:rPr>
           <w:lang w:val="hi_IN" w:bidi="hi_IN"/>
         </w:rPr>
-        <w:t>मन फिराव</w:t>
-      </w:r>
-      <w:r>
-        <w:rPr>
-          <w:lang w:val="hi_IN" w:bidi="hi_IN"/>
-        </w:rPr>
-      </w:r>
-    </w:p>
-    <w:p>
-      <w:pPr/>
-      <w:r>
-        <w:rPr>
-          <w:lang w:val="hi_IN" w:bidi="hi_IN"/>
-        </w:rPr>
-      </w:r>
-      <w:r>
-        <w:rPr>
-          <w:lang w:val="hi_IN" w:bidi="hi_IN"/>
-        </w:rPr>
-        <w:t xml:space="preserve">जब आप </w:t>
+        <w:t>मसीहा</w:t>
+      </w:r>
+      <w:r>
+        <w:rPr>
+          <w:lang w:val="hi_IN" w:bidi="hi_IN"/>
+        </w:rPr>
+      </w:r>
+    </w:p>
+    <w:p>
+      <w:pPr/>
+      <w:r>
+        <w:rPr>
+          <w:lang w:val="hi_IN" w:bidi="hi_IN"/>
+        </w:rPr>
+      </w:r>
+      <w:r>
+        <w:rPr>
+          <w:lang w:val="hi_IN" w:bidi="hi_IN"/>
+        </w:rPr>
+        <w:t>मसीह</w:t>
+      </w:r>
+      <w:r>
+        <w:rPr>
+          <w:lang w:val="hi_IN" w:bidi="hi_IN"/>
+        </w:rPr>
+        <w:t xml:space="preserve"> शब्द </w:t>
       </w:r>
       <w:r>
         <w:rPr>
           <w:b/>
           <w:lang w:val="hi_IN" w:bidi="hi_IN"/>
         </w:rPr>
-        <w:t>मन फिराव</w:t>
-      </w:r>
-      <w:r>
-        <w:rPr>
-          <w:lang w:val="hi_IN" w:bidi="hi_IN"/>
-        </w:rPr>
-        <w:t xml:space="preserve"> करते हैं, तो आपको अपने बुरे कामों के लिए पछतावा होता है और आप बदलना चाहते हैं। यह ऐसे है जैसे तुम मुड़ रहे हो: तुम बुरी बातों से मुँह मोड़ लेते हो और अच्छी बातों की ओर चलना शुरू करते हो। अब तुमने ठान लिया है कि तुम परमेश्वर की आज्ञा न मानने के बजाय, उसकी आज्ञा मानोगे।</w:t>
-      </w:r>
-    </w:p>
-    <w:p>
-      <w:pPr/>
-      <w:r>
-        <w:rPr>
-          <w:lang w:val="hi_IN" w:bidi="hi_IN"/>
-        </w:rPr>
-      </w:r>
-      <w:r>
-        <w:rPr>
-          <w:lang w:val="hi_IN" w:bidi="hi_IN"/>
-        </w:rPr>
-        <w:t xml:space="preserve">परमेश्वर लोगों से कहता है कि उन्हें अपने </w:t>
+        <w:t>मसीहा</w:t>
+      </w:r>
+      <w:r>
+        <w:rPr>
+          <w:lang w:val="hi_IN" w:bidi="hi_IN"/>
+        </w:rPr>
+        <w:t xml:space="preserve"> शब्द के समान है। मसीह </w:t>
+      </w:r>
+      <w:r>
+        <w:rPr>
+          <w:lang w:val="hi_IN" w:bidi="hi_IN"/>
+        </w:rPr>
+        <w:t>यूनानी</w:t>
+      </w:r>
+      <w:r>
+        <w:rPr>
+          <w:lang w:val="hi_IN" w:bidi="hi_IN"/>
+        </w:rPr>
+        <w:t xml:space="preserve"> शब्द है, और वही शब्द </w:t>
       </w:r>
       <w:r>
         <w:rPr>
           <w:b/>
           <w:lang w:val="hi_IN" w:bidi="hi_IN"/>
         </w:rPr>
+        <w:t>इब्रानी</w:t>
+      </w:r>
+      <w:r>
+        <w:rPr>
+          <w:lang w:val="hi_IN" w:bidi="hi_IN"/>
+        </w:rPr>
+        <w:t xml:space="preserve"> में मसीहा है। नए नियम की भाषा यूनानी है, जबकि पुराने नियम की भाषा इब्रानी है। "मसीहा" शब्द उस विशेष </w:t>
+      </w:r>
+      <w:r>
+        <w:rPr>
+          <w:lang w:val="hi_IN" w:bidi="hi_IN"/>
+        </w:rPr>
+        <w:t>राजा</w:t>
+      </w:r>
+      <w:r>
+        <w:rPr>
+          <w:lang w:val="hi_IN" w:bidi="hi_IN"/>
+        </w:rPr>
+        <w:t xml:space="preserve"> और </w:t>
+      </w:r>
+      <w:r>
+        <w:rPr>
+          <w:b/>
+          <w:lang w:val="hi_IN" w:bidi="hi_IN"/>
+        </w:rPr>
+        <w:t>उद्धारकर्ता</w:t>
+      </w:r>
+      <w:r>
+        <w:rPr>
+          <w:lang w:val="hi_IN" w:bidi="hi_IN"/>
+        </w:rPr>
+        <w:t xml:space="preserve"> की ओर संकेत करता है जिसे भेजने का वादा परमेश्वर ने किया था।</w:t>
+      </w:r>
+    </w:p>
+    <w:p>
+      <w:pPr/>
+      <w:r>
+        <w:rPr>
+          <w:lang w:val="hi_IN" w:bidi="hi_IN"/>
+        </w:rPr>
+      </w:r>
+      <w:r>
+        <w:rPr>
+          <w:lang w:val="hi_IN" w:bidi="hi_IN"/>
+        </w:rPr>
+        <w:t xml:space="preserve">मसीहा का सीधा अर्थ है, वह जिसका </w:t>
+      </w:r>
+      <w:r>
+        <w:rPr>
+          <w:lang w:val="hi_IN" w:bidi="hi_IN"/>
+        </w:rPr>
+        <w:t>अभिषेक</w:t>
+      </w:r>
+      <w:r>
+        <w:rPr>
+          <w:lang w:val="hi_IN" w:bidi="hi_IN"/>
+        </w:rPr>
+        <w:t xml:space="preserve"> किया गया हो। इसका अर्थ है कि किसी दूसरे व्यक्ति ने उनके ऊपर तेल डाला था। यह इस बात का चिन्ह था कि परमेश्वर ने उस व्यक्ति को एक विशेष काम दिया है। उदाहरण के लिए, पुराने नियम में, परमेश्वर ने </w:t>
+      </w:r>
+      <w:r>
+        <w:rPr>
+          <w:b/>
+          <w:lang w:val="hi_IN" w:bidi="hi_IN"/>
+        </w:rPr>
+        <w:t>भविष्यद्वक्ता</w:t>
+      </w:r>
+      <w:r>
+        <w:rPr>
+          <w:lang w:val="hi_IN" w:bidi="hi_IN"/>
+        </w:rPr>
+        <w:t xml:space="preserve"> शमूएल से कहा कि वह </w:t>
+      </w:r>
+      <w:r>
+        <w:rPr>
+          <w:lang w:val="hi_IN" w:bidi="hi_IN"/>
+        </w:rPr>
+        <w:t>दाऊद</w:t>
+      </w:r>
+      <w:r>
+        <w:rPr>
+          <w:lang w:val="hi_IN" w:bidi="hi_IN"/>
+        </w:rPr>
+        <w:t xml:space="preserve"> के ऊपर तेल डाले। यह इस बात का चिन्ह था कि परमेश्वर ने दाऊद को </w:t>
+      </w:r>
+      <w:r>
+        <w:rPr>
+          <w:lang w:val="hi_IN" w:bidi="hi_IN"/>
+        </w:rPr>
+        <w:t>इस्राएल</w:t>
+      </w:r>
+      <w:r>
+        <w:rPr>
+          <w:lang w:val="hi_IN" w:bidi="hi_IN"/>
+        </w:rPr>
+        <w:t xml:space="preserve"> का अगला राजा बनने के लिए चुना था।</w:t>
+      </w:r>
+    </w:p>
+    <w:p>
+      <w:pPr/>
+      <w:r>
+        <w:rPr>
+          <w:lang w:val="hi_IN" w:bidi="hi_IN"/>
+        </w:rPr>
+      </w:r>
+      <w:r>
+        <w:rPr>
+          <w:lang w:val="hi_IN" w:bidi="hi_IN"/>
+        </w:rPr>
+        <w:t>बाद में, यदि परमेश्वर किसी व्यक्ति को किसी विशेष काम के लिए चुनता था, तो लोग उसे अभिषिक्त कहते थे चाहे उसके सिर पर वास्तव में तेल न भी डाला गया हो।</w:t>
+      </w:r>
+    </w:p>
+    <w:p>
+      <w:pPr/>
+      <w:r>
+        <w:rPr>
+          <w:lang w:val="hi_IN" w:bidi="hi_IN"/>
+        </w:rPr>
+      </w:r>
+      <w:r>
+        <w:rPr>
+          <w:lang w:val="hi_IN" w:bidi="hi_IN"/>
+        </w:rPr>
+        <w:t xml:space="preserve">दाऊद इस्राएल का सबसे प्रिय राजा बन गया। लेकिन दाऊद के बाद, इस्राएल पर दूसरे लोग शासन करने लगे, और उनमें से बहुत से अच्छे राजा नहीं थे। ये राजा लोगों को परमेश्वर से दूर ले जा रहे थे, और इसलिए परमेश्वर को लोगों को सजा देनी पड़ी। इस्राएल देश नष्ट हो गया, और दूसरे </w:t>
+      </w:r>
+      <w:r>
+        <w:rPr>
+          <w:lang w:val="hi_IN" w:bidi="hi_IN"/>
+        </w:rPr>
+        <w:t>राष्ट्रों</w:t>
+      </w:r>
+      <w:r>
+        <w:rPr>
+          <w:lang w:val="hi_IN" w:bidi="hi_IN"/>
+        </w:rPr>
+        <w:t xml:space="preserve"> के नियंत्रण में आ गया। लेकिन फिर भी, परमेश्वर ने इस्राएल के लोगों से वादा किया कि वह उनके पास एक नया राजा भेजेगा। यह राजा लोगों को उनके संकट से बचाएगा। यह राजा दाऊद के वंश में से होगा।</w:t>
+      </w:r>
+    </w:p>
+    <w:p>
+      <w:pPr/>
+      <w:r>
+        <w:rPr>
+          <w:lang w:val="hi_IN" w:bidi="hi_IN"/>
+        </w:rPr>
+      </w:r>
+      <w:r>
+        <w:rPr>
+          <w:b/>
+          <w:lang w:val="hi_IN" w:bidi="hi_IN"/>
+        </w:rPr>
+        <w:t>इस्राएलियों</w:t>
+      </w:r>
+      <w:r>
+        <w:rPr>
+          <w:lang w:val="hi_IN" w:bidi="hi_IN"/>
+        </w:rPr>
+        <w:t xml:space="preserve"> ने उस राजा को, जिसे परमेश्वर ने भेजने का वादा किया था, "मसीहा" अर्थात अभिषिक्त व्यक्ति कहना शुरू कर दिया।</w:t>
+      </w:r>
+    </w:p>
+    <w:p>
+      <w:pPr/>
+      <w:r>
+        <w:rPr>
+          <w:lang w:val="hi_IN" w:bidi="hi_IN"/>
+        </w:rPr>
+      </w:r>
+      <w:r>
+        <w:rPr>
+          <w:lang w:val="hi_IN" w:bidi="hi_IN"/>
+        </w:rPr>
+        <w:t xml:space="preserve">जब यीशु आया, तो उसने लोगों को दिखाया कि </w:t>
+      </w:r>
+      <w:r>
+        <w:rPr>
+          <w:b/>
+          <w:lang w:val="hi_IN" w:bidi="hi_IN"/>
+        </w:rPr>
+        <w:t>वह</w:t>
+      </w:r>
+      <w:r>
+        <w:rPr>
+          <w:lang w:val="hi_IN" w:bidi="hi_IN"/>
+        </w:rPr>
+        <w:t xml:space="preserve"> वही मसीहा है जिसे परमेश्वर ने भेजने का वादा किया था। यीशु दाऊद का </w:t>
+      </w:r>
+      <w:r>
+        <w:rPr>
+          <w:b/>
+          <w:lang w:val="hi_IN" w:bidi="hi_IN"/>
+        </w:rPr>
+        <w:t>वंशज</w:t>
+      </w:r>
+      <w:r>
+        <w:rPr>
+          <w:lang w:val="hi_IN" w:bidi="hi_IN"/>
+        </w:rPr>
+        <w:t xml:space="preserve"> था। यीशु ने अपनी असाधारण शक्ति और </w:t>
+      </w:r>
+      <w:r>
+        <w:rPr>
+          <w:lang w:val="hi_IN" w:bidi="hi_IN"/>
+        </w:rPr>
+        <w:t>अधिकार</w:t>
+      </w:r>
+      <w:r>
+        <w:rPr>
+          <w:lang w:val="hi_IN" w:bidi="hi_IN"/>
+        </w:rPr>
+        <w:t xml:space="preserve"> के द्वारा यह साबित किया कि परमेश्वर ने उसे नियुक्त किया था।</w:t>
+      </w:r>
+    </w:p>
+    <w:p>
+      <w:pPr/>
+      <w:r>
+        <w:rPr>
+          <w:lang w:val="hi_IN" w:bidi="hi_IN"/>
+        </w:rPr>
+      </w:r>
+      <w:r>
+        <w:rPr>
+          <w:lang w:val="hi_IN" w:bidi="hi_IN"/>
+        </w:rPr>
+        <w:t xml:space="preserve">यीशु ने कभी भी लोगों से सीधे तौर पर यह नहीं कहा कि "मैं मसीहा हूँ!" ऐसा इसलिए था क्योंकि लोग अभी तक यह नहीं जानते थे कि यीशु का मसीहा होना सच में क्या अर्थ रखता है। वे गलत समझते थे कि मसीहा इस्राएल के </w:t>
+      </w:r>
+      <w:r>
+        <w:rPr>
+          <w:lang w:val="hi_IN" w:bidi="hi_IN"/>
+        </w:rPr>
+        <w:t>राज्य</w:t>
+      </w:r>
+      <w:r>
+        <w:rPr>
+          <w:lang w:val="hi_IN" w:bidi="hi_IN"/>
+        </w:rPr>
+        <w:t xml:space="preserve"> को फिर से स्थापित करेगा और उन्हें राजनीतिक शक्ति वापस दिलाएगा। इसके बजाय यीशु ने खुद को </w:t>
+      </w:r>
+      <w:r>
+        <w:rPr>
+          <w:lang w:val="hi_IN" w:bidi="hi_IN"/>
+        </w:rPr>
+        <w:t>मनुष्य का पुत्र</w:t>
+      </w:r>
+      <w:r>
+        <w:rPr>
+          <w:lang w:val="hi_IN" w:bidi="hi_IN"/>
+        </w:rPr>
+        <w:t xml:space="preserve"> कहा, जो यह बताने का संकेत था कि वही मसीहा है।</w:t>
+      </w:r>
+    </w:p>
+    <w:p>
+      <w:pPr/>
+      <w:r>
+        <w:rPr>
+          <w:lang w:val="hi_IN" w:bidi="hi_IN"/>
+        </w:rPr>
+      </w:r>
+      <w:r>
+        <w:rPr>
+          <w:lang w:val="hi_IN" w:bidi="hi_IN"/>
+        </w:rPr>
+        <w:t xml:space="preserve">यीशु के मरे हुओं में से जीवित होने के बाद, उसके </w:t>
+      </w:r>
+      <w:r>
+        <w:rPr>
+          <w:lang w:val="hi_IN" w:bidi="hi_IN"/>
+        </w:rPr>
+        <w:t>चेलों</w:t>
+      </w:r>
+      <w:r>
+        <w:rPr>
+          <w:lang w:val="hi_IN" w:bidi="hi_IN"/>
+        </w:rPr>
+        <w:t xml:space="preserve"> को पूरा यकीन हो गया कि वह वास्तव में मसीहा है, और उन्होंने यह </w:t>
+      </w:r>
+      <w:r>
+        <w:rPr>
+          <w:lang w:val="hi_IN" w:bidi="hi_IN"/>
+        </w:rPr>
+        <w:t>शुभ समाचार</w:t>
+      </w:r>
+      <w:r>
+        <w:rPr>
+          <w:lang w:val="hi_IN" w:bidi="hi_IN"/>
+        </w:rPr>
+        <w:t xml:space="preserve"> दूसरों को बताना शुरू किया। परमेश्वर ने अपने </w:t>
+      </w:r>
+      <w:r>
+        <w:rPr>
+          <w:b/>
+          <w:lang w:val="hi_IN" w:bidi="hi_IN"/>
+        </w:rPr>
+        <w:t>उद्धारकर्ता</w:t>
+      </w:r>
+      <w:r>
+        <w:rPr>
+          <w:lang w:val="hi_IN" w:bidi="hi_IN"/>
+        </w:rPr>
+        <w:t xml:space="preserve"> को भेजा था! लेकिन यीशु कोई ऐसा उद्धारकर्ता नहीं था जिसने लोगों को सिर्फ सांसारिक सरकार से आज़ाद किया। यीशु एक ऐसा उद्धारकर्ता था जिसने इससे भी ज़्यादा किया; उसने लोगों को </w:t>
+      </w:r>
+      <w:r>
+        <w:rPr>
+          <w:lang w:val="hi_IN" w:bidi="hi_IN"/>
+        </w:rPr>
+        <w:t>पाप</w:t>
+      </w:r>
+      <w:r>
+        <w:rPr>
+          <w:lang w:val="hi_IN" w:bidi="hi_IN"/>
+        </w:rPr>
+        <w:t xml:space="preserve"> और मृत्यु से आज़ाद किया।</w:t>
+      </w:r>
+    </w:p>
+    <w:p>
+      <w:pPr/>
+      <w:r>
+        <w:rPr>
+          <w:lang w:val="hi_IN" w:bidi="hi_IN"/>
+        </w:rPr>
+      </w:r>
+      <w:r>
+        <w:rPr>
+          <w:b/>
+          <w:lang w:val="hi_IN" w:bidi="hi_IN"/>
+        </w:rPr>
+        <w:t>जब आप मसीहा या मसीह शब्द का अनुवाद कर रहे हों, तो इन बातों का ध्यान रखें:</w:t>
+      </w:r>
+      <w:r>
+        <w:rPr>
+          <w:lang w:val="hi_IN" w:bidi="hi_IN"/>
+        </w:rPr>
+      </w:r>
+      <w:r>
+        <w:rPr>
+          <w:lang w:val="hi_IN" w:bidi="hi_IN"/>
+        </w:rPr>
+      </w:r>
+    </w:p>
+    <w:p>
+      <w:pPr/>
+      <w:r>
+        <w:rPr>
+          <w:lang w:val="hi_IN" w:bidi="hi_IN"/>
+        </w:rPr>
+      </w:r>
+    </w:p>
+    <w:p>
+      <w:pPr>
+        <w:pStyle w:val="Heading2"/>
+      </w:pPr>
+      <w:r>
+        <w:rPr>
+          <w:lang w:val="hi_IN" w:bidi="hi_IN"/>
+        </w:rPr>
+        <w:t>महासभा</w:t>
+      </w:r>
+      <w:r>
+        <w:rPr>
+          <w:lang w:val="hi_IN" w:bidi="hi_IN"/>
+        </w:rPr>
+      </w:r>
+    </w:p>
+    <w:p>
+      <w:pPr/>
+      <w:r>
+        <w:rPr>
+          <w:lang w:val="hi_IN" w:bidi="hi_IN"/>
+        </w:rPr>
+      </w:r>
+      <w:r>
+        <w:rPr>
+          <w:b/>
+          <w:lang w:val="hi_IN" w:bidi="hi_IN"/>
+        </w:rPr>
+        <w:t>महासभा</w:t>
+      </w:r>
+      <w:r>
+        <w:rPr>
+          <w:lang w:val="hi_IN" w:bidi="hi_IN"/>
+        </w:rPr>
+        <w:t xml:space="preserve"> </w:t>
+      </w:r>
+      <w:r>
+        <w:rPr>
+          <w:lang w:val="hi_IN" w:bidi="hi_IN"/>
+        </w:rPr>
+        <w:t>यहूदी</w:t>
+      </w:r>
+      <w:r>
+        <w:rPr>
+          <w:lang w:val="hi_IN" w:bidi="hi_IN"/>
+        </w:rPr>
+        <w:t xml:space="preserve"> अगुओं के एक समूह का नाम है, जिन्हें लोगों की ओर से धर्म से संबंधित निर्णय लेने के लिए नियुक्त किया जाता है। नए नियम के समय में, </w:t>
+      </w:r>
+      <w:r>
+        <w:rPr>
+          <w:lang w:val="hi_IN" w:bidi="hi_IN"/>
+        </w:rPr>
+        <w:t>इस्राएल</w:t>
+      </w:r>
+      <w:r>
+        <w:rPr>
+          <w:lang w:val="hi_IN" w:bidi="hi_IN"/>
+        </w:rPr>
+        <w:t xml:space="preserve"> पर रोमी लोगों का शासन था, लेकिन यहूदी कुछ मामलों में अपने लिए निर्णय ले सकते थे। ये निर्णय महासभा में किए जाते थे। महासभा मुकदमों को सुनती थी और धार्मिक व्यवस्था के आधार पर निर्णय करती थी। जब वे किसी मुकदमे के लिए मिलते थे, तो आमतौर पर वे आधे घेरे में बैठते थे ताकि सभी एक दूसरे को देख सकें। आरोपी व्यक्ति घेरे के बीच में बैठता था।</w:t>
+      </w:r>
+    </w:p>
+    <w:p>
+      <w:pPr/>
+      <w:r>
+        <w:rPr>
+          <w:lang w:val="hi_IN" w:bidi="hi_IN"/>
+        </w:rPr>
+      </w:r>
+      <w:r>
+        <w:rPr>
+          <w:lang w:val="hi_IN" w:bidi="hi_IN"/>
+        </w:rPr>
+        <w:t xml:space="preserve">महासभा का एक और नाम </w:t>
+      </w:r>
+      <w:r>
+        <w:rPr>
+          <w:b/>
+          <w:lang w:val="hi_IN" w:bidi="hi_IN"/>
+        </w:rPr>
+        <w:t>यहूदी न्यायालय</w:t>
+      </w:r>
+      <w:r>
+        <w:rPr>
+          <w:lang w:val="hi_IN" w:bidi="hi_IN"/>
+        </w:rPr>
+        <w:t xml:space="preserve"> या </w:t>
+      </w:r>
+      <w:r>
+        <w:rPr>
+          <w:b/>
+          <w:lang w:val="hi_IN" w:bidi="hi_IN"/>
+        </w:rPr>
+        <w:t>यहूदी परिषद</w:t>
+      </w:r>
+      <w:r>
+        <w:rPr>
+          <w:lang w:val="hi_IN" w:bidi="hi_IN"/>
+        </w:rPr>
+        <w:t xml:space="preserve"> है।</w:t>
+      </w:r>
+    </w:p>
+    <w:p>
+      <w:pPr/>
+      <w:r>
+        <w:rPr>
+          <w:lang w:val="hi_IN" w:bidi="hi_IN"/>
+        </w:rPr>
+      </w:r>
+      <w:r>
+        <w:rPr>
+          <w:lang w:val="hi_IN" w:bidi="hi_IN"/>
+        </w:rPr>
+        <w:t xml:space="preserve">हम महासभा के बारे में बहुत ज़्यादा नहीं जानते। ऐसा लगता है कि </w:t>
+      </w:r>
+      <w:r>
+        <w:rPr>
+          <w:b/>
+          <w:lang w:val="hi_IN" w:bidi="hi_IN"/>
+        </w:rPr>
+        <w:t>याजक</w:t>
+      </w:r>
+      <w:r>
+        <w:rPr>
+          <w:lang w:val="hi_IN" w:bidi="hi_IN"/>
+        </w:rPr>
+        <w:t xml:space="preserve">, </w:t>
+      </w:r>
+      <w:r>
+        <w:rPr>
+          <w:lang w:val="hi_IN" w:bidi="hi_IN"/>
+        </w:rPr>
+        <w:t>सदूकी</w:t>
+      </w:r>
+      <w:r>
+        <w:rPr>
+          <w:lang w:val="hi_IN" w:bidi="hi_IN"/>
+        </w:rPr>
+        <w:t xml:space="preserve"> और </w:t>
+      </w:r>
+      <w:r>
+        <w:rPr>
+          <w:b/>
+          <w:lang w:val="hi_IN" w:bidi="hi_IN"/>
+        </w:rPr>
+        <w:t>फरीसी</w:t>
+      </w:r>
+      <w:r>
+        <w:rPr>
+          <w:lang w:val="hi_IN" w:bidi="hi_IN"/>
+        </w:rPr>
+        <w:t xml:space="preserve"> जैसे धार्मिक अगुवे इस समूह का हिस्सा थे। कुछ अमीर लोग जो धार्मिक अगुवे नहीं थे, वे भी शायद महासभा का हिस्सा रहे होंगे। सबसे महत्वपूर्ण याजक, </w:t>
+      </w:r>
+      <w:r>
+        <w:rPr>
+          <w:b/>
+          <w:lang w:val="hi_IN" w:bidi="hi_IN"/>
+        </w:rPr>
+        <w:t>महायाजक</w:t>
+      </w:r>
+      <w:r>
+        <w:rPr>
+          <w:lang w:val="hi_IN" w:bidi="hi_IN"/>
+        </w:rPr>
+        <w:t>, शायद महासभा का अगुवा था।</w:t>
+      </w:r>
+    </w:p>
+    <w:p>
+      <w:pPr/>
+      <w:r>
+        <w:rPr>
+          <w:lang w:val="hi_IN" w:bidi="hi_IN"/>
+        </w:rPr>
+      </w:r>
+      <w:r>
+        <w:rPr>
+          <w:lang w:val="hi_IN" w:bidi="hi_IN"/>
+        </w:rPr>
+        <w:t>यदि आप महासभा के सदस्य होते, तो आप एक महत्वपूर्ण व्यक्ति माने जाते।</w:t>
+      </w:r>
+    </w:p>
+    <w:p>
+      <w:pPr/>
+      <w:r>
+        <w:rPr>
+          <w:lang w:val="hi_IN" w:bidi="hi_IN"/>
+        </w:rPr>
+      </w:r>
+      <w:r>
+        <w:rPr>
+          <w:lang w:val="hi_IN" w:bidi="hi_IN"/>
+        </w:rPr>
+        <w:t xml:space="preserve">महासभा को बनाने वाले लोग अक्सर यीशु के विरोध में थे। वे उसे रोमी सरकार के हाथ सौंपने और उसकी मृत्यु की मांग करने के लिए ज़िम्मेदार थे। यीशु की मृत्यु और </w:t>
+      </w:r>
+      <w:r>
+        <w:rPr>
+          <w:lang w:val="hi_IN" w:bidi="hi_IN"/>
+        </w:rPr>
+        <w:t>पुनरुत्थान</w:t>
+      </w:r>
+      <w:r>
+        <w:rPr>
+          <w:lang w:val="hi_IN" w:bidi="hi_IN"/>
+        </w:rPr>
+        <w:t xml:space="preserve"> के बाद, महासभा ने यीशु के कई </w:t>
+      </w:r>
+      <w:r>
+        <w:rPr>
+          <w:lang w:val="hi_IN" w:bidi="hi_IN"/>
+        </w:rPr>
+        <w:t>चेलों</w:t>
+      </w:r>
+      <w:r>
+        <w:rPr>
+          <w:lang w:val="hi_IN" w:bidi="hi_IN"/>
+        </w:rPr>
+        <w:t xml:space="preserve"> को गिरफ्तार किया।</w:t>
+      </w:r>
+      <w:r>
+        <w:rPr>
+          <w:lang w:val="hi_IN" w:bidi="hi_IN"/>
+        </w:rPr>
+      </w:r>
+      <w:r>
+        <w:rPr>
+          <w:lang w:val="hi_IN" w:bidi="hi_IN"/>
+        </w:rPr>
+      </w:r>
+    </w:p>
+    <w:p>
+      <w:pPr/>
+      <w:r>
+        <w:rPr>
+          <w:lang w:val="hi_IN" w:bidi="hi_IN"/>
+        </w:rPr>
+      </w:r>
+    </w:p>
+    <w:p>
+      <w:pPr>
+        <w:pStyle w:val="Heading2"/>
+      </w:pPr>
+      <w:r>
+        <w:rPr>
+          <w:lang w:val="hi_IN" w:bidi="hi_IN"/>
+        </w:rPr>
+        <w:t>महिमा</w:t>
+      </w:r>
+      <w:r>
+        <w:rPr>
+          <w:lang w:val="hi_IN" w:bidi="hi_IN"/>
+        </w:rPr>
+      </w:r>
+    </w:p>
+    <w:p>
+      <w:pPr/>
+      <w:r>
+        <w:rPr>
+          <w:lang w:val="hi_IN" w:bidi="hi_IN"/>
+        </w:rPr>
+      </w:r>
+      <w:r>
+        <w:rPr>
+          <w:b/>
+          <w:lang w:val="hi_IN" w:bidi="hi_IN"/>
+        </w:rPr>
+        <w:t>महिमा</w:t>
+      </w:r>
+      <w:r>
+        <w:rPr>
+          <w:lang w:val="hi_IN" w:bidi="hi_IN"/>
+        </w:rPr>
+        <w:t xml:space="preserve"> वह प्रसिद्धि और प्रशंसा है जो किसी प्रभावशाली काम के द्वारा मिलती है।</w:t>
+      </w:r>
+    </w:p>
+    <w:p>
+      <w:pPr/>
+      <w:r>
+        <w:rPr>
+          <w:lang w:val="hi_IN" w:bidi="hi_IN"/>
+        </w:rPr>
+      </w:r>
+      <w:r>
+        <w:rPr>
+          <w:lang w:val="hi_IN" w:bidi="hi_IN"/>
+        </w:rPr>
+        <w:t xml:space="preserve">जब लोग परमेश्वर की </w:t>
+      </w:r>
+      <w:r>
+        <w:rPr>
+          <w:b/>
+          <w:lang w:val="hi_IN" w:bidi="hi_IN"/>
+        </w:rPr>
+        <w:t>महिमा</w:t>
+      </w:r>
+      <w:r>
+        <w:rPr>
+          <w:lang w:val="hi_IN" w:bidi="hi_IN"/>
+        </w:rPr>
+        <w:t xml:space="preserve"> करते हैं तो वे परमेश्वर की स्तुति करते हैं, उसकी प्रशंसा करते हैं और उसके बारे में अच्छी बातें कहते हैं।</w:t>
+      </w:r>
+    </w:p>
+    <w:p>
+      <w:pPr/>
+      <w:r>
+        <w:rPr>
+          <w:lang w:val="hi_IN" w:bidi="hi_IN"/>
+        </w:rPr>
+      </w:r>
+      <w:r>
+        <w:rPr>
+          <w:lang w:val="hi_IN" w:bidi="hi_IN"/>
+        </w:rPr>
+        <w:t xml:space="preserve">जब परमेश्वर अपनी महिमा </w:t>
+      </w:r>
+      <w:r>
+        <w:rPr>
+          <w:b/>
+          <w:lang w:val="hi_IN" w:bidi="hi_IN"/>
+        </w:rPr>
+        <w:t>दिखाता है</w:t>
+      </w:r>
+      <w:r>
+        <w:rPr>
+          <w:lang w:val="hi_IN" w:bidi="hi_IN"/>
+        </w:rPr>
+        <w:t>, तो लोग देख सकते हैं कि परमेश्वर कितना सुंदर, शक्तिशाली और महान है। बाइबल में बहुत कम लोगों को परमेश्वर की महिमा देखने का अवसर मिला है, इसलिए जब ऐसा होता है, तो यह एक बहुत विशेष और प्रभावशाली पल होता है। परमेश्वर की महिमा इतनी प्रभावशाली होती है कि लोग उसे देखकर अक्सर बहुत डर जाते हैं। कभी-कभी लोग उसी समय बहुत चमकदार प्रकाश देखते हैं, लेकिन यह हमेशा नहीं होता।</w:t>
+      </w:r>
+    </w:p>
+    <w:p>
+      <w:pPr/>
+      <w:r>
+        <w:rPr>
+          <w:lang w:val="hi_IN" w:bidi="hi_IN"/>
+        </w:rPr>
+      </w:r>
+      <w:r>
+        <w:rPr>
+          <w:lang w:val="hi_IN" w:bidi="hi_IN"/>
+        </w:rPr>
+        <w:t>महिमा शब्द का अनुवाद करना मुश्किल हो सकता है। कुछ मामलों में, आप "परमेश्वर की शक्ति और वैभव" कह सकते हैं। जब आप परमेश्वर की महिमा करते हैं, तो आप उसकी शक्ति और वैभव दिखाते हैं।</w:t>
+      </w:r>
+      <w:r>
+        <w:rPr>
+          <w:lang w:val="hi_IN" w:bidi="hi_IN"/>
+        </w:rPr>
+      </w:r>
+      <w:r>
+        <w:rPr>
+          <w:lang w:val="hi_IN" w:bidi="hi_IN"/>
+        </w:rPr>
+      </w:r>
+    </w:p>
+    <w:p>
+      <w:pPr/>
+      <w:r>
+        <w:rPr>
+          <w:lang w:val="hi_IN" w:bidi="hi_IN"/>
+        </w:rPr>
+      </w:r>
+    </w:p>
+    <w:p>
+      <w:pPr>
+        <w:pStyle w:val="Heading2"/>
+      </w:pPr>
+      <w:r>
+        <w:rPr>
+          <w:lang w:val="hi_IN" w:bidi="hi_IN"/>
+        </w:rPr>
+        <w:t>महिमा करना</w:t>
+      </w:r>
+      <w:r>
+        <w:rPr>
+          <w:lang w:val="hi_IN" w:bidi="hi_IN"/>
+        </w:rPr>
+      </w:r>
+    </w:p>
+    <w:p>
+      <w:pPr/>
+      <w:r>
+        <w:rPr>
+          <w:lang w:val="hi_IN" w:bidi="hi_IN"/>
+        </w:rPr>
+      </w:r>
+      <w:r>
+        <w:rPr>
+          <w:lang w:val="hi_IN" w:bidi="hi_IN"/>
+        </w:rPr>
+        <w:t>महिमा</w:t>
+      </w:r>
+      <w:r>
+        <w:rPr>
+          <w:lang w:val="hi_IN" w:bidi="hi_IN"/>
+        </w:rPr>
+        <w:t xml:space="preserve"> वह प्रसिद्धि और प्रशंसा है जो किसी प्रभावशाली काम के द्वारा मिलती है।</w:t>
+      </w:r>
+    </w:p>
+    <w:p>
+      <w:pPr/>
+      <w:r>
+        <w:rPr>
+          <w:lang w:val="hi_IN" w:bidi="hi_IN"/>
+        </w:rPr>
+      </w:r>
+      <w:r>
+        <w:rPr>
+          <w:lang w:val="hi_IN" w:bidi="hi_IN"/>
+        </w:rPr>
+        <w:t xml:space="preserve">जब लोग परमेश्वर की महिमा </w:t>
+      </w:r>
+      <w:r>
+        <w:rPr>
+          <w:b/>
+          <w:lang w:val="hi_IN" w:bidi="hi_IN"/>
+        </w:rPr>
+        <w:t>करते हैं</w:t>
+      </w:r>
+      <w:r>
+        <w:rPr>
+          <w:lang w:val="hi_IN" w:bidi="hi_IN"/>
+        </w:rPr>
+        <w:t xml:space="preserve"> तो वे परमेश्वर की </w:t>
+      </w:r>
+      <w:r>
+        <w:rPr>
+          <w:b/>
+          <w:lang w:val="hi_IN" w:bidi="hi_IN"/>
+        </w:rPr>
+        <w:t>स्तुति</w:t>
+      </w:r>
+      <w:r>
+        <w:rPr>
+          <w:lang w:val="hi_IN" w:bidi="hi_IN"/>
+        </w:rPr>
+        <w:t xml:space="preserve"> करते हैं, उसकी प्रशंसा करते हैं और उसके बारे में अच्छी बातें कहते हैं।</w:t>
+      </w:r>
+    </w:p>
+    <w:p>
+      <w:pPr/>
+      <w:r>
+        <w:rPr>
+          <w:lang w:val="hi_IN" w:bidi="hi_IN"/>
+        </w:rPr>
+      </w:r>
+      <w:r>
+        <w:rPr>
+          <w:lang w:val="hi_IN" w:bidi="hi_IN"/>
+        </w:rPr>
+        <w:t xml:space="preserve">जब परमेश्वर अपनी महिमा </w:t>
+      </w:r>
+      <w:r>
+        <w:rPr>
+          <w:b/>
+          <w:lang w:val="hi_IN" w:bidi="hi_IN"/>
+        </w:rPr>
+        <w:t>दिखाता है</w:t>
+      </w:r>
+      <w:r>
+        <w:rPr>
+          <w:lang w:val="hi_IN" w:bidi="hi_IN"/>
+        </w:rPr>
+        <w:t>, तो लोग देख सकते हैं कि परमेश्वर कितना सुंदर, शक्तिशाली और महान है। बाइबल में बहुत कम लोगों को परमेश्वर की महिमा देखने का अवसर मिला है, इसलिए जब ऐसा होता है, तो यह एक बहुत विशेष और प्रभावशाली समय होता है। परमेश्वर की महिमा इतनी प्रभावशाली होती है कि लोग उसे देखकर अक्सर बहुत डर जाते हैं। कभी-कभी लोग उसी समय बहुत चमकदार प्रकाश देखते हैं, लेकिन यह हमेशा नहीं होता।</w:t>
+      </w:r>
+    </w:p>
+    <w:p>
+      <w:pPr/>
+      <w:r>
+        <w:rPr>
+          <w:lang w:val="hi_IN" w:bidi="hi_IN"/>
+        </w:rPr>
+      </w:r>
+      <w:r>
+        <w:rPr>
+          <w:lang w:val="hi_IN" w:bidi="hi_IN"/>
+        </w:rPr>
+        <w:t xml:space="preserve">महिमा शब्द का अनुवाद करना मुश्किल हो सकता है। कुछ मामलों में, आप "परमेश्वर की शक्ति और वैभव" कह सकते हैं। जब आप परमेश्वर की महिमा करते हैं, तो आप उसकी शक्ति और वैभव दिखाते हैं। </w:t>
+      </w:r>
+      <w:r>
+        <w:rPr>
+          <w:lang w:val="hi_IN" w:bidi="hi_IN"/>
+        </w:rPr>
+      </w:r>
+      <w:r>
+        <w:rPr>
+          <w:lang w:val="hi_IN" w:bidi="hi_IN"/>
+        </w:rPr>
+      </w:r>
+    </w:p>
+    <w:p>
+      <w:pPr/>
+      <w:r>
+        <w:rPr>
+          <w:lang w:val="hi_IN" w:bidi="hi_IN"/>
+        </w:rPr>
+      </w:r>
+    </w:p>
+    <w:p>
+      <w:pPr>
+        <w:pStyle w:val="Heading2"/>
+      </w:pPr>
+      <w:r>
+        <w:rPr>
+          <w:lang w:val="hi_IN" w:bidi="hi_IN"/>
+        </w:rPr>
+        <w:t>मानना</w:t>
+      </w:r>
+      <w:r>
+        <w:rPr>
+          <w:lang w:val="hi_IN" w:bidi="hi_IN"/>
+        </w:rPr>
+      </w:r>
+    </w:p>
+    <w:p>
+      <w:pPr/>
+      <w:r>
+        <w:rPr>
+          <w:lang w:val="hi_IN" w:bidi="hi_IN"/>
+        </w:rPr>
+      </w:r>
+      <w:r>
+        <w:rPr>
+          <w:b/>
+          <w:lang w:val="hi_IN" w:bidi="hi_IN"/>
+        </w:rPr>
+        <w:t>मानना</w:t>
+      </w:r>
+      <w:r>
+        <w:rPr>
+          <w:lang w:val="hi_IN" w:bidi="hi_IN"/>
+        </w:rPr>
+        <w:t xml:space="preserve"> और </w:t>
+      </w:r>
+      <w:r>
+        <w:rPr>
+          <w:lang w:val="hi_IN" w:bidi="hi_IN"/>
+        </w:rPr>
+        <w:t>विश्वास</w:t>
+      </w:r>
+      <w:r>
+        <w:rPr>
+          <w:lang w:val="hi_IN" w:bidi="hi_IN"/>
+        </w:rPr>
+        <w:t xml:space="preserve"> करना, एक ही बात है।</w:t>
+      </w:r>
+    </w:p>
+    <w:p>
+      <w:pPr/>
+      <w:r>
+        <w:rPr>
+          <w:lang w:val="hi_IN" w:bidi="hi_IN"/>
+        </w:rPr>
+      </w:r>
+      <w:r>
+        <w:rPr>
+          <w:lang w:val="hi_IN" w:bidi="hi_IN"/>
+        </w:rPr>
+        <w:t>यदि आप किसी पर विश्वास करते हैं, तो आप मानते हैं कि वह व्यक्ति अपने बारे में जो कुछ कहता है वह सच है। फिर आप उस व्यक्ति पर भरोसा करते और जो वह आपसे करने को कहता है उसे करने के लिए आप तैयार रहते हो।</w:t>
+      </w:r>
+    </w:p>
+    <w:p>
+      <w:pPr/>
+      <w:r>
+        <w:rPr>
+          <w:lang w:val="hi_IN" w:bidi="hi_IN"/>
+        </w:rPr>
+      </w:r>
+      <w:r>
+        <w:rPr>
+          <w:b/>
+          <w:lang w:val="hi_IN" w:bidi="hi_IN"/>
+        </w:rPr>
+        <w:t>अब्राहम</w:t>
+      </w:r>
+      <w:r>
+        <w:rPr>
+          <w:lang w:val="hi_IN" w:bidi="hi_IN"/>
+        </w:rPr>
+        <w:t xml:space="preserve"> ने माना था कि परमेश्वर ने सच कहा था जब उसने यह वादा किया कि अब्राहम के बहुत से </w:t>
+      </w:r>
+      <w:r>
+        <w:rPr>
+          <w:b/>
+          <w:lang w:val="hi_IN" w:bidi="hi_IN"/>
+        </w:rPr>
+        <w:t>वंशज</w:t>
+      </w:r>
+      <w:r>
+        <w:rPr>
+          <w:lang w:val="hi_IN" w:bidi="hi_IN"/>
+        </w:rPr>
+        <w:t xml:space="preserve"> होंगे, जबकि वह बहुत बूढ़ा हो चुका था और उसकी एक भी संतान नहीं थी। अब्राहम को भरोसा था कि परमेश्वर अपना वादा पूरा करेगा, चाहे वह असंभव लग रहा हो।</w:t>
+      </w:r>
+    </w:p>
+    <w:p>
+      <w:pPr/>
+      <w:r>
+        <w:rPr>
+          <w:lang w:val="hi_IN" w:bidi="hi_IN"/>
+        </w:rPr>
+      </w:r>
+      <w:r>
+        <w:rPr>
+          <w:lang w:val="hi_IN" w:bidi="hi_IN"/>
+        </w:rPr>
+        <w:t>यदि आप परमेश्वर पर विश्वास करते हो, तो आप मानते हो कि परमेश्वर है और बाइबल में जो कुछ परमेश्वर ने कहा है वह सच है। आप भरोसा करते हो कि परमेश्वर अपने सब वादों को पूरा करेगा, भले ही यह असंभव लग रहा हो। इस कारण, आप उस हर बात को मानने के लिए तैयार हो जाते हो जो परमेश्वर आपसे चाहता है।</w:t>
+      </w:r>
+    </w:p>
+    <w:p>
+      <w:pPr/>
+      <w:r>
+        <w:rPr>
+          <w:lang w:val="hi_IN" w:bidi="hi_IN"/>
+        </w:rPr>
+      </w:r>
+      <w:r>
+        <w:rPr>
+          <w:lang w:val="hi_IN" w:bidi="hi_IN"/>
+        </w:rPr>
+        <w:t xml:space="preserve">जब आप यीशु पर विश्वास करते हैं, तो आप मानते हैं कि यीशु सचमुच </w:t>
+      </w:r>
+      <w:r>
+        <w:rPr>
+          <w:lang w:val="hi_IN" w:bidi="hi_IN"/>
+        </w:rPr>
+        <w:t>परमेश्वर का पुत्र</w:t>
+      </w:r>
+      <w:r>
+        <w:rPr>
+          <w:lang w:val="hi_IN" w:bidi="hi_IN"/>
+        </w:rPr>
+        <w:t xml:space="preserve"> है। आप भरोसा करते हैं कि यीशु सच में आपके </w:t>
+      </w:r>
+      <w:r>
+        <w:rPr>
+          <w:lang w:val="hi_IN" w:bidi="hi_IN"/>
+        </w:rPr>
         <w:t>पापों</w:t>
       </w:r>
       <w:r>
         <w:rPr>
           <w:lang w:val="hi_IN" w:bidi="hi_IN"/>
         </w:rPr>
-        <w:t xml:space="preserve"> से मन फिराना चाहिए। जब लोग मन फिराते हैं, तो परमेश्वर उन्हें </w:t>
+        <w:t xml:space="preserve"> के लिए मरा, और परमेश्वर ने आपको </w:t>
+      </w:r>
+      <w:r>
+        <w:rPr>
+          <w:lang w:val="hi_IN" w:bidi="hi_IN"/>
+        </w:rPr>
+        <w:t>क्षमा</w:t>
+      </w:r>
+      <w:r>
+        <w:rPr>
+          <w:lang w:val="hi_IN" w:bidi="hi_IN"/>
+        </w:rPr>
+        <w:t xml:space="preserve"> करके स्वीकार किया है। इस कारण, आप हर वह बात मानने के लिए तैयार हो जाते हो जिसकी यीशु ने आज्ञा दी है।</w:t>
+      </w:r>
+    </w:p>
+    <w:p>
+      <w:pPr/>
+      <w:r>
+        <w:rPr>
+          <w:lang w:val="hi_IN" w:bidi="hi_IN"/>
+        </w:rPr>
+      </w:r>
+      <w:r>
+        <w:rPr>
+          <w:lang w:val="hi_IN" w:bidi="hi_IN"/>
+        </w:rPr>
+        <w:t>बाइबल कभी-कभी कहती है कि लोगों को "यीशु के नाम को मनना चाहिए।" इसका मतलब वही है जो यीशु पर विश्वास करने से होता है।</w:t>
+      </w:r>
+    </w:p>
+    <w:p>
+      <w:pPr/>
+      <w:r>
+        <w:rPr>
+          <w:lang w:val="hi_IN" w:bidi="hi_IN"/>
+        </w:rPr>
+      </w:r>
+      <w:r>
+        <w:rPr>
+          <w:lang w:val="hi_IN" w:bidi="hi_IN"/>
+        </w:rPr>
+        <w:t>जिस किसी का विश्वास या मानना बहुत गहरा होता है, वह परमेश्वर या यीशु पर पूरी तरह भरोसा करता है।</w:t>
+      </w:r>
+    </w:p>
+    <w:p>
+      <w:pPr/>
+      <w:r>
+        <w:rPr>
+          <w:lang w:val="hi_IN" w:bidi="hi_IN"/>
+        </w:rPr>
       </w:r>
       <w:r>
         <w:rPr>
           <w:b/>
           <w:lang w:val="hi_IN" w:bidi="hi_IN"/>
         </w:rPr>
-        <w:t>क्षमा</w:t>
-      </w:r>
-      <w:r>
-        <w:rPr>
-          <w:lang w:val="hi_IN" w:bidi="hi_IN"/>
-        </w:rPr>
-        <w:t xml:space="preserve"> कर देता है और उन्हें उनके बुरे कामों की सजा नहीं देता है। लेकिन यदि लोग मन नहीं फिराएँगे, तो परमेश्वर उन्हें सजा देगा।</w:t>
-      </w:r>
-    </w:p>
-    <w:p>
-      <w:pPr/>
-      <w:r>
-        <w:rPr>
-          <w:lang w:val="hi_IN" w:bidi="hi_IN"/>
-        </w:rPr>
-      </w:r>
-      <w:r>
-        <w:rPr>
-          <w:lang w:val="hi_IN" w:bidi="hi_IN"/>
-        </w:rPr>
-        <w:t>कभी-कभी बाइबल हमें यह भी बताती है कि परमेश्वर अपना मन बदलता है। बेशक, परमेश्वर पाप नहीं कर सकता और उसे अपने किसी बुरे काम से मन फिराने की ज़रूरत नहीं होती। जब बाइबल कहती है कि परमेश्वर मन फिराता है, तो इसका मतलब है कि परमेश्वर किसी बात के बारे में अपना मन बदलता है।</w:t>
+        <w:t>जब आप "मानना" शब्द का अनुवाद कर रहे हों, तो इन बातों का ध्यान रखें:</w:t>
+      </w:r>
+    </w:p>
+    <w:p>
+      <w:pPr/>
+      <w:r>
+        <w:rPr>
+          <w:lang w:val="hi_IN" w:bidi="hi_IN"/>
+        </w:rPr>
+      </w:r>
+      <w:r>
+        <w:rPr>
+          <w:lang w:val="hi_IN" w:bidi="hi_IN"/>
+        </w:rPr>
+        <w:t>कुछ भाषाओं में, "मानना" शब्द ऐसा लग सकता है जैसे कोई व्यक्ति केवल यह आशा करता है कि कोई बात सच हो, लेकिन वह पक्का नहीं है। यह सही अर्थ नहीं है। इसलिए, कभी-कभी ऐसा शब्द इस्तेमाल करना बेहतर होता है जिसका मतलब हो "भरोसा करना"।</w:t>
+      </w:r>
+      <w:r>
+        <w:rPr>
+          <w:lang w:val="hi_IN" w:bidi="hi_IN"/>
+        </w:rPr>
+      </w:r>
+      <w:r>
+        <w:rPr>
+          <w:lang w:val="hi_IN" w:bidi="hi_IN"/>
+        </w:rPr>
+      </w:r>
+    </w:p>
+    <w:p>
+      <w:pPr/>
+      <w:r>
+        <w:rPr>
+          <w:lang w:val="hi_IN" w:bidi="hi_IN"/>
+        </w:rPr>
+      </w:r>
+    </w:p>
+    <w:p>
+      <w:pPr>
+        <w:pStyle w:val="Heading2"/>
+      </w:pPr>
+      <w:r>
+        <w:rPr>
+          <w:lang w:val="hi_IN" w:bidi="hi_IN"/>
+        </w:rPr>
+        <w:t>मिलापवाला तम्बू</w:t>
+      </w:r>
+      <w:r>
+        <w:rPr>
+          <w:lang w:val="hi_IN" w:bidi="hi_IN"/>
+        </w:rPr>
       </w:r>
     </w:p>
     <w:p>
@@ -493,3357 +3112,313 @@
           <w:b/>
           <w:lang w:val="hi_IN" w:bidi="hi_IN"/>
         </w:rPr>
-        <w:t>जब आप मन फिराना या मन फिराव, शब्दों का अनुवाद कर रहे हों, तो इन बातों का ध्यान रखें:</w:t>
-      </w:r>
-    </w:p>
-    <w:p>
-      <w:pPr/>
-      <w:r>
-        <w:rPr>
-          <w:lang w:val="hi_IN" w:bidi="hi_IN"/>
-        </w:rPr>
-      </w:r>
-      <w:r>
-        <w:rPr>
-          <w:lang w:val="hi_IN" w:bidi="hi_IN"/>
-        </w:rPr>
-        <w:t>आप जो शब्द चुन रहे हैं उसका मतलब केवल यह नहीं होना चाहिए कि कोई व्यक्ति अपने काम के लिए पछतावा महसूस करता है। यह स्पष्ट होना चाहिए कि जो व्यक्ति मन फिराता है, वह बुरे काम करना छोड़कर परमेश्वर की आज्ञा मानना शुरू करना चाहता है। शायद आपको केवल एक शब्द के बजाय वाक्यांश चाहिए।</w:t>
-      </w:r>
-      <w:r>
-        <w:rPr>
-          <w:lang w:val="hi_IN" w:bidi="hi_IN"/>
-        </w:rPr>
-      </w:r>
-      <w:r>
-        <w:rPr>
-          <w:lang w:val="hi_IN" w:bidi="hi_IN"/>
-        </w:rPr>
-      </w:r>
-    </w:p>
-    <w:p>
-      <w:pPr/>
-      <w:r>
-        <w:rPr>
-          <w:lang w:val="hi_IN" w:bidi="hi_IN"/>
-        </w:rPr>
-      </w:r>
-    </w:p>
-    <w:p>
-      <w:pPr>
-        <w:pStyle w:val="Heading2"/>
-      </w:pPr>
-      <w:r>
-        <w:rPr>
-          <w:lang w:val="hi_IN" w:bidi="hi_IN"/>
-        </w:rPr>
-        <w:t>मनुष्य का पुत्र</w:t>
-      </w:r>
-      <w:r>
-        <w:rPr>
-          <w:lang w:val="hi_IN" w:bidi="hi_IN"/>
-        </w:rPr>
-      </w:r>
-    </w:p>
-    <w:p>
-      <w:pPr/>
-      <w:r>
-        <w:rPr>
-          <w:lang w:val="hi_IN" w:bidi="hi_IN"/>
-        </w:rPr>
+        <w:t>मिलापवाला तम्बू</w:t>
+      </w:r>
+      <w:r>
+        <w:rPr>
+          <w:lang w:val="hi_IN" w:bidi="hi_IN"/>
+        </w:rPr>
+        <w:t xml:space="preserve"> वह तम्बू था जहाँ </w:t>
       </w:r>
       <w:r>
         <w:rPr>
           <w:b/>
           <w:lang w:val="hi_IN" w:bidi="hi_IN"/>
         </w:rPr>
-        <w:t>मनुष्य का पुत्र</w:t>
-      </w:r>
-      <w:r>
-        <w:rPr>
-          <w:lang w:val="hi_IN" w:bidi="hi_IN"/>
-        </w:rPr>
-        <w:t xml:space="preserve"> एक उपाधि है जो यीशु ने खुद को दी है। जब भी यीशु "मनुष्य के पुत्र" के बारे में कुछ कहता है, तो वह अपने ही बारे में कहता है। पुराने नियम की भाषा </w:t>
-      </w:r>
-      <w:hyperlink r:id="rId13">
-        <w:r>
-          <w:rPr>
-            <w:lang w:val="hi_IN" w:bidi="hi_IN"/>
-          </w:rPr>
-          <w:rPr>
-            <w:color w:val="0000EE"/>
-            <w:u w:val="single"/>
-          </w:rPr>
-          <w:t>इब्रानी</w:t>
-        </w:r>
-      </w:hyperlink>
-      <w:r>
-        <w:rPr>
-          <w:lang w:val="hi_IN" w:bidi="hi_IN"/>
-        </w:rPr>
-        <w:t xml:space="preserve"> में, इस वाक्यांश का अर्थ है "एक मनुष्य," लेकिन यीशु इस शब्द को एक विशेष अर्थ दे रहे हैं।</w:t>
-      </w:r>
-    </w:p>
-    <w:p>
-      <w:pPr/>
-      <w:r>
-        <w:rPr>
-          <w:lang w:val="hi_IN" w:bidi="hi_IN"/>
-        </w:rPr>
-      </w:r>
-      <w:r>
-        <w:rPr>
-          <w:lang w:val="hi_IN" w:bidi="hi_IN"/>
-        </w:rPr>
-        <w:t xml:space="preserve">"मनुष्य का पुत्र" शब्द पुराने नियम में, विशेष रूप से दानिय्येल की पुस्तक में आता है। दानिय्येल एक </w:t>
-      </w:r>
-      <w:hyperlink r:id="rId15">
-        <w:r>
-          <w:rPr>
-            <w:lang w:val="hi_IN" w:bidi="hi_IN"/>
-          </w:rPr>
-          <w:rPr>
-            <w:color w:val="0000EE"/>
-            <w:u w:val="single"/>
-          </w:rPr>
-          <w:t>इस्राएली</w:t>
-        </w:r>
-      </w:hyperlink>
-      <w:r>
-        <w:rPr>
-          <w:lang w:val="hi_IN" w:bidi="hi_IN"/>
-        </w:rPr>
-        <w:t xml:space="preserve"> था जो यीशु से लगभग 600 साल पहले रहता था। एक समय उसने एक </w:t>
-      </w:r>
-      <w:hyperlink r:id="rId16">
-        <w:r>
-          <w:rPr>
-            <w:lang w:val="hi_IN" w:bidi="hi_IN"/>
-          </w:rPr>
-          <w:rPr>
-            <w:color w:val="0000EE"/>
-            <w:u w:val="single"/>
-          </w:rPr>
-          <w:t>दर्शन</w:t>
-        </w:r>
-      </w:hyperlink>
-      <w:r>
-        <w:rPr>
-          <w:lang w:val="hi_IN" w:bidi="hi_IN"/>
-        </w:rPr>
-        <w:t xml:space="preserve"> देखा जिसमें उसने किसी को देखा जो "मनुष्य के पुत्र" जैसा दिखता था। दानिय्येल के दर्शन में परमेश्वर ने इस व्यक्ति को सारा </w:t>
-      </w:r>
-      <w:hyperlink r:id="rId17">
-        <w:r>
-          <w:rPr>
-            <w:lang w:val="hi_IN" w:bidi="hi_IN"/>
-          </w:rPr>
-          <w:rPr>
-            <w:color w:val="0000EE"/>
-            <w:u w:val="single"/>
-          </w:rPr>
-          <w:t>अधिकार</w:t>
-        </w:r>
-      </w:hyperlink>
-      <w:r>
-        <w:rPr>
-          <w:lang w:val="hi_IN" w:bidi="hi_IN"/>
-        </w:rPr>
-        <w:t xml:space="preserve"> दिया, वह राजा बन गया, और संसार के सभी लोग उसकी सेवा करने लगे। उसका </w:t>
-      </w:r>
-      <w:hyperlink r:id="rId18">
-        <w:r>
-          <w:rPr>
-            <w:lang w:val="hi_IN" w:bidi="hi_IN"/>
-          </w:rPr>
-          <w:rPr>
-            <w:color w:val="0000EE"/>
-            <w:u w:val="single"/>
-          </w:rPr>
-          <w:t>राज्य</w:t>
-        </w:r>
-      </w:hyperlink>
-      <w:r>
-        <w:rPr>
-          <w:lang w:val="hi_IN" w:bidi="hi_IN"/>
-        </w:rPr>
-        <w:t xml:space="preserve"> कभी खत्म नहीं होगा।</w:t>
-      </w:r>
-    </w:p>
-    <w:p>
-      <w:pPr/>
-      <w:r>
-        <w:rPr>
-          <w:lang w:val="hi_IN" w:bidi="hi_IN"/>
-        </w:rPr>
-      </w:r>
-      <w:r>
-        <w:rPr>
-          <w:lang w:val="hi_IN" w:bidi="hi_IN"/>
-        </w:rPr>
-        <w:t xml:space="preserve">जब यीशु अपने आप को "मनुष्य का पुत्र" कहता है, तब वह लोगों से यह कह रहा होता है कि "मैं वही व्यक्ति हूँ जिसे दानिय्येल ने अपने दर्शन में देखा था। मैं राजा हूँ, और परमेश्वर ने मुझे सारा अधिकार दिया है।" यह कहने का एक और तरीका है कि यीशु ही </w:t>
-      </w:r>
-      <w:hyperlink r:id="rId19">
-        <w:r>
-          <w:rPr>
-            <w:lang w:val="hi_IN" w:bidi="hi_IN"/>
-          </w:rPr>
-          <w:rPr>
-            <w:color w:val="0000EE"/>
-            <w:u w:val="single"/>
-          </w:rPr>
-          <w:t>मसीहा</w:t>
-        </w:r>
-      </w:hyperlink>
-      <w:r>
-        <w:rPr>
-          <w:lang w:val="hi_IN" w:bidi="hi_IN"/>
-        </w:rPr>
-        <w:t xml:space="preserve"> है, वह विशेष राजा और </w:t>
-      </w:r>
-      <w:hyperlink r:id="rId20">
-        <w:r>
-          <w:rPr>
-            <w:lang w:val="hi_IN" w:bidi="hi_IN"/>
-          </w:rPr>
-          <w:rPr>
-            <w:color w:val="0000EE"/>
-            <w:u w:val="single"/>
-          </w:rPr>
-          <w:t>उद्धारकर्ता</w:t>
-        </w:r>
-      </w:hyperlink>
-      <w:r>
-        <w:rPr>
-          <w:lang w:val="hi_IN" w:bidi="hi_IN"/>
-        </w:rPr>
-        <w:t xml:space="preserve"> जिसे परमेश्वर ने भेजने का वादा किया था, लेकिन यह बात सीधे नहीं कही गई है। यीशु के समय लोग "मनुष्य का पुत्र" शब्द को मसीहा का एक और उपाधि के रूप में इस्तेमाल नहीं करते थे। इसलिए जब यीशु ने अपने आप को "मनुष्य का पुत्र" कहा, तो लोगों ने तुरंत मसीहा के बारे में नहीं सोचा। हालाँकि, लोगों ने यह समझा कि यीशु यह दावा कर रहा था कि उसे परमेश्वर से सारा अधिकार मिला है। लोगों को धीरे-धीरे यह समझना पड़ा कि जब यीशु ने खुद को “मनुष्य का पुत्र” कहा तो उसका क्या अर्थ था।</w:t>
-      </w:r>
-    </w:p>
-    <w:p>
-      <w:pPr/>
-      <w:r>
-        <w:rPr>
-          <w:lang w:val="hi_IN" w:bidi="hi_IN"/>
-        </w:rPr>
-      </w:r>
-      <w:r>
-        <w:rPr>
-          <w:lang w:val="hi_IN" w:bidi="hi_IN"/>
-        </w:rPr>
-        <w:t>जब यीशु मनुष्य के पुत्र की बात करता था तो मूल दर्शक समझ जाते थे कि वह अपने ही बारे में कह रहा है। यदि आपके दर्शक यह नहीं समझेंगे कि यीशु अपने ही बारे में बात कर रहा था, तो आपको यह स्पष्ट करने की आवश्यकता हो सकती है। यदि आप यह और स्पष्ट करना चाहें कि 'मनुष्य का पुत्र' का क्या अर्थ है, तो आप ऐसा कह सकते हैं "मैं जो परमेश्वर की ओर से, परमेश्वर के अधिकार के साथ आया हूँ।"</w:t>
-      </w:r>
-    </w:p>
-    <w:p>
-      <w:pPr/>
-      <w:r>
-        <w:rPr>
-          <w:lang w:val="hi_IN" w:bidi="hi_IN"/>
-        </w:rPr>
-      </w:r>
-      <w:r>
-        <w:rPr>
-          <w:lang w:val="hi_IN" w:bidi="hi_IN"/>
-        </w:rPr>
-        <w:t>या, यदि आप इसका अर्थ वैसा ही अस्पष्ट रखना चाहते हैं जैसा कि बाइबल में है, तो यह बताना आवश्यक होगा कि "मनुष्य का पुत्र" एक उपाधि है। आप ऐसा कह सकते हैं "मैं, वह हूँ जिसे 'मनुष्य का पुत्र' या 'मानवता का पुत्र' कहा जाता है।"</w:t>
-      </w:r>
-      <w:r>
-        <w:rPr>
-          <w:lang w:val="hi_IN" w:bidi="hi_IN"/>
-        </w:rPr>
-      </w:r>
-      <w:r>
-        <w:rPr>
-          <w:lang w:val="hi_IN" w:bidi="hi_IN"/>
-        </w:rPr>
-      </w:r>
-    </w:p>
-    <w:p>
-      <w:pPr/>
-      <w:r>
-        <w:rPr>
-          <w:lang w:val="hi_IN" w:bidi="hi_IN"/>
-        </w:rPr>
-      </w:r>
-    </w:p>
-    <w:p>
-      <w:pPr>
-        <w:pStyle w:val="Heading2"/>
-      </w:pPr>
+        <w:t>इस्राएली</w:t>
+      </w:r>
+      <w:r>
+        <w:rPr>
+          <w:lang w:val="hi_IN" w:bidi="hi_IN"/>
+        </w:rPr>
+        <w:t xml:space="preserve"> परमेश्वर की आराधना करते थे। मिलापवाले तम्बू का एक और नाम "मिलाप का तम्बू" है, क्योंकि यही वह तम्बू था जहाँ इस्राएली परमेश्वर से मिल सकते थे।</w:t>
+      </w:r>
+    </w:p>
+    <w:p>
+      <w:pPr/>
+      <w:r>
+        <w:rPr>
+          <w:lang w:val="hi_IN" w:bidi="hi_IN"/>
+        </w:rPr>
+      </w:r>
+      <w:r>
+        <w:rPr>
+          <w:lang w:val="hi_IN" w:bidi="hi_IN"/>
+        </w:rPr>
+        <w:t xml:space="preserve">यीशु के जन्म से कई हजार साल पहले, परमेश्वर ने </w:t>
+      </w:r>
+      <w:r>
+        <w:rPr>
+          <w:b/>
+          <w:lang w:val="hi_IN" w:bidi="hi_IN"/>
+        </w:rPr>
+        <w:t>अब्राहम</w:t>
+      </w:r>
+      <w:r>
+        <w:rPr>
+          <w:lang w:val="hi_IN" w:bidi="hi_IN"/>
+        </w:rPr>
+        <w:t xml:space="preserve"> के वंशज इस्राएलियों को मिस्र की गुलामी से आज़ाद किया था। मूसा इस्राएलियों का अगुवा था। परमेश्वर ने मूसा को यह निर्देश दिए कि इस्राएलियों के लिए परमेश्वर की </w:t>
+      </w:r>
+      <w:r>
+        <w:rPr>
+          <w:b/>
+          <w:lang w:val="hi_IN" w:bidi="hi_IN"/>
+        </w:rPr>
+        <w:t>आराधना</w:t>
+      </w:r>
+      <w:r>
+        <w:rPr>
+          <w:lang w:val="hi_IN" w:bidi="hi_IN"/>
+        </w:rPr>
+        <w:t xml:space="preserve"> करने का सही तरीका क्या था। क्योंकि परमेश्वर </w:t>
+      </w:r>
+      <w:r>
+        <w:rPr>
+          <w:lang w:val="hi_IN" w:bidi="hi_IN"/>
+        </w:rPr>
+        <w:t>पवित्र</w:t>
+      </w:r>
+      <w:r>
+        <w:rPr>
+          <w:lang w:val="hi_IN" w:bidi="hi_IN"/>
+        </w:rPr>
+        <w:t xml:space="preserve"> है, और लोग </w:t>
+      </w:r>
+      <w:r>
+        <w:rPr>
+          <w:lang w:val="hi_IN" w:bidi="hi_IN"/>
+        </w:rPr>
+        <w:t>पापी</w:t>
+      </w:r>
+      <w:r>
+        <w:rPr>
+          <w:lang w:val="hi_IN" w:bidi="hi_IN"/>
+        </w:rPr>
+        <w:t xml:space="preserve">हैं, इसलिए लोग ऐसे ही परमेश्वर के पास नहीं आ सकते। परमेश्वर पाप को सहन नहीं कर सकता और कोई भी व्यक्ति जो सीधे परमेश्वर के पास आएगा, वह मर जाएगा। लेकिन परमेश्वर ने उस समय लोगों के लिए </w:t>
+      </w:r>
+      <w:r>
+        <w:rPr>
+          <w:lang w:val="hi_IN" w:bidi="hi_IN"/>
+        </w:rPr>
+        <w:t>बलिदानों</w:t>
+      </w:r>
+      <w:r>
+        <w:rPr>
+          <w:lang w:val="hi_IN" w:bidi="hi_IN"/>
+        </w:rPr>
+        <w:t xml:space="preserve"> और अन्य रिवाजों के द्वारा अपने पास आना संभव बना दिया, जो लोगों को </w:t>
+      </w:r>
+      <w:r>
+        <w:rPr>
+          <w:lang w:val="hi_IN" w:bidi="hi_IN"/>
+        </w:rPr>
+        <w:t>शुद्ध</w:t>
+      </w:r>
+      <w:r>
+        <w:rPr>
+          <w:lang w:val="hi_IN" w:bidi="hi_IN"/>
+        </w:rPr>
+        <w:t xml:space="preserve"> करते थे। जब लोग रिवाज के अनुसार शुद्ध होते थे, तो इसका अर्थ था कि वे परमेश्वर के सामने स्वीकार्य थे।</w:t>
+      </w:r>
+    </w:p>
+    <w:p>
+      <w:pPr/>
+      <w:r>
+        <w:rPr>
+          <w:lang w:val="hi_IN" w:bidi="hi_IN"/>
+        </w:rPr>
+      </w:r>
+      <w:r>
+        <w:rPr>
+          <w:lang w:val="hi_IN" w:bidi="hi_IN"/>
+        </w:rPr>
+        <w:t>परमेश्वर ने मूसा से कहा कि वह एक विशेष तम्बू बनाए, जो वह स्थान होगा जहाँ लोग सुरक्षित रूप से परमेश्वर से मिल सकें। यह मिलापवाला तम्बू था। लोगों ने मिलापवाला तम्बू लकड़ी के पटरों से बनाया, जो सोने से ढके हुए थे। निर्माण के ऊपर वे कपड़े के सुंदर टुकड़े रखते थे। जब भी लोग यात्रा करते थे, वे मिलापवाले तंबू को अलग करते थे और उसके हिस्सों को अपने कंधों पर उठाकर साथ ले जाते थे। जब वे अगले स्थान पर पहुँचे, तो उन्होंने इसे फिर से जोड़ दिया।</w:t>
+      </w:r>
+    </w:p>
+    <w:p>
+      <w:pPr/>
+      <w:r>
+        <w:rPr>
+          <w:lang w:val="hi_IN" w:bidi="hi_IN"/>
+        </w:rPr>
+      </w:r>
+      <w:r>
+        <w:rPr>
+          <w:b/>
+          <w:lang w:val="hi_IN" w:bidi="hi_IN"/>
+        </w:rPr>
+        <w:t>याजक</w:t>
+      </w:r>
+      <w:r>
+        <w:rPr>
+          <w:lang w:val="hi_IN" w:bidi="hi_IN"/>
+        </w:rPr>
+        <w:t xml:space="preserve"> विशेष लोग होते थे जो मिलापवाले तम्बू में काम करते थे। याजक लोगों के लिए यह संभव बनाते थे कि वे परमेश्वर के सामने आ सकें और परमेश्वर के साथ अच्छा रिश्ता रख सकें। यह काम याजक लोगों के लिए बलिदान चढ़ाकर और लोगों को यह सिखाकर करते थे कि कैसे जीना चाहिए।</w:t>
+      </w:r>
+    </w:p>
+    <w:p>
+      <w:pPr/>
+      <w:r>
+        <w:rPr>
+          <w:lang w:val="hi_IN" w:bidi="hi_IN"/>
+        </w:rPr>
+      </w:r>
+      <w:r>
+        <w:rPr>
+          <w:lang w:val="hi_IN" w:bidi="hi_IN"/>
+        </w:rPr>
+        <w:t xml:space="preserve">मिलापवाले तम्बू के सामने एक आँगन था। आँगन में एक </w:t>
+      </w:r>
+      <w:r>
+        <w:rPr>
+          <w:b/>
+          <w:lang w:val="hi_IN" w:bidi="hi_IN"/>
+        </w:rPr>
+        <w:t>वेदी</w:t>
+      </w:r>
+      <w:r>
+        <w:rPr>
+          <w:lang w:val="hi_IN" w:bidi="hi_IN"/>
+        </w:rPr>
+        <w:t xml:space="preserve"> थी, जो वह स्थान था जहाँ याजक परमेश्वर के लिए बलिदान चढ़ाते थे।</w:t>
+      </w:r>
+    </w:p>
+    <w:p>
+      <w:pPr/>
+      <w:r>
+        <w:rPr>
+          <w:lang w:val="hi_IN" w:bidi="hi_IN"/>
+        </w:rPr>
+      </w:r>
+      <w:r>
+        <w:rPr>
+          <w:lang w:val="hi_IN" w:bidi="hi_IN"/>
+        </w:rPr>
+        <w:t xml:space="preserve">मिलापवाला तम्बू स्वयं दो हिस्सों में बाँटा गया था। पहले हिस्से को "पवित्र स्थान" कहा जाता था। केवल याजक ही उस स्थान में प्रवेश कर सकते थे। इस स्थान के अंदर एक मेज थी, जिस पर 12 रोटियाँ रखी जाती थीं जिन्हें याजक हर हफ्ते बदलते थे, </w:t>
+      </w:r>
+      <w:r>
+        <w:rPr>
+          <w:lang w:val="hi_IN" w:bidi="hi_IN"/>
+        </w:rPr>
+        <w:t>एक तेल का दीपक</w:t>
+      </w:r>
+      <w:r>
+        <w:rPr>
+          <w:lang w:val="hi_IN" w:bidi="hi_IN"/>
+        </w:rPr>
+        <w:t xml:space="preserve"> जो हमेशा जलता रहता था, और एक छोटी वेदी जिस पर याजक सुगंधित धूप जलाते थे। ये सभी वस्तुएँ किसी बड़े अर्थ के प्रतीक या चित्र थीं। याजक रोटियाँ खाते थे, यह शायद परमेश्वर के साथ भोजन करने का प्रतीक था; यह दिखाता था कि लोग परमेश्वर के साथ अच्छा रिश्ता रख सकते हैं। बाइबल में तेल को अक्सर </w:t>
+      </w:r>
+      <w:r>
+        <w:rPr>
+          <w:lang w:val="hi_IN" w:bidi="hi_IN"/>
+        </w:rPr>
+        <w:t>पवित्र आत्मा</w:t>
+      </w:r>
+      <w:r>
+        <w:rPr>
+          <w:lang w:val="hi_IN" w:bidi="hi_IN"/>
+        </w:rPr>
+        <w:t xml:space="preserve">, अर्थात् परमेश्वर की शक्ति का प्रतीक माना जाता है। इसलिए तेल का दीपक लोगों के साथ परमेश्वर की उपस्थिति का प्रतीक था। और सुगंधित धूप उन </w:t>
+      </w:r>
+      <w:r>
+        <w:rPr>
+          <w:b/>
+          <w:lang w:val="hi_IN" w:bidi="hi_IN"/>
+        </w:rPr>
+        <w:t>प्रार्थनाओं</w:t>
+      </w:r>
+      <w:r>
+        <w:rPr>
+          <w:lang w:val="hi_IN" w:bidi="hi_IN"/>
+        </w:rPr>
+        <w:t xml:space="preserve"> का प्रतीक थी, जो लोग परमेश्वर से करते थे।</w:t>
+      </w:r>
+    </w:p>
+    <w:p>
+      <w:pPr/>
+      <w:r>
+        <w:rPr>
+          <w:lang w:val="hi_IN" w:bidi="hi_IN"/>
+        </w:rPr>
+      </w:r>
+      <w:r>
+        <w:rPr>
+          <w:lang w:val="hi_IN" w:bidi="hi_IN"/>
+        </w:rPr>
+        <w:t xml:space="preserve">पवित्र स्थान के अंत में एक भारी पर्दा लटका हुआ था। इस पर्दे के पीछे "परम पवित्र स्थान" था। इस परम पवित्र स्थान के अंदर वाचा का सन्दूक रखा हुआ था। यह लकड़ी का सन्दूक था जिसे अंदर और बाहर पूरी तरह से सोने से ढका गया था। सन्दूक के ऊपर दो पंखों वाले प्राणी थे जो एक विशेष प्रकार के </w:t>
+      </w:r>
+      <w:r>
+        <w:rPr>
+          <w:lang w:val="hi_IN" w:bidi="hi_IN"/>
+        </w:rPr>
+        <w:t>स्वर्गदूत</w:t>
+      </w:r>
+      <w:r>
+        <w:rPr>
+          <w:lang w:val="hi_IN" w:bidi="hi_IN"/>
+        </w:rPr>
+        <w:t xml:space="preserve"> को दर्शाते थे। यह सन्दूक परमेश्वर के सिंहासन का प्रतीक था।</w:t>
+      </w:r>
+    </w:p>
+    <w:p>
+      <w:pPr/>
+      <w:r>
+        <w:rPr>
+          <w:lang w:val="hi_IN" w:bidi="hi_IN"/>
+        </w:rPr>
+      </w:r>
+      <w:r>
+        <w:rPr>
+          <w:lang w:val="hi_IN" w:bidi="hi_IN"/>
+        </w:rPr>
+        <w:t xml:space="preserve">यह सबसे पवित्र स्थान था, क्योंकि परमेश्वर स्वयं इस स्थान में था। केवल </w:t>
+      </w:r>
+      <w:r>
+        <w:rPr>
+          <w:b/>
+          <w:lang w:val="hi_IN" w:bidi="hi_IN"/>
+        </w:rPr>
+        <w:t>महायाजक</w:t>
+      </w:r>
+      <w:r>
+        <w:rPr>
+          <w:lang w:val="hi_IN" w:bidi="hi_IN"/>
+        </w:rPr>
+        <w:t xml:space="preserve">, जो सबसे महत्वपूर्ण याजक था, उस स्थान में जा सकता था, और वह भी केवल साल में एक बार। महायाजक "प्रायश्चित के दिन" प्रवेश करता था, जो </w:t>
+      </w:r>
+      <w:r>
+        <w:rPr>
+          <w:lang w:val="hi_IN" w:bidi="hi_IN"/>
+        </w:rPr>
+        <w:t>माफ़ी</w:t>
+      </w:r>
+      <w:r>
+        <w:rPr>
+          <w:lang w:val="hi_IN" w:bidi="hi_IN"/>
+        </w:rPr>
+        <w:t xml:space="preserve"> का महान दिन था। भले ही इस्राएली हर दिन अपने पापों के लिए परमेश्वर से माफ़ी माँगते थे, फिर भी साल में एक बार महायाजक उन सब पापों की माफ़ी माँगता था, जो सभी लोगों ने पिछले साल अनजाने में किए थे। लोगों के पापों के कारण मिलापवाला तम्बू अशुद्ध हो गया था, या परमेश्वर की सेवा के योग्य नहीं रहा। माफ़ी के महान दिन, महायाजक ने जो काम किए, उनमें से एक यह था कि वह इस परम पवित्र स्थान में प्रवेश करता और वाचा के सन्दूक पर लहू छिड़कता था। यह इस बात का प्रतीक था कि लोगों के सब पापों से मन्दिर फिर से शुद्ध कर दिया गया था।</w:t>
+      </w:r>
+    </w:p>
+    <w:p>
+      <w:pPr/>
+      <w:r>
+        <w:rPr>
+          <w:lang w:val="hi_IN" w:bidi="hi_IN"/>
+        </w:rPr>
+      </w:r>
+      <w:r>
+        <w:rPr>
+          <w:lang w:val="hi_IN" w:bidi="hi_IN"/>
+        </w:rPr>
+        <w:t xml:space="preserve">बहुत समय बाद, जब इस्राएली देश में बस गए, तो उन्होंने मिलापवाले तम्बू की जगह एक स्थायी इमारत बनाई, जिसे </w:t>
+      </w:r>
       <w:r>
         <w:rPr>
           <w:lang w:val="hi_IN" w:bidi="hi_IN"/>
         </w:rPr>
         <w:t>मन्दिर</w:t>
       </w:r>
-      <w:r>
-        <w:rPr>
-          <w:lang w:val="hi_IN" w:bidi="hi_IN"/>
-        </w:rPr>
-      </w:r>
-    </w:p>
-    <w:p>
-      <w:pPr/>
-      <w:r>
-        <w:rPr>
-          <w:lang w:val="hi_IN" w:bidi="hi_IN"/>
-        </w:rPr>
-      </w:r>
-      <w:r>
-        <w:rPr>
-          <w:b/>
-          <w:lang w:val="hi_IN" w:bidi="hi_IN"/>
-        </w:rPr>
-        <w:t>मन्दिर</w:t>
-      </w:r>
-      <w:r>
-        <w:rPr>
-          <w:lang w:val="hi_IN" w:bidi="hi_IN"/>
-        </w:rPr>
-        <w:t xml:space="preserve"> वह स्थान है जहाँ लोग परमेश्वर की आराधना करते हैं। बाइबल में मन्दिर वह स्थान है जहाँ परमेश्वर लोगों से मिलता है। मन्दिर का एक नाम और है, </w:t>
-      </w:r>
-      <w:r>
-        <w:rPr>
-          <w:b/>
-          <w:lang w:val="hi_IN" w:bidi="hi_IN"/>
-        </w:rPr>
-        <w:t>परमेश्वर का घर</w:t>
-      </w:r>
-      <w:r>
-        <w:rPr>
-          <w:lang w:val="hi_IN" w:bidi="hi_IN"/>
-        </w:rPr>
-        <w:t>।</w:t>
-      </w:r>
-    </w:p>
-    <w:p>
-      <w:pPr/>
-      <w:r>
-        <w:rPr>
-          <w:lang w:val="hi_IN" w:bidi="hi_IN"/>
-        </w:rPr>
-      </w:r>
-      <w:hyperlink r:id="rId21">
-        <w:r>
-          <w:rPr>
-            <w:lang w:val="hi_IN" w:bidi="hi_IN"/>
-          </w:rPr>
-          <w:rPr>
-            <w:color w:val="0000EE"/>
-            <w:u w:val="single"/>
-          </w:rPr>
-          <w:t>इस्राएल</w:t>
-        </w:r>
-      </w:hyperlink>
-      <w:r>
-        <w:rPr>
-          <w:lang w:val="hi_IN" w:bidi="hi_IN"/>
-        </w:rPr>
-        <w:t xml:space="preserve"> के आसपास रहने वाले लोग बहुत से </w:t>
-      </w:r>
-      <w:hyperlink r:id="rId22">
-        <w:r>
-          <w:rPr>
-            <w:lang w:val="hi_IN" w:bidi="hi_IN"/>
-          </w:rPr>
-          <w:rPr>
-            <w:color w:val="0000EE"/>
-            <w:u w:val="single"/>
-          </w:rPr>
-          <w:t>देवताओं</w:t>
-        </w:r>
-      </w:hyperlink>
-      <w:r>
-        <w:rPr>
-          <w:lang w:val="hi_IN" w:bidi="hi_IN"/>
-        </w:rPr>
-        <w:t xml:space="preserve"> की </w:t>
-      </w:r>
-      <w:r>
-        <w:rPr>
-          <w:b/>
-          <w:lang w:val="hi_IN" w:bidi="hi_IN"/>
-        </w:rPr>
-        <w:t>पूजा</w:t>
-      </w:r>
-      <w:r>
-        <w:rPr>
-          <w:lang w:val="hi_IN" w:bidi="hi_IN"/>
-        </w:rPr>
-        <w:t xml:space="preserve"> करते थे, और उनके कई मन्दिर थे। परमेश्वर ने </w:t>
-      </w:r>
-      <w:r>
-        <w:rPr>
-          <w:b/>
-          <w:lang w:val="hi_IN" w:bidi="hi_IN"/>
-        </w:rPr>
-        <w:t>इस्राएलियों</w:t>
-      </w:r>
-      <w:r>
-        <w:rPr>
-          <w:lang w:val="hi_IN" w:bidi="hi_IN"/>
-        </w:rPr>
-        <w:t xml:space="preserve"> को केवल उसकी ही आराधना करने और केवल एक ही मन्दिर रखने की अनुमति दी। यह मन्दिर </w:t>
-      </w:r>
-      <w:hyperlink r:id="rId23">
-        <w:r>
-          <w:rPr>
-            <w:lang w:val="hi_IN" w:bidi="hi_IN"/>
-          </w:rPr>
-          <w:rPr>
-            <w:color w:val="0000EE"/>
-            <w:u w:val="single"/>
-          </w:rPr>
-          <w:t>यरूशलेम</w:t>
-        </w:r>
-      </w:hyperlink>
-      <w:r>
-        <w:rPr>
-          <w:lang w:val="hi_IN" w:bidi="hi_IN"/>
-        </w:rPr>
-        <w:t xml:space="preserve"> में था, जो </w:t>
-      </w:r>
-      <w:r>
-        <w:rPr>
-          <w:b/>
-          <w:lang w:val="hi_IN" w:bidi="hi_IN"/>
-        </w:rPr>
-        <w:t>यहूदियों</w:t>
-      </w:r>
-      <w:r>
-        <w:rPr>
-          <w:lang w:val="hi_IN" w:bidi="hi_IN"/>
-        </w:rPr>
-        <w:t xml:space="preserve"> के लिए सबसे महत्वपूर्ण शहर था।</w:t>
-      </w:r>
-    </w:p>
-    <w:p>
-      <w:pPr/>
-      <w:r>
-        <w:rPr>
-          <w:lang w:val="hi_IN" w:bidi="hi_IN"/>
-        </w:rPr>
-      </w:r>
-      <w:r>
-        <w:rPr>
-          <w:lang w:val="hi_IN" w:bidi="hi_IN"/>
-        </w:rPr>
-        <w:t xml:space="preserve">यीशु के जन्म से कई हजार साल पहले, परमेश्वर ने </w:t>
-      </w:r>
-      <w:hyperlink r:id="rId24">
-        <w:r>
-          <w:rPr>
-            <w:lang w:val="hi_IN" w:bidi="hi_IN"/>
-          </w:rPr>
-          <w:rPr>
-            <w:color w:val="0000EE"/>
-            <w:u w:val="single"/>
-          </w:rPr>
-          <w:t>अब्राहम</w:t>
-        </w:r>
-      </w:hyperlink>
-      <w:r>
-        <w:rPr>
-          <w:lang w:val="hi_IN" w:bidi="hi_IN"/>
-        </w:rPr>
-        <w:t xml:space="preserve"> के वंशज इस्राएलियों को, मिस्र की गुलामी से आज़ाद किया था। मूसा इस्राएलियों का अगुवा था। परमेश्वर ने मूसा को यह निर्देश दिए कि इस्राएलियों के लिए परमेश्वर की आराधना करने का सही तरीका क्या था। क्योंकि परमेश्वर </w:t>
-      </w:r>
-      <w:hyperlink r:id="rId25">
-        <w:r>
-          <w:rPr>
-            <w:lang w:val="hi_IN" w:bidi="hi_IN"/>
-          </w:rPr>
-          <w:rPr>
-            <w:color w:val="0000EE"/>
-            <w:u w:val="single"/>
-          </w:rPr>
-          <w:t>पवित्र</w:t>
-        </w:r>
-      </w:hyperlink>
-      <w:r>
-        <w:rPr>
-          <w:lang w:val="hi_IN" w:bidi="hi_IN"/>
-        </w:rPr>
-        <w:t xml:space="preserve"> है, और लोग </w:t>
-      </w:r>
-      <w:r>
-        <w:rPr>
-          <w:b/>
-          <w:lang w:val="hi_IN" w:bidi="hi_IN"/>
-        </w:rPr>
-        <w:t>पापी</w:t>
-      </w:r>
-      <w:r>
-        <w:rPr>
-          <w:lang w:val="hi_IN" w:bidi="hi_IN"/>
-        </w:rPr>
-        <w:t xml:space="preserve"> हैं, इसलिए लोग ऐसे ही परमेश्वर के पास नहीं आ सकते। परमेश्वर पाप को सहन नहीं कर सकता, इसलिए कोई भी व्यक्ति जो सीधे परमेश्वर के पास आएगा वह मर जाएगा। परमेश्वर ने लोगों के लिए बलिदानों और अन्य रिवाजों के द्वारा अपने पास आना संभव बना दिया जो लोगों को शुद्ध करते थे। </w:t>
-      </w:r>
-      <w:r>
-        <w:rPr>
-          <w:b/>
-          <w:lang w:val="hi_IN" w:bidi="hi_IN"/>
-        </w:rPr>
-        <w:t>शुद्ध</w:t>
-      </w:r>
-      <w:r>
-        <w:rPr>
-          <w:lang w:val="hi_IN" w:bidi="hi_IN"/>
-        </w:rPr>
-        <w:t xml:space="preserve"> होने का अर्थ है परमेश्वर के सामने स्वीकार्य होना।</w:t>
-      </w:r>
-    </w:p>
-    <w:p>
-      <w:pPr/>
-      <w:r>
-        <w:rPr>
-          <w:lang w:val="hi_IN" w:bidi="hi_IN"/>
-        </w:rPr>
-      </w:r>
-      <w:r>
-        <w:rPr>
-          <w:lang w:val="hi_IN" w:bidi="hi_IN"/>
-        </w:rPr>
-        <w:t xml:space="preserve">परमेश्वर ने मूसा से कहा कि वह एक </w:t>
-      </w:r>
-      <w:hyperlink r:id="rId26">
-        <w:r>
-          <w:rPr>
-            <w:lang w:val="hi_IN" w:bidi="hi_IN"/>
-          </w:rPr>
-          <w:rPr>
-            <w:color w:val="0000EE"/>
-            <w:u w:val="single"/>
-          </w:rPr>
-          <w:t>मिलापवाला तम्बू</w:t>
-        </w:r>
-      </w:hyperlink>
-      <w:r>
-        <w:rPr>
-          <w:lang w:val="hi_IN" w:bidi="hi_IN"/>
-        </w:rPr>
-        <w:t xml:space="preserve"> बनाए, जिसका अर्थ है एक तम्बू, जो वह स्थान होगा जहाँ लोग सुरक्षित रूप से परमेश्वर से मिल सकें। यह मिलापवाला तम्बू एक ऐसा मन्दिर था जिसे कहीं भी ले जाया जा सकता था। लोग जहाँ भी यात्रा करते थे, वे मिलापवाले तम्बू को अपने साथ ले जाते थे।</w:t>
-      </w:r>
-    </w:p>
-    <w:p>
-      <w:pPr/>
-      <w:r>
-        <w:rPr>
-          <w:lang w:val="hi_IN" w:bidi="hi_IN"/>
-        </w:rPr>
-      </w:r>
-      <w:r>
-        <w:rPr>
-          <w:lang w:val="hi_IN" w:bidi="hi_IN"/>
-        </w:rPr>
-        <w:t xml:space="preserve">बहुत समय बाद, जब </w:t>
-      </w:r>
-      <w:hyperlink r:id="rId27">
-        <w:r>
-          <w:rPr>
-            <w:lang w:val="hi_IN" w:bidi="hi_IN"/>
-          </w:rPr>
-          <w:rPr>
-            <w:color w:val="0000EE"/>
-            <w:u w:val="single"/>
-          </w:rPr>
-          <w:t>दाऊद</w:t>
-        </w:r>
-      </w:hyperlink>
-      <w:r>
-        <w:rPr>
-          <w:lang w:val="hi_IN" w:bidi="hi_IN"/>
-        </w:rPr>
-        <w:t xml:space="preserve"> इस्राएल का </w:t>
-      </w:r>
-      <w:hyperlink r:id="rId28">
-        <w:r>
-          <w:rPr>
-            <w:lang w:val="hi_IN" w:bidi="hi_IN"/>
-          </w:rPr>
-          <w:rPr>
-            <w:color w:val="0000EE"/>
-            <w:u w:val="single"/>
-          </w:rPr>
-          <w:t>राजा</w:t>
-        </w:r>
-      </w:hyperlink>
-      <w:r>
-        <w:rPr>
-          <w:lang w:val="hi_IN" w:bidi="hi_IN"/>
-        </w:rPr>
-        <w:t xml:space="preserve"> था, तो वह मिलापवाले तम्बू को एक स्थायी इमारत में बदलना चाहता था। परमेश्वर ने दाऊद को अपने लिए एक मन्दिर बनवाने की अनुमति नहीं दी, क्योंकि दाऊद एक सैनिक था और उसने लोगों को मार डाला था। लेकिन परमेश्वर ने दाऊद से कहा कि उसका पुत्र परमेश्वर के लिए यह मन्दिर बना सकता है। और परमेश्वर ने दाऊद को यह अनुमति दी कि वह अपने पुत्र को यह निर्देश दे कि यह मन्दिर ठीक कैसे बनाना है।</w:t>
-      </w:r>
-    </w:p>
-    <w:p>
-      <w:pPr/>
-      <w:r>
-        <w:rPr>
-          <w:lang w:val="hi_IN" w:bidi="hi_IN"/>
-        </w:rPr>
-      </w:r>
-      <w:r>
-        <w:rPr>
-          <w:lang w:val="hi_IN" w:bidi="hi_IN"/>
-        </w:rPr>
-        <w:t xml:space="preserve">दाऊद के पुत्र, राजा सुलैमान ने, सच में परमेश्वर के लिए एक शानदार मन्दिर बनाया। फिर भी सुलैमान ने समझा कि परमेश्वर इतना महान है कि वह सच में मन्दिर में नहीं रह सकता; उसने कहा कि </w:t>
-      </w:r>
-      <w:hyperlink r:id="rId29">
-        <w:r>
-          <w:rPr>
-            <w:lang w:val="hi_IN" w:bidi="hi_IN"/>
-          </w:rPr>
-          <w:rPr>
-            <w:color w:val="0000EE"/>
-            <w:u w:val="single"/>
-          </w:rPr>
-          <w:t>स्वर्ग</w:t>
-        </w:r>
-      </w:hyperlink>
-      <w:r>
-        <w:rPr>
-          <w:lang w:val="hi_IN" w:bidi="hi_IN"/>
-        </w:rPr>
-        <w:t xml:space="preserve"> भी परमेश्वर के लिए इतना बड़ा नहीं है! और इसलिए, यह तथ्य कि परमेश्वर धरती पर आकर पापी लोगों के बीच एक छोटे से मन्दिर को अपना घर कहने को तैयार हुआ, इस बात का प्रमाण है कि वह लोगों से कितना प्रेम करता है।</w:t>
-      </w:r>
-    </w:p>
-    <w:p>
-      <w:pPr/>
-      <w:r>
-        <w:rPr>
-          <w:lang w:val="hi_IN" w:bidi="hi_IN"/>
-        </w:rPr>
-      </w:r>
-      <w:r>
-        <w:rPr>
-          <w:lang w:val="hi_IN" w:bidi="hi_IN"/>
-        </w:rPr>
-        <w:t>बहुत समय बाद, इस्राएलियों के शत्रुओं ने इस मन्दिर को नष्ट कर दिया। परमेश्वर ने इसे होने दिया क्योंकि इस्राएलियों ने परमेश्वर के प्रति विश्वासघात किया था और दूसरे देवताओं की उपासना करना शुरू कर दिया था। इस्राएलियों को दूसरे देशों में भेज दिया गया, और मन्दिर में आराधना खत्म हो गई थी।</w:t>
-      </w:r>
-    </w:p>
-    <w:p>
-      <w:pPr/>
-      <w:r>
-        <w:rPr>
-          <w:lang w:val="hi_IN" w:bidi="hi_IN"/>
-        </w:rPr>
-      </w:r>
-      <w:r>
-        <w:rPr>
-          <w:lang w:val="hi_IN" w:bidi="hi_IN"/>
-        </w:rPr>
-        <w:t xml:space="preserve">लेकिन कई सालों बाद, परमेश्वर ने इस्राएलियों को, जिन्हें उस समय तक अधिकतर </w:t>
-      </w:r>
-      <w:r>
-        <w:rPr>
-          <w:b/>
-          <w:lang w:val="hi_IN" w:bidi="hi_IN"/>
-        </w:rPr>
-        <w:t>यहूदी</w:t>
-      </w:r>
-      <w:r>
-        <w:rPr>
-          <w:lang w:val="hi_IN" w:bidi="hi_IN"/>
-        </w:rPr>
-        <w:t xml:space="preserve"> कहा जाने लगा था, उस देश में लौटने की अनुमति दी। यहूदियों ने परमेश्वर के लिए एक नया मन्दिर बनाया। यह मन्दिर पहले वाले से बहुत छोटा था।</w:t>
-      </w:r>
-    </w:p>
-    <w:p>
-      <w:pPr/>
-      <w:r>
-        <w:rPr>
-          <w:lang w:val="hi_IN" w:bidi="hi_IN"/>
-        </w:rPr>
-      </w:r>
-      <w:r>
-        <w:rPr>
-          <w:lang w:val="hi_IN" w:bidi="hi_IN"/>
-        </w:rPr>
-        <w:t>यीशु के जन्म से लगभग 20 साल पहले, हेरोदेस नामक एक राजा ने उस छोटे मन्दिर को बहुत बड़ा और शानदार बनाने के लिए उसका पुनर्निर्माण करना शुरू किया। उसने ऐसा इसलिए किया क्योंकि वह यहूदियों को खुश करना चाहता था ताकि वे उसके शासन का सहयोग करें। यीशु के समय, इस मन्दिर का काम अभी भी चल रहा था।</w:t>
-      </w:r>
-    </w:p>
-    <w:p>
-      <w:pPr/>
-      <w:r>
-        <w:rPr>
-          <w:lang w:val="hi_IN" w:bidi="hi_IN"/>
-        </w:rPr>
-      </w:r>
-      <w:r>
-        <w:rPr>
-          <w:lang w:val="hi_IN" w:bidi="hi_IN"/>
-        </w:rPr>
-        <w:t xml:space="preserve">इन सभी मन्दिरों और मिलापवाले तम्बू की मूल बनावट एक जैसी थी, और उनमें वही रिवाज पूरे किए जाते थे। मन्दिर के सामने एक आँगन था। यहीं पर </w:t>
-      </w:r>
-      <w:r>
-        <w:rPr>
-          <w:b/>
-          <w:lang w:val="hi_IN" w:bidi="hi_IN"/>
-        </w:rPr>
-        <w:t>याजक</w:t>
-      </w:r>
-      <w:r>
-        <w:rPr>
-          <w:lang w:val="hi_IN" w:bidi="hi_IN"/>
-        </w:rPr>
-        <w:t xml:space="preserve"> और लेवीय इस्राएलियों द्वारा लाए गए बलिदानों को चढ़ाने का काम करते थे। </w:t>
-      </w:r>
-      <w:r>
-        <w:rPr>
-          <w:b/>
-          <w:lang w:val="hi_IN" w:bidi="hi_IN"/>
-        </w:rPr>
-        <w:t>लेवीय</w:t>
-      </w:r>
-      <w:r>
-        <w:rPr>
-          <w:lang w:val="hi_IN" w:bidi="hi_IN"/>
-        </w:rPr>
-        <w:t xml:space="preserve"> लोग लेवी के </w:t>
-      </w:r>
-      <w:r>
-        <w:rPr>
-          <w:b/>
-          <w:lang w:val="hi_IN" w:bidi="hi_IN"/>
-        </w:rPr>
-        <w:t>वंशज</w:t>
-      </w:r>
-      <w:r>
-        <w:rPr>
-          <w:lang w:val="hi_IN" w:bidi="hi_IN"/>
-        </w:rPr>
-        <w:t xml:space="preserve"> हैं, जो अब्राहम के परपोते में से एक था। परमेश्वर ने लेवियों को अपने मन्दिर की देखभाल के लिए अलग किया था। याजक लेवीय थे जिन्हें बलि चढ़ाने का विशेष काम दिया जाता था। </w:t>
-      </w:r>
-      <w:r>
-        <w:rPr>
-          <w:b/>
-          <w:lang w:val="hi_IN" w:bidi="hi_IN"/>
-        </w:rPr>
-        <w:t>बलिदान</w:t>
-      </w:r>
-      <w:r>
-        <w:rPr>
-          <w:lang w:val="hi_IN" w:bidi="hi_IN"/>
-        </w:rPr>
-        <w:t xml:space="preserve"> वे भेंट हैं जो लोग परमेश्वर को धन्यवाद देने या पाप के लिए </w:t>
-      </w:r>
-      <w:hyperlink r:id="rId30">
-        <w:r>
-          <w:rPr>
-            <w:lang w:val="hi_IN" w:bidi="hi_IN"/>
-          </w:rPr>
-          <w:rPr>
-            <w:color w:val="0000EE"/>
-            <w:u w:val="single"/>
-          </w:rPr>
-          <w:t>माफ़ी</w:t>
-        </w:r>
-      </w:hyperlink>
-      <w:r>
-        <w:rPr>
-          <w:lang w:val="hi_IN" w:bidi="hi_IN"/>
-        </w:rPr>
-        <w:t xml:space="preserve"> मांगने के लिए देते हैं। बलिदान एक जानवर हो सकता था जिसे मारा और जलाया जाता था, या फिर यह सुगंधित तेल या किसी प्रकार का भोजन हो सकता था, यह बलिदान के कारण पर निर्भर करता था।</w:t>
-      </w:r>
-    </w:p>
-    <w:p>
-      <w:pPr/>
-      <w:r>
-        <w:rPr>
-          <w:lang w:val="hi_IN" w:bidi="hi_IN"/>
-        </w:rPr>
-      </w:r>
-      <w:r>
-        <w:rPr>
-          <w:lang w:val="hi_IN" w:bidi="hi_IN"/>
-        </w:rPr>
-        <w:t xml:space="preserve">मन्दिर की इमारत दो हिस्सों में बँटी हुई थी। पहले हिस्से को "पवित्र स्थान" कहा जाता था। केवल याजक ही उस स्थान में प्रवेश कर सकते थे। इस स्थान के अंदर एक मेज थी जिस पर 12 रोटियाँ रखी जाती थीं जिन्हें हर हफ्ते बदला जाता था, </w:t>
-      </w:r>
-      <w:hyperlink r:id="rId31">
-        <w:r>
-          <w:rPr>
-            <w:lang w:val="hi_IN" w:bidi="hi_IN"/>
-          </w:rPr>
-          <w:rPr>
-            <w:color w:val="0000EE"/>
-            <w:u w:val="single"/>
-          </w:rPr>
-          <w:t>तेल का एक दीपक</w:t>
-        </w:r>
-      </w:hyperlink>
-      <w:r>
-        <w:rPr>
-          <w:lang w:val="hi_IN" w:bidi="hi_IN"/>
-        </w:rPr>
-        <w:t xml:space="preserve"> जो हमेशा जलता रहता था और एक छोटी </w:t>
-      </w:r>
-      <w:hyperlink r:id="rId32">
-        <w:r>
-          <w:rPr>
-            <w:lang w:val="hi_IN" w:bidi="hi_IN"/>
-          </w:rPr>
-          <w:rPr>
-            <w:color w:val="0000EE"/>
-            <w:u w:val="single"/>
-          </w:rPr>
-          <w:t>वेदी</w:t>
-        </w:r>
-      </w:hyperlink>
-      <w:r>
-        <w:rPr>
-          <w:lang w:val="hi_IN" w:bidi="hi_IN"/>
-        </w:rPr>
-        <w:t xml:space="preserve"> थी जिस पर याजक सुगंधित धूप जलाता था। ये सभी वस्तुएँ किसी बड़े अर्थ के प्रतीक या चित्र थे। याजक रोटियाँ खाते थे, यह शायद परमेश्वर के साथ भोजन करने का प्रतीक था, यह दिखाता था कि लोग परमेश्वर के साथ अच्छा रिश्ता रख सकते हैं। बाइबल में तेल अक्सर </w:t>
-      </w:r>
-      <w:hyperlink r:id="rId33">
-        <w:r>
-          <w:rPr>
-            <w:lang w:val="hi_IN" w:bidi="hi_IN"/>
-          </w:rPr>
-          <w:rPr>
-            <w:color w:val="0000EE"/>
-            <w:u w:val="single"/>
-          </w:rPr>
-          <w:t>पवित्र आत्मा</w:t>
-        </w:r>
-      </w:hyperlink>
-      <w:r>
-        <w:rPr>
-          <w:lang w:val="hi_IN" w:bidi="hi_IN"/>
-        </w:rPr>
-        <w:t xml:space="preserve"> का प्रतीक होता है, अर्थात् परमेश्वर की शक्ति का। इसलिए तेल का दीपक इस बात का प्रतीक था कि परमेश्वर लोगों के साथ उपस्थित है। और सुगंधित धूप उन </w:t>
-      </w:r>
-      <w:r>
-        <w:rPr>
-          <w:b/>
-          <w:lang w:val="hi_IN" w:bidi="hi_IN"/>
-        </w:rPr>
-        <w:t>प्रार्थनाओं</w:t>
-      </w:r>
-      <w:r>
-        <w:rPr>
-          <w:lang w:val="hi_IN" w:bidi="hi_IN"/>
-        </w:rPr>
-        <w:t xml:space="preserve"> का प्रतीक थी जो लोग परमेश्वर से करते थे।</w:t>
-      </w:r>
-    </w:p>
-    <w:p>
-      <w:pPr/>
-      <w:r>
-        <w:rPr>
-          <w:lang w:val="hi_IN" w:bidi="hi_IN"/>
-        </w:rPr>
-      </w:r>
-      <w:r>
-        <w:rPr>
-          <w:lang w:val="hi_IN" w:bidi="hi_IN"/>
-        </w:rPr>
-        <w:t xml:space="preserve">पवित्र स्थान के अंत में एक भारी पर्दा लटका हुआ था। इस पर्दे के पीछे परम पवित्र स्थान था। इस परम पवित्र स्थान के अंदर </w:t>
-      </w:r>
-      <w:r>
-        <w:rPr>
-          <w:b/>
-          <w:lang w:val="hi_IN" w:bidi="hi_IN"/>
-        </w:rPr>
-        <w:t>वाचा का सन्दूक</w:t>
-      </w:r>
-      <w:r>
-        <w:rPr>
-          <w:lang w:val="hi_IN" w:bidi="hi_IN"/>
-        </w:rPr>
-        <w:t xml:space="preserve"> रखा था, जो एक लकड़ी का सन्दूक था। यह परम पवित्र स्थान था, क्योंकि परमेश्वर खुद वहाँ उपस्थित होता था। केवल </w:t>
-      </w:r>
-      <w:hyperlink r:id="rId34">
-        <w:r>
-          <w:rPr>
-            <w:lang w:val="hi_IN" w:bidi="hi_IN"/>
-          </w:rPr>
-          <w:rPr>
-            <w:color w:val="0000EE"/>
-            <w:u w:val="single"/>
-          </w:rPr>
-          <w:t>महायाजक</w:t>
-        </w:r>
-      </w:hyperlink>
-      <w:r>
-        <w:rPr>
-          <w:lang w:val="hi_IN" w:bidi="hi_IN"/>
-        </w:rPr>
-        <w:t xml:space="preserve">, जो सबसे प्रमुख याजक होता था, वही इस स्थान में जा सकता था, और वह भी साल में केवल एक बार। यह "प्रायश्चित के दिन" होता था, जो माफ़ी का महान दिन है। हालाँकि इस्राएली लोग पूरे साल अपने पापों के लिए परमेश्वर से माफ़ी मांगते थे, लेकिन हर साल एक बार महायाजक उन सभी पापों के लिए माफ़ी मांगता था जो सभी लोगों ने पिछले साल किए थे। लोगों के पापों के कारण मन्दिर </w:t>
-      </w:r>
-      <w:r>
-        <w:rPr>
-          <w:b/>
-          <w:lang w:val="hi_IN" w:bidi="hi_IN"/>
-        </w:rPr>
-        <w:t>अशुद्ध</w:t>
-      </w:r>
-      <w:r>
-        <w:rPr>
-          <w:lang w:val="hi_IN" w:bidi="hi_IN"/>
-        </w:rPr>
-        <w:t xml:space="preserve"> हो गया था और परमेश्वर की सेवा के योग्य नहीं रहा। माफ़ी के महान दिन, महायाजक ने जो काम किए, उनमें से एक यह था कि वह इस परम पवित्र स्थान में प्रवेश करता और वाचा के सन्दूक पर लहू छिड़कता था। यह इस बात का प्रतीक था कि मन्दिर फिर से उन सभी पापों से शुद्ध हो गया था जो लोगों ने किए थे।</w:t>
-      </w:r>
-    </w:p>
-    <w:p>
-      <w:pPr/>
-      <w:r>
-        <w:rPr>
-          <w:lang w:val="hi_IN" w:bidi="hi_IN"/>
-        </w:rPr>
-      </w:r>
-      <w:r>
-        <w:rPr>
-          <w:lang w:val="hi_IN" w:bidi="hi_IN"/>
-        </w:rPr>
-        <w:t xml:space="preserve">मन्दिर यरूशलेम में था, जो इस्राएल का सबसे महत्वपूर्ण शहर है। यहूदी लोग मन्दिर में महत्वपूर्ण त्योहारों और रिवाजों को मनाने के लिए यरूशलेम की यात्रा करते थे। यीशु के समय में, मन्दिर के चारों ओर कई आँगन थे। यदि आप मन्दिर में आने वाले एक </w:t>
-      </w:r>
-      <w:hyperlink r:id="rId35">
-        <w:r>
-          <w:rPr>
-            <w:lang w:val="hi_IN" w:bidi="hi_IN"/>
-          </w:rPr>
-          <w:rPr>
-            <w:color w:val="0000EE"/>
-            <w:u w:val="single"/>
-          </w:rPr>
-          <w:t>परदेशी</w:t>
-        </w:r>
-      </w:hyperlink>
-      <w:r>
-        <w:rPr>
-          <w:lang w:val="hi_IN" w:bidi="hi_IN"/>
-        </w:rPr>
-        <w:t xml:space="preserve"> होते, तो आप केवल बाहरी आँगन तक ही आ सकते थे। यहूदी </w:t>
-      </w:r>
-      <w:r>
-        <w:rPr>
-          <w:b/>
-          <w:lang w:val="hi_IN" w:bidi="hi_IN"/>
-        </w:rPr>
-        <w:t>स्त्रियाँ</w:t>
-      </w:r>
-      <w:r>
-        <w:rPr>
-          <w:lang w:val="hi_IN" w:bidi="hi_IN"/>
-        </w:rPr>
-        <w:t xml:space="preserve"> अगले आँगन में भी जा सकती थीं। यहूदी </w:t>
-      </w:r>
-      <w:r>
-        <w:rPr>
-          <w:b/>
-          <w:lang w:val="hi_IN" w:bidi="hi_IN"/>
-        </w:rPr>
-        <w:t>पुरुष</w:t>
-      </w:r>
-      <w:r>
-        <w:rPr>
-          <w:lang w:val="hi_IN" w:bidi="hi_IN"/>
-        </w:rPr>
-        <w:t xml:space="preserve"> एक आँगन और आगे जा सकते थे। केवल याजक ही उस आँगन में प्रवेश कर सकते थे जहाँ बलिदान चढ़ाए जाते थे। पुराने नियम में हमें आँगनों के बारे में ये नियम नहीं मिलते। ये वे नियम थे जो यहूदी लोगों ने खुद बनाए थे।</w:t>
-      </w:r>
-    </w:p>
-    <w:p>
-      <w:pPr/>
-      <w:r>
-        <w:rPr>
-          <w:lang w:val="hi_IN" w:bidi="hi_IN"/>
-        </w:rPr>
-      </w:r>
-      <w:r>
-        <w:rPr>
-          <w:lang w:val="hi_IN" w:bidi="hi_IN"/>
-        </w:rPr>
-        <w:t xml:space="preserve">लेकिन पुराने नियम में भी, केवल </w:t>
-      </w:r>
-      <w:r>
-        <w:rPr>
-          <w:b/>
-          <w:lang w:val="hi_IN" w:bidi="hi_IN"/>
-        </w:rPr>
-        <w:t>याजक</w:t>
-      </w:r>
-      <w:r>
-        <w:rPr>
-          <w:lang w:val="hi_IN" w:bidi="hi_IN"/>
-        </w:rPr>
-        <w:t xml:space="preserve"> ही मन्दिर में जा सकते थे, और केवल महायाजक ही भारी पर्दे के पार जाकर परम पवित्र स्थान में जा सकता था। यह सब लोगों को दिखाता था कि परमेश्वर कितना पवित्र है और वह लोगों से कितना भिन्न और अलग है। जब यीशु </w:t>
-      </w:r>
-      <w:hyperlink r:id="rId36">
-        <w:r>
-          <w:rPr>
-            <w:lang w:val="hi_IN" w:bidi="hi_IN"/>
-          </w:rPr>
-          <w:rPr>
-            <w:color w:val="0000EE"/>
-            <w:u w:val="single"/>
-          </w:rPr>
-          <w:t>क्रूस</w:t>
-        </w:r>
-      </w:hyperlink>
-      <w:r>
-        <w:rPr>
-          <w:lang w:val="hi_IN" w:bidi="hi_IN"/>
-        </w:rPr>
-        <w:t xml:space="preserve"> पर मरा, तब मन्दिर के अंदर कुछ अजीब हुआ। मत्ती की पुस्तक हमें बताती है कि मन्दिर का पर्दा ऊपर से नीचे तक आधा फट गया था! यह हमें दिखाता है कि यीशु की मृत्यु के कारण परमेश्वर और लोगों के बीच की यह बड़ी दूरी मिट गई। यीशु के बलिदान ने लोगों के लिए यह संभव कर दिया कि वे अब बिना किसी डर और झिझक के परमेश्वर के पास आ सकें।</w:t>
-      </w:r>
-    </w:p>
-    <w:p>
-      <w:pPr/>
-      <w:r>
-        <w:rPr>
-          <w:lang w:val="hi_IN" w:bidi="hi_IN"/>
-        </w:rPr>
-      </w:r>
-      <w:r>
-        <w:rPr>
-          <w:lang w:val="hi_IN" w:bidi="hi_IN"/>
-        </w:rPr>
-        <w:t>यीशु के स्वर्ग लौट जाने के लगभग 40 साल बाद, रोम के लोगों ने इस मन्दिर को नष्ट कर दिया। यहूदी लोगों ने रोम के लोगों के विरुद्ध बलवा किया था, जो उन पर शासन करते थे, और इस कारण रोम के लोगों ने यरूशलेम को जला दिया और मन्दिर को पूरी तरह नष्ट कर दिया। इसके बाद, यहूदी मन्दिर को दोबारा कभी नहीं बना सके।</w:t>
-      </w:r>
-    </w:p>
-    <w:p>
-      <w:pPr/>
-      <w:r>
-        <w:rPr>
-          <w:lang w:val="hi_IN" w:bidi="hi_IN"/>
-        </w:rPr>
-      </w:r>
-      <w:r>
-        <w:rPr>
-          <w:lang w:val="hi_IN" w:bidi="hi_IN"/>
-        </w:rPr>
-        <w:t xml:space="preserve">पौलुस ने अपने पत्र में लोगों से कहा कि </w:t>
-      </w:r>
-      <w:hyperlink r:id="rId37">
-        <w:r>
-          <w:rPr>
-            <w:lang w:val="hi_IN" w:bidi="hi_IN"/>
-          </w:rPr>
-          <w:rPr>
-            <w:color w:val="0000EE"/>
-            <w:u w:val="single"/>
-          </w:rPr>
-          <w:t>कलीसिया</w:t>
-        </w:r>
-      </w:hyperlink>
-      <w:r>
-        <w:rPr>
-          <w:lang w:val="hi_IN" w:bidi="hi_IN"/>
-        </w:rPr>
-        <w:t xml:space="preserve">, यानी जो </w:t>
-      </w:r>
-      <w:r>
-        <w:rPr>
-          <w:b/>
-          <w:lang w:val="hi_IN" w:bidi="hi_IN"/>
-        </w:rPr>
-        <w:t>विश्वासी</w:t>
-      </w:r>
-      <w:r>
-        <w:rPr>
-          <w:lang w:val="hi_IN" w:bidi="hi_IN"/>
-        </w:rPr>
-        <w:t xml:space="preserve"> अब यीशु में एक साथ हैं, अब परमेश्वर का मन्दिर हैं। विश्वासियों का समुदाय वह स्थान है जहाँ परमेश्वर पृथ्वी पर रहता है, और जहाँ लोग उससे मिल सकते हैं।</w:t>
-      </w:r>
-    </w:p>
-    <w:p>
-      <w:pPr/>
-      <w:r>
-        <w:rPr>
-          <w:lang w:val="hi_IN" w:bidi="hi_IN"/>
-        </w:rPr>
-      </w:r>
-      <w:r>
-        <w:rPr>
-          <w:lang w:val="hi_IN" w:bidi="hi_IN"/>
-        </w:rPr>
-        <w:t>प्रकाशितवाक्य की पुस्तक में हम पढ़ते हैं कि जब यीशु पृथ्वी पर शासन करने के लिए वापस आएगा, तब और कोई मन्दिर नहीं होगा। मन्दिर की कोई ज़रूरत नहीं होगी, क्योंकि परमेश्वर लोगों के बीच रहेगा, बिना किसी दूरी के!</w:t>
-      </w:r>
-    </w:p>
-    <w:p>
-      <w:pPr/>
-      <w:r>
-        <w:rPr>
-          <w:lang w:val="hi_IN" w:bidi="hi_IN"/>
-        </w:rPr>
-      </w:r>
-      <w:r>
-        <w:rPr>
-          <w:lang w:val="hi_IN" w:bidi="hi_IN"/>
-        </w:rPr>
-        <w:t>बाइबल में हमें ऐसे और भी वाक्यांश मिलते हैं जिनका इस्तेमाल मन्दिर के लिए किया जाता है, जैसे:</w:t>
-      </w:r>
-    </w:p>
-    <w:p>
-      <w:pPr/>
-      <w:r>
-        <w:rPr>
-          <w:lang w:val="hi_IN" w:bidi="hi_IN"/>
-        </w:rPr>
-      </w:r>
-      <w:r>
-        <w:rPr>
-          <w:lang w:val="hi_IN" w:bidi="hi_IN"/>
-        </w:rPr>
-        <w:t xml:space="preserve">बाइबल में कुछ मन्दिरों का भी ज़िक्र है जो उन देवताओं के लिये समर्पित थे जिनकी पूजा अन्य लोग करते थे, जैसे न्यायियों की पुस्तक में दागोन का मन्दिर या प्रेरितों की पुस्तक में अरतिमिस का मन्दिर। ये मन्दिर यरूशलेम के मन्दिर से बिल्कुल अलग थे और उनमें हमेशा एक </w:t>
-      </w:r>
-      <w:hyperlink r:id="rId38">
-        <w:r>
-          <w:rPr>
-            <w:lang w:val="hi_IN" w:bidi="hi_IN"/>
-          </w:rPr>
-          <w:rPr>
-            <w:color w:val="0000EE"/>
-            <w:u w:val="single"/>
-          </w:rPr>
-          <w:t>मूर्ति</w:t>
-        </w:r>
-      </w:hyperlink>
-      <w:r>
-        <w:rPr>
-          <w:lang w:val="hi_IN" w:bidi="hi_IN"/>
-        </w:rPr>
-        <w:t xml:space="preserve"> होती थी, जो इन देवताओं की प्रतिमा होती थी। परमेश्वर के मन्दिर में कोई मूर्ति नहीं थी, क्योंकि परमेश्वर ने लोगों को अपनी प्रतिमा बनाने से मना किया था।</w:t>
-      </w:r>
-    </w:p>
-    <w:p>
-      <w:pPr/>
-      <w:r>
-        <w:rPr>
-          <w:lang w:val="hi_IN" w:bidi="hi_IN"/>
-        </w:rPr>
-      </w:r>
-      <w:r>
-        <w:rPr>
-          <w:b/>
-          <w:lang w:val="hi_IN" w:bidi="hi_IN"/>
-        </w:rPr>
-        <w:t>जब आप "मन्दिर" शब्द का अनुवाद कर रहे हों, तो इन बातों का ध्यान रखें:</w:t>
-      </w:r>
-    </w:p>
-    <w:p>
-      <w:pPr/>
-      <w:r>
-        <w:rPr>
-          <w:lang w:val="hi_IN" w:bidi="hi_IN"/>
-        </w:rPr>
-      </w:r>
-      <w:r>
-        <w:rPr>
-          <w:lang w:val="hi_IN" w:bidi="hi_IN"/>
-        </w:rPr>
-        <w:t>आपकी भाषा में ऐसा शब्द हो सकता है जिसका इस्तेमाल किसी ऐसे पूजा स्थल के लिए किया जाता है जो आपकी संस्कृति में किसी देवता को समर्पित हो। यह शब्द बाइबल में 'मन्दिर' के लिए सही नहीं हो सकता, जब तक कि आप इसके अंतर के बारे में कुछ समझाएँ नहीं। आप शायद "परमेश्वर का मन्दिर" कहकर यह स्पष्ट कर सकते हैं कि यह आपके समुदाय के मन्दिरों से अलग है।</w:t>
-      </w:r>
-    </w:p>
-    <w:p>
-      <w:pPr/>
-      <w:r>
-        <w:rPr>
-          <w:lang w:val="hi_IN" w:bidi="hi_IN"/>
-        </w:rPr>
-      </w:r>
-      <w:r>
-        <w:rPr>
-          <w:lang w:val="hi_IN" w:bidi="hi_IN"/>
-        </w:rPr>
-        <w:t>मन्दिर के लिए अन्य सम्भावित नाम हो सकते हैं:</w:t>
-      </w:r>
-    </w:p>
-    <w:p>
-      <w:pPr/>
-      <w:r>
-        <w:rPr>
-          <w:lang w:val="hi_IN" w:bidi="hi_IN"/>
-        </w:rPr>
-      </w:r>
-      <w:r>
-        <w:rPr>
-          <w:lang w:val="hi_IN" w:bidi="hi_IN"/>
-        </w:rPr>
-        <w:t xml:space="preserve">यह याद रखें कि आपको </w:t>
-      </w:r>
-      <w:hyperlink r:id="rId26">
-        <w:r>
-          <w:rPr>
-            <w:lang w:val="hi_IN" w:bidi="hi_IN"/>
-          </w:rPr>
-          <w:rPr>
-            <w:color w:val="0000EE"/>
-            <w:u w:val="single"/>
-          </w:rPr>
-          <w:t>मिलापवाले तम्बू</w:t>
-        </w:r>
-      </w:hyperlink>
-      <w:r>
-        <w:rPr>
-          <w:lang w:val="hi_IN" w:bidi="hi_IN"/>
-        </w:rPr>
-        <w:t xml:space="preserve"> के लिए भी एक अलग शब्द की ज़रूरत होगी।</w:t>
-      </w:r>
-    </w:p>
-    <w:p>
-      <w:pPr/>
-      <w:r>
-        <w:rPr>
-          <w:lang w:val="hi_IN" w:bidi="hi_IN"/>
-        </w:rPr>
-      </w:r>
-      <w:r>
-        <w:rPr>
-          <w:lang w:val="hi_IN" w:bidi="hi_IN"/>
-        </w:rPr>
-        <w:t xml:space="preserve">इसके अलावा, ध्यान रहे कि लोग उस शब्द से भ्रमित न हों जिसे आप </w:t>
-      </w:r>
-      <w:hyperlink r:id="rId39">
-        <w:r>
-          <w:rPr>
-            <w:lang w:val="hi_IN" w:bidi="hi_IN"/>
-          </w:rPr>
-          <w:rPr>
-            <w:color w:val="0000EE"/>
-            <w:u w:val="single"/>
-          </w:rPr>
-          <w:t>आराधनालय</w:t>
-        </w:r>
-      </w:hyperlink>
-      <w:r>
-        <w:rPr>
-          <w:lang w:val="hi_IN" w:bidi="hi_IN"/>
-        </w:rPr>
-        <w:t xml:space="preserve"> के लिए चुन रहे हैं। आराधनालय वह स्थान था जहाँ यहूदी लोग प्रार्थना करने और परमेश्वर के वचन का अध्ययन करने के लिए इकट्ठा होते थे। लोग आराधनालय में बलिदान नहीं चढ़ाते थे। कई आराधनालय थे, लेकिन मन्दिर केवल एक ही था।</w:t>
-      </w:r>
-      <w:r>
-        <w:rPr>
-          <w:lang w:val="hi_IN" w:bidi="hi_IN"/>
-        </w:rPr>
-      </w:r>
-      <w:r>
-        <w:rPr>
-          <w:lang w:val="hi_IN" w:bidi="hi_IN"/>
-        </w:rPr>
-      </w:r>
-    </w:p>
-    <w:p>
-      <w:pPr/>
-      <w:r>
-        <w:rPr>
-          <w:lang w:val="hi_IN" w:bidi="hi_IN"/>
-        </w:rPr>
-      </w:r>
-    </w:p>
-    <w:p>
-      <w:pPr>
-        <w:pStyle w:val="Heading2"/>
-      </w:pPr>
-      <w:r>
-        <w:rPr>
-          <w:lang w:val="hi_IN" w:bidi="hi_IN"/>
-        </w:rPr>
-        <w:t>मसीह</w:t>
-      </w:r>
-      <w:r>
-        <w:rPr>
-          <w:lang w:val="hi_IN" w:bidi="hi_IN"/>
-        </w:rPr>
-      </w:r>
-    </w:p>
-    <w:p>
-      <w:pPr/>
-      <w:r>
-        <w:rPr>
-          <w:lang w:val="hi_IN" w:bidi="hi_IN"/>
-        </w:rPr>
-      </w:r>
-      <w:r>
-        <w:rPr>
-          <w:b/>
-          <w:lang w:val="hi_IN" w:bidi="hi_IN"/>
-        </w:rPr>
-        <w:t>मसीह</w:t>
-      </w:r>
-      <w:r>
-        <w:rPr>
-          <w:lang w:val="hi_IN" w:bidi="hi_IN"/>
-        </w:rPr>
-        <w:t xml:space="preserve"> शब्द </w:t>
-      </w:r>
-      <w:hyperlink r:id="rId19">
-        <w:r>
-          <w:rPr>
-            <w:lang w:val="hi_IN" w:bidi="hi_IN"/>
-          </w:rPr>
-          <w:rPr>
-            <w:color w:val="0000EE"/>
-            <w:u w:val="single"/>
-          </w:rPr>
-          <w:t>मसीहा</w:t>
-        </w:r>
-      </w:hyperlink>
-      <w:r>
-        <w:rPr>
-          <w:lang w:val="hi_IN" w:bidi="hi_IN"/>
-        </w:rPr>
-        <w:t xml:space="preserve"> शब्द के समान है। मसीह </w:t>
-      </w:r>
-      <w:r>
-        <w:rPr>
-          <w:b/>
-          <w:lang w:val="hi_IN" w:bidi="hi_IN"/>
-        </w:rPr>
-        <w:t>यूनानी</w:t>
-      </w:r>
-      <w:r>
-        <w:rPr>
-          <w:lang w:val="hi_IN" w:bidi="hi_IN"/>
-        </w:rPr>
-        <w:t xml:space="preserve"> शब्द है, और वही शब्द </w:t>
-      </w:r>
-      <w:hyperlink r:id="rId13">
-        <w:r>
-          <w:rPr>
-            <w:lang w:val="hi_IN" w:bidi="hi_IN"/>
-          </w:rPr>
-          <w:rPr>
-            <w:color w:val="0000EE"/>
-            <w:u w:val="single"/>
-          </w:rPr>
-          <w:t>इब्रानी</w:t>
-        </w:r>
-      </w:hyperlink>
-      <w:r>
-        <w:rPr>
-          <w:lang w:val="hi_IN" w:bidi="hi_IN"/>
-        </w:rPr>
-        <w:t xml:space="preserve"> में मसीहा है। यूनानी भाषा नए नियम की भाषा है, जबकि इब्रानी भाषा पुराने नियम की भाषा है।</w:t>
-      </w:r>
-    </w:p>
-    <w:p>
-      <w:pPr/>
-      <w:r>
-        <w:rPr>
-          <w:lang w:val="hi_IN" w:bidi="hi_IN"/>
-        </w:rPr>
-      </w:r>
-      <w:r>
-        <w:rPr>
-          <w:lang w:val="hi_IN" w:bidi="hi_IN"/>
-        </w:rPr>
-        <w:t xml:space="preserve">"मसीहा" शब्द उस विशेष </w:t>
-      </w:r>
-      <w:hyperlink r:id="rId28">
-        <w:r>
-          <w:rPr>
-            <w:lang w:val="hi_IN" w:bidi="hi_IN"/>
-          </w:rPr>
-          <w:rPr>
-            <w:color w:val="0000EE"/>
-            <w:u w:val="single"/>
-          </w:rPr>
-          <w:t>राजा</w:t>
-        </w:r>
-      </w:hyperlink>
-      <w:r>
-        <w:rPr>
-          <w:lang w:val="hi_IN" w:bidi="hi_IN"/>
-        </w:rPr>
-        <w:t xml:space="preserve"> और </w:t>
-      </w:r>
-      <w:hyperlink r:id="rId20">
-        <w:r>
-          <w:rPr>
-            <w:lang w:val="hi_IN" w:bidi="hi_IN"/>
-          </w:rPr>
-          <w:rPr>
-            <w:color w:val="0000EE"/>
-            <w:u w:val="single"/>
-          </w:rPr>
-          <w:t>उद्धारकर्ता</w:t>
-        </w:r>
-      </w:hyperlink>
-      <w:r>
-        <w:rPr>
-          <w:lang w:val="hi_IN" w:bidi="hi_IN"/>
-        </w:rPr>
-        <w:t xml:space="preserve"> की ओर संकेत करता है जिसे भेजने का वादा परमेश्वर ने किया था।</w:t>
-      </w:r>
-    </w:p>
-    <w:p>
-      <w:pPr/>
-      <w:r>
-        <w:rPr>
-          <w:lang w:val="hi_IN" w:bidi="hi_IN"/>
-        </w:rPr>
-      </w:r>
-      <w:r>
-        <w:rPr>
-          <w:lang w:val="hi_IN" w:bidi="hi_IN"/>
-        </w:rPr>
-        <w:t xml:space="preserve">मसीहा का वास्तविक अर्थ है वह जिसका </w:t>
-      </w:r>
-      <w:r>
-        <w:rPr>
-          <w:b/>
-          <w:lang w:val="hi_IN" w:bidi="hi_IN"/>
-        </w:rPr>
-        <w:t>अभिषेक</w:t>
-      </w:r>
-      <w:r>
-        <w:rPr>
-          <w:lang w:val="hi_IN" w:bidi="hi_IN"/>
-        </w:rPr>
-        <w:t xml:space="preserve"> किया गया हो। इसका अर्थ है कि किसी और व्यक्ति ने उन पर तेल उंडेला था। यह इस बात का संकेत था कि परमेश्वर ने इस व्यक्ति को एक विशेष काम दिया था। उदाहरण के लिए, पुराने नियम में, परमेश्वर ने </w:t>
-      </w:r>
-      <w:hyperlink r:id="rId40">
-        <w:r>
-          <w:rPr>
-            <w:lang w:val="hi_IN" w:bidi="hi_IN"/>
-          </w:rPr>
-          <w:rPr>
-            <w:color w:val="0000EE"/>
-            <w:u w:val="single"/>
-          </w:rPr>
-          <w:t>भविष्यद्वक्ता</w:t>
-        </w:r>
-      </w:hyperlink>
-      <w:r>
-        <w:rPr>
-          <w:lang w:val="hi_IN" w:bidi="hi_IN"/>
-        </w:rPr>
-        <w:t xml:space="preserve"> शमूएल से कहा कि वह </w:t>
-      </w:r>
-      <w:hyperlink r:id="rId27">
-        <w:r>
-          <w:rPr>
-            <w:lang w:val="hi_IN" w:bidi="hi_IN"/>
-          </w:rPr>
-          <w:rPr>
-            <w:color w:val="0000EE"/>
-            <w:u w:val="single"/>
-          </w:rPr>
-          <w:t>दाऊद</w:t>
-        </w:r>
-      </w:hyperlink>
-      <w:r>
-        <w:rPr>
-          <w:lang w:val="hi_IN" w:bidi="hi_IN"/>
-        </w:rPr>
-        <w:t xml:space="preserve"> पर तेल उंडेले। यह इस बात का संकेत था कि परमेश्वर ने दाऊद को </w:t>
-      </w:r>
-      <w:hyperlink r:id="rId21">
-        <w:r>
-          <w:rPr>
-            <w:lang w:val="hi_IN" w:bidi="hi_IN"/>
-          </w:rPr>
-          <w:rPr>
-            <w:color w:val="0000EE"/>
-            <w:u w:val="single"/>
-          </w:rPr>
-          <w:t>इस्राएल</w:t>
-        </w:r>
-      </w:hyperlink>
-      <w:r>
-        <w:rPr>
-          <w:lang w:val="hi_IN" w:bidi="hi_IN"/>
-        </w:rPr>
-        <w:t xml:space="preserve"> का अगला राजा बनने के लिए चुना था।</w:t>
-      </w:r>
-    </w:p>
-    <w:p>
-      <w:pPr/>
-      <w:r>
-        <w:rPr>
-          <w:lang w:val="hi_IN" w:bidi="hi_IN"/>
-        </w:rPr>
-      </w:r>
-      <w:r>
-        <w:rPr>
-          <w:lang w:val="hi_IN" w:bidi="hi_IN"/>
-        </w:rPr>
-        <w:t>बाद में, अगर परमेश्वर ने किसी व्यक्ति को किसी विशेष कार्य के लिए नियुक्त किया होता, तो लोग उसे अभिषिक्त कहने लगे चाहे उसके सिर पर सचमुच तेल न डाला गया हो।</w:t>
-      </w:r>
-    </w:p>
-    <w:p>
-      <w:pPr/>
-      <w:r>
-        <w:rPr>
-          <w:lang w:val="hi_IN" w:bidi="hi_IN"/>
-        </w:rPr>
-      </w:r>
-      <w:r>
-        <w:rPr>
-          <w:lang w:val="hi_IN" w:bidi="hi_IN"/>
-        </w:rPr>
-        <w:t xml:space="preserve">दाऊद इस्राएल का सबसे प्रिय राजा बन गया। लेकिन दाऊद के बाद, दूसरे लोगों ने इस्राएल पर शासन किया, और उनमें से कई राजा अच्छे नहीं थे। इन राजाओं ने लोगों को परमेश्वर से दूर कर दिया, और इसलिए परमेश्वर को उन्हें दण्ड देना पड़ा। इस्राएल देश नष्ट हो गया, और दूसरे </w:t>
-      </w:r>
-      <w:r>
-        <w:rPr>
-          <w:b/>
-          <w:lang w:val="hi_IN" w:bidi="hi_IN"/>
-        </w:rPr>
-        <w:t>राष्ट्रों</w:t>
-      </w:r>
-      <w:r>
-        <w:rPr>
-          <w:lang w:val="hi_IN" w:bidi="hi_IN"/>
-        </w:rPr>
-        <w:t xml:space="preserve"> के नियंत्रण में आ गया। लेकिन फिर भी, परमेश्वर ने इस्राएल के लोगों से वादा किया कि वह उनके पास एक नया राजा भेजेगा। यह राजा लोगों को उनके संकट से बचाएगा। यह राजा दाऊद का वंशज होगा।</w:t>
-      </w:r>
-    </w:p>
-    <w:p>
-      <w:pPr/>
-      <w:r>
-        <w:rPr>
-          <w:lang w:val="hi_IN" w:bidi="hi_IN"/>
-        </w:rPr>
-      </w:r>
-      <w:r>
-        <w:rPr>
-          <w:b/>
-          <w:lang w:val="hi_IN" w:bidi="hi_IN"/>
-        </w:rPr>
-        <w:t>इस्राएलियों</w:t>
-      </w:r>
-      <w:r>
-        <w:rPr>
-          <w:lang w:val="hi_IN" w:bidi="hi_IN"/>
-        </w:rPr>
-        <w:t xml:space="preserve"> ने इस राजा का उल्लेख करना शुरू किया जिसे परमेश्वर ने "मसीहा" के रूप में भेजने का वादा किया था, जिसका अर्थ है "अभिषिक्त व्यक्ति।"</w:t>
-      </w:r>
-    </w:p>
-    <w:p>
-      <w:pPr/>
-      <w:r>
-        <w:rPr>
-          <w:lang w:val="hi_IN" w:bidi="hi_IN"/>
-        </w:rPr>
-      </w:r>
-      <w:r>
-        <w:rPr>
-          <w:lang w:val="hi_IN" w:bidi="hi_IN"/>
-        </w:rPr>
-        <w:t xml:space="preserve">जब यीशु आया, तो उसने लोगों को दिखाया कि </w:t>
-      </w:r>
-      <w:r>
-        <w:rPr>
-          <w:b/>
-          <w:lang w:val="hi_IN" w:bidi="hi_IN"/>
-        </w:rPr>
-        <w:t>वह</w:t>
-      </w:r>
-      <w:r>
-        <w:rPr>
-          <w:lang w:val="hi_IN" w:bidi="hi_IN"/>
-        </w:rPr>
-        <w:t xml:space="preserve"> वही मसीहा है जिसे परमेश्वर ने भेजने का वादा किया था। यीशु दाऊद का वंशज था। यीशु ने अपनी असाधारण शक्ति और </w:t>
-      </w:r>
-      <w:hyperlink r:id="rId17">
-        <w:r>
-          <w:rPr>
-            <w:lang w:val="hi_IN" w:bidi="hi_IN"/>
-          </w:rPr>
-          <w:rPr>
-            <w:color w:val="0000EE"/>
-            <w:u w:val="single"/>
-          </w:rPr>
-          <w:t>अधिकार</w:t>
-        </w:r>
-      </w:hyperlink>
-      <w:r>
-        <w:rPr>
-          <w:lang w:val="hi_IN" w:bidi="hi_IN"/>
-        </w:rPr>
-        <w:t xml:space="preserve"> के द्वारा यह साबित किया कि परमेश्वर ने उसे नियुक्त किया था।</w:t>
-      </w:r>
-    </w:p>
-    <w:p>
-      <w:pPr/>
-      <w:r>
-        <w:rPr>
-          <w:lang w:val="hi_IN" w:bidi="hi_IN"/>
-        </w:rPr>
-      </w:r>
-      <w:r>
-        <w:rPr>
-          <w:lang w:val="hi_IN" w:bidi="hi_IN"/>
-        </w:rPr>
-        <w:t xml:space="preserve">यीशु ने कभी भी लोगों से सीधा यह नहीं कहा कि "मैं मसीहा हूँ!" इसका कारण यह था कि लोग अब तक वास्तव में नहीं समझ पाए थे कि यीशु का मसीहा होना क्या मायने रखता है। वे गलत </w:t>
-      </w:r>
-      <w:r>
-        <w:rPr>
-          <w:b/>
-          <w:lang w:val="hi_IN" w:bidi="hi_IN"/>
-        </w:rPr>
-        <w:t>मानते</w:t>
-      </w:r>
-      <w:r>
-        <w:rPr>
-          <w:lang w:val="hi_IN" w:bidi="hi_IN"/>
-        </w:rPr>
-        <w:t xml:space="preserve"> थे कि मसीहा इस्राएल का राज्य फिर से स्थापित करेगा और उन्हें राजनीतिक शक्ति वापस दिलाएगा। इसके बजाय यीशु ने खुद को "</w:t>
-      </w:r>
-      <w:hyperlink r:id="rId41">
-        <w:r>
-          <w:rPr>
-            <w:lang w:val="hi_IN" w:bidi="hi_IN"/>
-          </w:rPr>
-          <w:rPr>
-            <w:color w:val="0000EE"/>
-            <w:u w:val="single"/>
-          </w:rPr>
-          <w:t>मनुष्य का पुत्र</w:t>
-        </w:r>
-      </w:hyperlink>
-      <w:r>
-        <w:rPr>
-          <w:lang w:val="hi_IN" w:bidi="hi_IN"/>
-        </w:rPr>
-        <w:t>" कहा, जो मसीहा होने का इशारा था।</w:t>
-      </w:r>
-    </w:p>
-    <w:p>
-      <w:pPr/>
-      <w:r>
-        <w:rPr>
-          <w:lang w:val="hi_IN" w:bidi="hi_IN"/>
-        </w:rPr>
-      </w:r>
-      <w:r>
-        <w:rPr>
-          <w:lang w:val="hi_IN" w:bidi="hi_IN"/>
-        </w:rPr>
-        <w:t xml:space="preserve">यीशु मरे हुओं में से जी उठा, तो उसके </w:t>
-      </w:r>
-      <w:r>
-        <w:rPr>
-          <w:b/>
-          <w:lang w:val="hi_IN" w:bidi="hi_IN"/>
-        </w:rPr>
-        <w:t>चेलों</w:t>
-      </w:r>
-      <w:r>
-        <w:rPr>
-          <w:lang w:val="hi_IN" w:bidi="hi_IN"/>
-        </w:rPr>
-        <w:t xml:space="preserve"> को पूरा यकीन हो गया कि वही मसीहा है, और उन्होंने यह शुभ समाचार दूसरों को बताना शुरू किया। परमेश्वर ने अपना उद्धारकर्ता भेजा था! लेकिन यीशु ऐसा उद्धारकर्ता नहीं था जिसने लोगों को सिर्फ सांसारिक सरकार से आजाद किया। यीशु एक ऐसा उद्धारकर्ता था जिसने इससे भी ज़्यादा किया उसने लोगों को </w:t>
-      </w:r>
-      <w:hyperlink r:id="rId42">
-        <w:r>
-          <w:rPr>
-            <w:lang w:val="hi_IN" w:bidi="hi_IN"/>
-          </w:rPr>
-          <w:rPr>
-            <w:color w:val="0000EE"/>
-            <w:u w:val="single"/>
-          </w:rPr>
-          <w:t>पाप</w:t>
-        </w:r>
-      </w:hyperlink>
-      <w:r>
-        <w:rPr>
-          <w:lang w:val="hi_IN" w:bidi="hi_IN"/>
-        </w:rPr>
-        <w:t xml:space="preserve"> और मृत्यु से आजाद किया।</w:t>
-      </w:r>
-    </w:p>
-    <w:p>
-      <w:pPr/>
-      <w:r>
-        <w:rPr>
-          <w:lang w:val="hi_IN" w:bidi="hi_IN"/>
-        </w:rPr>
-      </w:r>
-      <w:r>
-        <w:rPr>
-          <w:b/>
-          <w:lang w:val="hi_IN" w:bidi="hi_IN"/>
-        </w:rPr>
-        <w:t>जब आप "मसीहा" या "मसीह" शब्दों का अनुवाद कर रहे हों, तो इन बातों का ध्यान रखें:</w:t>
-      </w:r>
-      <w:r>
-        <w:rPr>
-          <w:lang w:val="hi_IN" w:bidi="hi_IN"/>
-        </w:rPr>
-      </w:r>
-      <w:r>
-        <w:rPr>
-          <w:lang w:val="hi_IN" w:bidi="hi_IN"/>
-        </w:rPr>
-      </w:r>
-    </w:p>
-    <w:p>
-      <w:pPr/>
-      <w:r>
-        <w:rPr>
-          <w:lang w:val="hi_IN" w:bidi="hi_IN"/>
-        </w:rPr>
-      </w:r>
-    </w:p>
-    <w:p>
-      <w:pPr>
-        <w:pStyle w:val="Heading2"/>
-      </w:pPr>
-      <w:r>
-        <w:rPr>
-          <w:lang w:val="hi_IN" w:bidi="hi_IN"/>
-        </w:rPr>
-        <w:t>मसीहा</w:t>
-      </w:r>
-      <w:r>
-        <w:rPr>
-          <w:lang w:val="hi_IN" w:bidi="hi_IN"/>
-        </w:rPr>
-      </w:r>
-    </w:p>
-    <w:p>
-      <w:pPr/>
-      <w:r>
-        <w:rPr>
-          <w:lang w:val="hi_IN" w:bidi="hi_IN"/>
-        </w:rPr>
-      </w:r>
-      <w:hyperlink r:id="rId43">
-        <w:r>
-          <w:rPr>
-            <w:lang w:val="hi_IN" w:bidi="hi_IN"/>
-          </w:rPr>
-          <w:rPr>
-            <w:color w:val="0000EE"/>
-            <w:u w:val="single"/>
-          </w:rPr>
-          <w:t>मसीह</w:t>
-        </w:r>
-      </w:hyperlink>
-      <w:r>
-        <w:rPr>
-          <w:lang w:val="hi_IN" w:bidi="hi_IN"/>
-        </w:rPr>
-        <w:t xml:space="preserve"> शब्द </w:t>
-      </w:r>
-      <w:r>
-        <w:rPr>
-          <w:b/>
-          <w:lang w:val="hi_IN" w:bidi="hi_IN"/>
-        </w:rPr>
-        <w:t>मसीहा</w:t>
-      </w:r>
-      <w:r>
-        <w:rPr>
-          <w:lang w:val="hi_IN" w:bidi="hi_IN"/>
-        </w:rPr>
-        <w:t xml:space="preserve"> शब्द के समान है। मसीह </w:t>
-      </w:r>
-      <w:r>
-        <w:rPr>
-          <w:b/>
-          <w:lang w:val="hi_IN" w:bidi="hi_IN"/>
-        </w:rPr>
-        <w:t>यूनानी</w:t>
-      </w:r>
-      <w:r>
-        <w:rPr>
-          <w:lang w:val="hi_IN" w:bidi="hi_IN"/>
-        </w:rPr>
-        <w:t xml:space="preserve"> शब्द है, और वही शब्द </w:t>
-      </w:r>
-      <w:hyperlink r:id="rId13">
-        <w:r>
-          <w:rPr>
-            <w:lang w:val="hi_IN" w:bidi="hi_IN"/>
-          </w:rPr>
-          <w:rPr>
-            <w:color w:val="0000EE"/>
-            <w:u w:val="single"/>
-          </w:rPr>
-          <w:t>इब्रानी</w:t>
-        </w:r>
-      </w:hyperlink>
-      <w:r>
-        <w:rPr>
-          <w:lang w:val="hi_IN" w:bidi="hi_IN"/>
-        </w:rPr>
-        <w:t xml:space="preserve"> में मसीहा है। नए नियम की भाषा यूनानी है, जबकि पुराने नियम की भाषा इब्रानी है। "मसीहा" शब्द उस विशेष </w:t>
-      </w:r>
-      <w:hyperlink r:id="rId28">
-        <w:r>
-          <w:rPr>
-            <w:lang w:val="hi_IN" w:bidi="hi_IN"/>
-          </w:rPr>
-          <w:rPr>
-            <w:color w:val="0000EE"/>
-            <w:u w:val="single"/>
-          </w:rPr>
-          <w:t>राजा</w:t>
-        </w:r>
-      </w:hyperlink>
-      <w:r>
-        <w:rPr>
-          <w:lang w:val="hi_IN" w:bidi="hi_IN"/>
-        </w:rPr>
-        <w:t xml:space="preserve"> और </w:t>
-      </w:r>
-      <w:hyperlink r:id="rId20">
-        <w:r>
-          <w:rPr>
-            <w:lang w:val="hi_IN" w:bidi="hi_IN"/>
-          </w:rPr>
-          <w:rPr>
-            <w:color w:val="0000EE"/>
-            <w:u w:val="single"/>
-          </w:rPr>
-          <w:t>उद्धारकर्ता</w:t>
-        </w:r>
-      </w:hyperlink>
-      <w:r>
-        <w:rPr>
-          <w:lang w:val="hi_IN" w:bidi="hi_IN"/>
-        </w:rPr>
-        <w:t xml:space="preserve"> की ओर संकेत करता है जिसे भेजने का वादा परमेश्वर ने किया था।</w:t>
-      </w:r>
-    </w:p>
-    <w:p>
-      <w:pPr/>
-      <w:r>
-        <w:rPr>
-          <w:lang w:val="hi_IN" w:bidi="hi_IN"/>
-        </w:rPr>
-      </w:r>
-      <w:r>
-        <w:rPr>
-          <w:lang w:val="hi_IN" w:bidi="hi_IN"/>
-        </w:rPr>
-        <w:t xml:space="preserve">मसीहा का सीधा अर्थ है, वह जिसका </w:t>
-      </w:r>
-      <w:r>
-        <w:rPr>
-          <w:b/>
-          <w:lang w:val="hi_IN" w:bidi="hi_IN"/>
-        </w:rPr>
-        <w:t>अभिषेक</w:t>
-      </w:r>
-      <w:r>
-        <w:rPr>
-          <w:lang w:val="hi_IN" w:bidi="hi_IN"/>
-        </w:rPr>
-        <w:t xml:space="preserve"> किया गया हो। इसका अर्थ है कि किसी दूसरे व्यक्ति ने उनके ऊपर तेल डाला था। यह इस बात का चिन्ह था कि परमेश्वर ने उस व्यक्ति को एक विशेष काम दिया है। उदाहरण के लिए, पुराने नियम में, परमेश्वर ने </w:t>
-      </w:r>
-      <w:hyperlink r:id="rId40">
-        <w:r>
-          <w:rPr>
-            <w:lang w:val="hi_IN" w:bidi="hi_IN"/>
-          </w:rPr>
-          <w:rPr>
-            <w:color w:val="0000EE"/>
-            <w:u w:val="single"/>
-          </w:rPr>
-          <w:t>भविष्यद्वक्ता</w:t>
-        </w:r>
-      </w:hyperlink>
-      <w:r>
-        <w:rPr>
-          <w:lang w:val="hi_IN" w:bidi="hi_IN"/>
-        </w:rPr>
-        <w:t xml:space="preserve"> शमूएल से कहा कि वह </w:t>
-      </w:r>
-      <w:hyperlink r:id="rId27">
-        <w:r>
-          <w:rPr>
-            <w:lang w:val="hi_IN" w:bidi="hi_IN"/>
-          </w:rPr>
-          <w:rPr>
-            <w:color w:val="0000EE"/>
-            <w:u w:val="single"/>
-          </w:rPr>
-          <w:t>दाऊद</w:t>
-        </w:r>
-      </w:hyperlink>
-      <w:r>
-        <w:rPr>
-          <w:lang w:val="hi_IN" w:bidi="hi_IN"/>
-        </w:rPr>
-        <w:t xml:space="preserve"> के ऊपर तेल डाले। यह इस बात का चिन्ह था कि परमेश्वर ने दाऊद को </w:t>
-      </w:r>
-      <w:hyperlink r:id="rId21">
-        <w:r>
-          <w:rPr>
-            <w:lang w:val="hi_IN" w:bidi="hi_IN"/>
-          </w:rPr>
-          <w:rPr>
-            <w:color w:val="0000EE"/>
-            <w:u w:val="single"/>
-          </w:rPr>
-          <w:t>इस्राएल</w:t>
-        </w:r>
-      </w:hyperlink>
-      <w:r>
-        <w:rPr>
-          <w:lang w:val="hi_IN" w:bidi="hi_IN"/>
-        </w:rPr>
-        <w:t xml:space="preserve"> का अगला राजा बनने के लिए चुना था।</w:t>
-      </w:r>
-    </w:p>
-    <w:p>
-      <w:pPr/>
-      <w:r>
-        <w:rPr>
-          <w:lang w:val="hi_IN" w:bidi="hi_IN"/>
-        </w:rPr>
-      </w:r>
-      <w:r>
-        <w:rPr>
-          <w:lang w:val="hi_IN" w:bidi="hi_IN"/>
-        </w:rPr>
-        <w:t>बाद में, यदि परमेश्वर किसी व्यक्ति को किसी विशेष काम के लिए चुनता था, तो लोग उसे अभिषिक्त कहते थे चाहे उसके सिर पर वास्तव में तेल न भी डाला गया हो।</w:t>
-      </w:r>
-    </w:p>
-    <w:p>
-      <w:pPr/>
-      <w:r>
-        <w:rPr>
-          <w:lang w:val="hi_IN" w:bidi="hi_IN"/>
-        </w:rPr>
-      </w:r>
-      <w:r>
-        <w:rPr>
-          <w:lang w:val="hi_IN" w:bidi="hi_IN"/>
-        </w:rPr>
-        <w:t xml:space="preserve">दाऊद इस्राएल का सबसे प्रिय राजा बन गया। लेकिन दाऊद के बाद, इस्राएल पर दूसरे लोग शासन करने लगे, और उनमें से बहुत से अच्छे राजा नहीं थे। ये राजा लोगों को परमेश्वर से दूर ले जा रहे थे, और इसलिए परमेश्वर को लोगों को सजा देनी पड़ी। इस्राएल देश नष्ट हो गया, और दूसरे </w:t>
-      </w:r>
-      <w:r>
-        <w:rPr>
-          <w:b/>
-          <w:lang w:val="hi_IN" w:bidi="hi_IN"/>
-        </w:rPr>
-        <w:t>राष्ट्रों</w:t>
-      </w:r>
-      <w:r>
-        <w:rPr>
-          <w:lang w:val="hi_IN" w:bidi="hi_IN"/>
-        </w:rPr>
-        <w:t xml:space="preserve"> के नियंत्रण में आ गया। लेकिन फिर भी, परमेश्वर ने इस्राएल के लोगों से वादा किया कि वह उनके पास एक नया राजा भेजेगा। यह राजा लोगों को उनके संकट से बचाएगा। यह राजा दाऊद के वंश में से होगा।</w:t>
-      </w:r>
-    </w:p>
-    <w:p>
-      <w:pPr/>
-      <w:r>
-        <w:rPr>
-          <w:lang w:val="hi_IN" w:bidi="hi_IN"/>
-        </w:rPr>
-      </w:r>
-      <w:r>
-        <w:rPr>
-          <w:b/>
-          <w:lang w:val="hi_IN" w:bidi="hi_IN"/>
-        </w:rPr>
-        <w:t>इस्राएलियों</w:t>
-      </w:r>
-      <w:r>
-        <w:rPr>
-          <w:lang w:val="hi_IN" w:bidi="hi_IN"/>
-        </w:rPr>
-        <w:t xml:space="preserve"> ने उस राजा को, जिसे परमेश्वर ने भेजने का वादा किया था, "मसीहा" अर्थात अभिषिक्त व्यक्ति कहना शुरू कर दिया।</w:t>
-      </w:r>
-    </w:p>
-    <w:p>
-      <w:pPr/>
-      <w:r>
-        <w:rPr>
-          <w:lang w:val="hi_IN" w:bidi="hi_IN"/>
-        </w:rPr>
-      </w:r>
-      <w:r>
-        <w:rPr>
-          <w:lang w:val="hi_IN" w:bidi="hi_IN"/>
-        </w:rPr>
-        <w:t xml:space="preserve">जब यीशु आया, तो उसने लोगों को दिखाया कि </w:t>
-      </w:r>
-      <w:r>
-        <w:rPr>
-          <w:b/>
-          <w:lang w:val="hi_IN" w:bidi="hi_IN"/>
-        </w:rPr>
-        <w:t>वह</w:t>
-      </w:r>
-      <w:r>
-        <w:rPr>
-          <w:lang w:val="hi_IN" w:bidi="hi_IN"/>
-        </w:rPr>
-        <w:t xml:space="preserve"> वही मसीहा है जिसे परमेश्वर ने भेजने का वादा किया था। यीशु दाऊद का </w:t>
-      </w:r>
-      <w:hyperlink r:id="rId44">
-        <w:r>
-          <w:rPr>
-            <w:lang w:val="hi_IN" w:bidi="hi_IN"/>
-          </w:rPr>
-          <w:rPr>
-            <w:color w:val="0000EE"/>
-            <w:u w:val="single"/>
-          </w:rPr>
-          <w:t>वंशज</w:t>
-        </w:r>
-      </w:hyperlink>
-      <w:r>
-        <w:rPr>
-          <w:lang w:val="hi_IN" w:bidi="hi_IN"/>
-        </w:rPr>
-        <w:t xml:space="preserve"> था। यीशु ने अपनी असाधारण शक्ति और </w:t>
-      </w:r>
-      <w:hyperlink r:id="rId17">
-        <w:r>
-          <w:rPr>
-            <w:lang w:val="hi_IN" w:bidi="hi_IN"/>
-          </w:rPr>
-          <w:rPr>
-            <w:color w:val="0000EE"/>
-            <w:u w:val="single"/>
-          </w:rPr>
-          <w:t>अधिकार</w:t>
-        </w:r>
-      </w:hyperlink>
-      <w:r>
-        <w:rPr>
-          <w:lang w:val="hi_IN" w:bidi="hi_IN"/>
-        </w:rPr>
-        <w:t xml:space="preserve"> के द्वारा यह साबित किया कि परमेश्वर ने उसे नियुक्त किया था।</w:t>
-      </w:r>
-    </w:p>
-    <w:p>
-      <w:pPr/>
-      <w:r>
-        <w:rPr>
-          <w:lang w:val="hi_IN" w:bidi="hi_IN"/>
-        </w:rPr>
-      </w:r>
-      <w:r>
-        <w:rPr>
-          <w:lang w:val="hi_IN" w:bidi="hi_IN"/>
-        </w:rPr>
-        <w:t xml:space="preserve">यीशु ने कभी भी लोगों से सीधे तौर पर यह नहीं कहा कि "मैं मसीहा हूँ!" ऐसा इसलिए था क्योंकि लोग अभी तक यह नहीं जानते थे कि यीशु का मसीहा होना सच में क्या अर्थ रखता है। वे गलत समझते थे कि मसीहा इस्राएल के </w:t>
-      </w:r>
-      <w:hyperlink r:id="rId18">
-        <w:r>
-          <w:rPr>
-            <w:lang w:val="hi_IN" w:bidi="hi_IN"/>
-          </w:rPr>
-          <w:rPr>
-            <w:color w:val="0000EE"/>
-            <w:u w:val="single"/>
-          </w:rPr>
-          <w:t>राज्य</w:t>
-        </w:r>
-      </w:hyperlink>
-      <w:r>
-        <w:rPr>
-          <w:lang w:val="hi_IN" w:bidi="hi_IN"/>
-        </w:rPr>
-        <w:t xml:space="preserve"> को फिर से स्थापित करेगा और उन्हें राजनीतिक शक्ति वापस दिलाएगा। इसके बजाय यीशु ने खुद को </w:t>
-      </w:r>
-      <w:hyperlink r:id="rId41">
-        <w:r>
-          <w:rPr>
-            <w:lang w:val="hi_IN" w:bidi="hi_IN"/>
-          </w:rPr>
-          <w:rPr>
-            <w:color w:val="0000EE"/>
-            <w:u w:val="single"/>
-          </w:rPr>
-          <w:t>मनुष्य का पुत्र</w:t>
-        </w:r>
-      </w:hyperlink>
-      <w:r>
-        <w:rPr>
-          <w:lang w:val="hi_IN" w:bidi="hi_IN"/>
-        </w:rPr>
-        <w:t xml:space="preserve"> कहा, जो यह बताने का संकेत था कि वही मसीहा है।</w:t>
-      </w:r>
-    </w:p>
-    <w:p>
-      <w:pPr/>
-      <w:r>
-        <w:rPr>
-          <w:lang w:val="hi_IN" w:bidi="hi_IN"/>
-        </w:rPr>
-      </w:r>
-      <w:r>
-        <w:rPr>
-          <w:lang w:val="hi_IN" w:bidi="hi_IN"/>
-        </w:rPr>
-        <w:t xml:space="preserve">यीशु के मरे हुओं में से जीवित होने के बाद, उसके </w:t>
-      </w:r>
-      <w:r>
-        <w:rPr>
-          <w:b/>
-          <w:lang w:val="hi_IN" w:bidi="hi_IN"/>
-        </w:rPr>
-        <w:t>चेलों</w:t>
-      </w:r>
-      <w:r>
-        <w:rPr>
-          <w:lang w:val="hi_IN" w:bidi="hi_IN"/>
-        </w:rPr>
-        <w:t xml:space="preserve"> को पूरा यकीन हो गया कि वह वास्तव में मसीहा है, और उन्होंने यह </w:t>
-      </w:r>
-      <w:hyperlink r:id="rId45">
-        <w:r>
-          <w:rPr>
-            <w:lang w:val="hi_IN" w:bidi="hi_IN"/>
-          </w:rPr>
-          <w:rPr>
-            <w:color w:val="0000EE"/>
-            <w:u w:val="single"/>
-          </w:rPr>
-          <w:t>शुभ समाचार</w:t>
-        </w:r>
-      </w:hyperlink>
-      <w:r>
-        <w:rPr>
-          <w:lang w:val="hi_IN" w:bidi="hi_IN"/>
-        </w:rPr>
-        <w:t xml:space="preserve"> दूसरों को बताना शुरू किया। परमेश्वर ने अपने </w:t>
-      </w:r>
-      <w:hyperlink r:id="rId20">
-        <w:r>
-          <w:rPr>
-            <w:lang w:val="hi_IN" w:bidi="hi_IN"/>
-          </w:rPr>
-          <w:rPr>
-            <w:color w:val="0000EE"/>
-            <w:u w:val="single"/>
-          </w:rPr>
-          <w:t>उद्धारकर्ता</w:t>
-        </w:r>
-      </w:hyperlink>
-      <w:r>
-        <w:rPr>
-          <w:lang w:val="hi_IN" w:bidi="hi_IN"/>
-        </w:rPr>
-        <w:t xml:space="preserve"> को भेजा था! लेकिन यीशु कोई ऐसा उद्धारकर्ता नहीं था जिसने लोगों को सिर्फ सांसारिक सरकार से आज़ाद किया। यीशु एक ऐसा उद्धारकर्ता था जिसने इससे भी ज़्यादा किया; उसने लोगों को </w:t>
-      </w:r>
-      <w:hyperlink r:id="rId42">
-        <w:r>
-          <w:rPr>
-            <w:lang w:val="hi_IN" w:bidi="hi_IN"/>
-          </w:rPr>
-          <w:rPr>
-            <w:color w:val="0000EE"/>
-            <w:u w:val="single"/>
-          </w:rPr>
-          <w:t>पाप</w:t>
-        </w:r>
-      </w:hyperlink>
-      <w:r>
-        <w:rPr>
-          <w:lang w:val="hi_IN" w:bidi="hi_IN"/>
-        </w:rPr>
-        <w:t xml:space="preserve"> और मृत्यु से आज़ाद किया।</w:t>
-      </w:r>
-    </w:p>
-    <w:p>
-      <w:pPr/>
-      <w:r>
-        <w:rPr>
-          <w:lang w:val="hi_IN" w:bidi="hi_IN"/>
-        </w:rPr>
-      </w:r>
-      <w:r>
-        <w:rPr>
-          <w:b/>
-          <w:lang w:val="hi_IN" w:bidi="hi_IN"/>
-        </w:rPr>
-        <w:t>जब आप मसीहा या मसीह शब्द का अनुवाद कर रहे हों, तो इन बातों का ध्यान रखें:</w:t>
-      </w:r>
-      <w:r>
-        <w:rPr>
-          <w:lang w:val="hi_IN" w:bidi="hi_IN"/>
-        </w:rPr>
-      </w:r>
-      <w:r>
-        <w:rPr>
-          <w:lang w:val="hi_IN" w:bidi="hi_IN"/>
-        </w:rPr>
-      </w:r>
-    </w:p>
-    <w:p>
-      <w:pPr/>
-      <w:r>
-        <w:rPr>
-          <w:lang w:val="hi_IN" w:bidi="hi_IN"/>
-        </w:rPr>
-      </w:r>
-    </w:p>
-    <w:p>
-      <w:pPr>
-        <w:pStyle w:val="Heading2"/>
-      </w:pPr>
-      <w:r>
-        <w:rPr>
-          <w:lang w:val="hi_IN" w:bidi="hi_IN"/>
-        </w:rPr>
-        <w:t>महासभा</w:t>
-      </w:r>
-      <w:r>
-        <w:rPr>
-          <w:lang w:val="hi_IN" w:bidi="hi_IN"/>
-        </w:rPr>
-      </w:r>
-    </w:p>
-    <w:p>
-      <w:pPr/>
-      <w:r>
-        <w:rPr>
-          <w:lang w:val="hi_IN" w:bidi="hi_IN"/>
-        </w:rPr>
-      </w:r>
-      <w:r>
-        <w:rPr>
-          <w:b/>
-          <w:lang w:val="hi_IN" w:bidi="hi_IN"/>
-        </w:rPr>
-        <w:t>महासभा</w:t>
-      </w:r>
-      <w:r>
-        <w:rPr>
-          <w:lang w:val="hi_IN" w:bidi="hi_IN"/>
-        </w:rPr>
-        <w:t xml:space="preserve"> </w:t>
-      </w:r>
-      <w:r>
-        <w:rPr>
-          <w:b/>
-          <w:lang w:val="hi_IN" w:bidi="hi_IN"/>
-        </w:rPr>
-        <w:t>यहूदी</w:t>
-      </w:r>
-      <w:r>
-        <w:rPr>
-          <w:lang w:val="hi_IN" w:bidi="hi_IN"/>
-        </w:rPr>
-        <w:t xml:space="preserve"> अगुओं के एक समूह का नाम है, जिन्हें लोगों की ओर से धर्म से संबंधित निर्णय लेने के लिए नियुक्त किया जाता है। नए नियम के समय में, </w:t>
-      </w:r>
-      <w:hyperlink r:id="rId21">
-        <w:r>
-          <w:rPr>
-            <w:lang w:val="hi_IN" w:bidi="hi_IN"/>
-          </w:rPr>
-          <w:rPr>
-            <w:color w:val="0000EE"/>
-            <w:u w:val="single"/>
-          </w:rPr>
-          <w:t>इस्राएल</w:t>
-        </w:r>
-      </w:hyperlink>
-      <w:r>
-        <w:rPr>
-          <w:lang w:val="hi_IN" w:bidi="hi_IN"/>
-        </w:rPr>
-        <w:t xml:space="preserve"> पर रोमी लोगों का शासन था, लेकिन यहूदी कुछ मामलों में अपने लिए निर्णय ले सकते थे। ये निर्णय महासभा में किए जाते थे। महासभा मुकदमों को सुनती थी और धार्मिक व्यवस्था के आधार पर निर्णय करती थी। जब वे किसी मुकदमे के लिए मिलते थे, तो आमतौर पर वे आधे घेरे में बैठते थे ताकि सभी एक दूसरे को देख सकें। आरोपी व्यक्ति घेरे के बीच में बैठता था।</w:t>
-      </w:r>
-    </w:p>
-    <w:p>
-      <w:pPr/>
-      <w:r>
-        <w:rPr>
-          <w:lang w:val="hi_IN" w:bidi="hi_IN"/>
-        </w:rPr>
-      </w:r>
-      <w:r>
-        <w:rPr>
-          <w:lang w:val="hi_IN" w:bidi="hi_IN"/>
-        </w:rPr>
-        <w:t xml:space="preserve">महासभा का एक और नाम </w:t>
-      </w:r>
-      <w:r>
-        <w:rPr>
-          <w:b/>
-          <w:lang w:val="hi_IN" w:bidi="hi_IN"/>
-        </w:rPr>
-        <w:t>यहूदी न्यायालय</w:t>
-      </w:r>
-      <w:r>
-        <w:rPr>
-          <w:lang w:val="hi_IN" w:bidi="hi_IN"/>
-        </w:rPr>
-        <w:t xml:space="preserve"> या </w:t>
-      </w:r>
-      <w:r>
-        <w:rPr>
-          <w:b/>
-          <w:lang w:val="hi_IN" w:bidi="hi_IN"/>
-        </w:rPr>
-        <w:t>यहूदी परिषद</w:t>
-      </w:r>
-      <w:r>
-        <w:rPr>
-          <w:lang w:val="hi_IN" w:bidi="hi_IN"/>
-        </w:rPr>
-        <w:t xml:space="preserve"> है।</w:t>
-      </w:r>
-    </w:p>
-    <w:p>
-      <w:pPr/>
-      <w:r>
-        <w:rPr>
-          <w:lang w:val="hi_IN" w:bidi="hi_IN"/>
-        </w:rPr>
-      </w:r>
-      <w:r>
-        <w:rPr>
-          <w:lang w:val="hi_IN" w:bidi="hi_IN"/>
-        </w:rPr>
-        <w:t xml:space="preserve">हम महासभा के बारे में बहुत ज़्यादा नहीं जानते। ऐसा लगता है कि </w:t>
-      </w:r>
-      <w:r>
-        <w:rPr>
-          <w:b/>
-          <w:lang w:val="hi_IN" w:bidi="hi_IN"/>
-        </w:rPr>
-        <w:t>याजक</w:t>
-      </w:r>
-      <w:r>
-        <w:rPr>
-          <w:lang w:val="hi_IN" w:bidi="hi_IN"/>
-        </w:rPr>
-        <w:t xml:space="preserve">, </w:t>
-      </w:r>
-      <w:r>
-        <w:rPr>
-          <w:b/>
-          <w:lang w:val="hi_IN" w:bidi="hi_IN"/>
-        </w:rPr>
-        <w:t>सदूकी</w:t>
-      </w:r>
-      <w:r>
-        <w:rPr>
-          <w:lang w:val="hi_IN" w:bidi="hi_IN"/>
-        </w:rPr>
-        <w:t xml:space="preserve"> और </w:t>
-      </w:r>
-      <w:r>
-        <w:rPr>
-          <w:b/>
-          <w:lang w:val="hi_IN" w:bidi="hi_IN"/>
-        </w:rPr>
-        <w:t>फरीसी</w:t>
-      </w:r>
-      <w:r>
-        <w:rPr>
-          <w:lang w:val="hi_IN" w:bidi="hi_IN"/>
-        </w:rPr>
-        <w:t xml:space="preserve"> जैसे धार्मिक अगुवे इस समूह का हिस्सा थे। कुछ अमीर लोग जो धार्मिक अगुवे नहीं थे, वे भी शायद महासभा का हिस्सा रहे होंगे। सबसे महत्वपूर्ण याजक, </w:t>
-      </w:r>
-      <w:hyperlink r:id="rId34">
-        <w:r>
-          <w:rPr>
-            <w:lang w:val="hi_IN" w:bidi="hi_IN"/>
-          </w:rPr>
-          <w:rPr>
-            <w:color w:val="0000EE"/>
-            <w:u w:val="single"/>
-          </w:rPr>
-          <w:t>महायाजक</w:t>
-        </w:r>
-      </w:hyperlink>
-      <w:r>
-        <w:rPr>
-          <w:lang w:val="hi_IN" w:bidi="hi_IN"/>
-        </w:rPr>
-        <w:t>, शायद महासभा का अगुवा था।</w:t>
-      </w:r>
-    </w:p>
-    <w:p>
-      <w:pPr/>
-      <w:r>
-        <w:rPr>
-          <w:lang w:val="hi_IN" w:bidi="hi_IN"/>
-        </w:rPr>
-      </w:r>
-      <w:r>
-        <w:rPr>
-          <w:lang w:val="hi_IN" w:bidi="hi_IN"/>
-        </w:rPr>
-        <w:t>यदि आप महासभा के सदस्य होते, तो आप एक महत्वपूर्ण व्यक्ति माने जाते।</w:t>
-      </w:r>
-    </w:p>
-    <w:p>
-      <w:pPr/>
-      <w:r>
-        <w:rPr>
-          <w:lang w:val="hi_IN" w:bidi="hi_IN"/>
-        </w:rPr>
-      </w:r>
-      <w:r>
-        <w:rPr>
-          <w:lang w:val="hi_IN" w:bidi="hi_IN"/>
-        </w:rPr>
-        <w:t xml:space="preserve">महासभा को बनाने वाले लोग अक्सर यीशु के विरोध में थे। वे उसे रोमी सरकार के हाथ सौंपने और उसकी मृत्यु की मांग करने के लिए ज़िम्मेदार थे। यीशु की मृत्यु और </w:t>
-      </w:r>
-      <w:hyperlink r:id="rId46">
-        <w:r>
-          <w:rPr>
-            <w:lang w:val="hi_IN" w:bidi="hi_IN"/>
-          </w:rPr>
-          <w:rPr>
-            <w:color w:val="0000EE"/>
-            <w:u w:val="single"/>
-          </w:rPr>
-          <w:t>पुनरुत्थान</w:t>
-        </w:r>
-      </w:hyperlink>
-      <w:r>
-        <w:rPr>
-          <w:lang w:val="hi_IN" w:bidi="hi_IN"/>
-        </w:rPr>
-        <w:t xml:space="preserve"> के बाद, महासभा ने यीशु के कई </w:t>
-      </w:r>
-      <w:r>
-        <w:rPr>
-          <w:b/>
-          <w:lang w:val="hi_IN" w:bidi="hi_IN"/>
-        </w:rPr>
-        <w:t>चेलों</w:t>
-      </w:r>
-      <w:r>
-        <w:rPr>
-          <w:lang w:val="hi_IN" w:bidi="hi_IN"/>
-        </w:rPr>
-        <w:t xml:space="preserve"> को गिरफ्तार किया।</w:t>
-      </w:r>
-      <w:r>
-        <w:rPr>
-          <w:lang w:val="hi_IN" w:bidi="hi_IN"/>
-        </w:rPr>
-      </w:r>
-      <w:r>
-        <w:rPr>
-          <w:lang w:val="hi_IN" w:bidi="hi_IN"/>
-        </w:rPr>
-      </w:r>
-    </w:p>
-    <w:p>
-      <w:pPr/>
-      <w:r>
-        <w:rPr>
-          <w:lang w:val="hi_IN" w:bidi="hi_IN"/>
-        </w:rPr>
-      </w:r>
-    </w:p>
-    <w:p>
-      <w:pPr>
-        <w:pStyle w:val="Heading2"/>
-      </w:pPr>
-      <w:r>
-        <w:rPr>
-          <w:lang w:val="hi_IN" w:bidi="hi_IN"/>
-        </w:rPr>
-        <w:t>महिमा</w:t>
-      </w:r>
-      <w:r>
-        <w:rPr>
-          <w:lang w:val="hi_IN" w:bidi="hi_IN"/>
-        </w:rPr>
-      </w:r>
-    </w:p>
-    <w:p>
-      <w:pPr/>
-      <w:r>
-        <w:rPr>
-          <w:lang w:val="hi_IN" w:bidi="hi_IN"/>
-        </w:rPr>
-      </w:r>
-      <w:r>
-        <w:rPr>
-          <w:b/>
-          <w:lang w:val="hi_IN" w:bidi="hi_IN"/>
-        </w:rPr>
-        <w:t>महिमा</w:t>
-      </w:r>
-      <w:r>
-        <w:rPr>
-          <w:lang w:val="hi_IN" w:bidi="hi_IN"/>
-        </w:rPr>
-        <w:t xml:space="preserve"> वह प्रसिद्धि और प्रशंसा है जो किसी प्रभावशाली काम के द्वारा मिलती है।</w:t>
-      </w:r>
-    </w:p>
-    <w:p>
-      <w:pPr/>
-      <w:r>
-        <w:rPr>
-          <w:lang w:val="hi_IN" w:bidi="hi_IN"/>
-        </w:rPr>
-      </w:r>
-      <w:r>
-        <w:rPr>
-          <w:lang w:val="hi_IN" w:bidi="hi_IN"/>
-        </w:rPr>
-        <w:t xml:space="preserve">जब लोग परमेश्वर की </w:t>
-      </w:r>
-      <w:r>
-        <w:rPr>
-          <w:b/>
-          <w:lang w:val="hi_IN" w:bidi="hi_IN"/>
-        </w:rPr>
-        <w:t>महिमा</w:t>
-      </w:r>
-      <w:r>
-        <w:rPr>
-          <w:lang w:val="hi_IN" w:bidi="hi_IN"/>
-        </w:rPr>
-        <w:t xml:space="preserve"> करते हैं तो वे परमेश्वर की स्तुति करते हैं, उसकी प्रशंसा करते हैं और उसके बारे में अच्छी बातें कहते हैं।</w:t>
-      </w:r>
-    </w:p>
-    <w:p>
-      <w:pPr/>
-      <w:r>
-        <w:rPr>
-          <w:lang w:val="hi_IN" w:bidi="hi_IN"/>
-        </w:rPr>
-      </w:r>
-      <w:r>
-        <w:rPr>
-          <w:lang w:val="hi_IN" w:bidi="hi_IN"/>
-        </w:rPr>
-        <w:t xml:space="preserve">जब परमेश्वर अपनी महिमा </w:t>
-      </w:r>
-      <w:r>
-        <w:rPr>
-          <w:b/>
-          <w:lang w:val="hi_IN" w:bidi="hi_IN"/>
-        </w:rPr>
-        <w:t>दिखाता है</w:t>
-      </w:r>
-      <w:r>
-        <w:rPr>
-          <w:lang w:val="hi_IN" w:bidi="hi_IN"/>
-        </w:rPr>
-        <w:t>, तो लोग देख सकते हैं कि परमेश्वर कितना सुंदर, शक्तिशाली और महान है। बाइबल में बहुत कम लोगों को परमेश्वर की महिमा देखने का अवसर मिला है, इसलिए जब ऐसा होता है, तो यह एक बहुत विशेष और प्रभावशाली पल होता है। परमेश्वर की महिमा इतनी प्रभावशाली होती है कि लोग उसे देखकर अक्सर बहुत डर जाते हैं। कभी-कभी लोग उसी समय बहुत चमकदार प्रकाश देखते हैं, लेकिन यह हमेशा नहीं होता।</w:t>
-      </w:r>
-    </w:p>
-    <w:p>
-      <w:pPr/>
-      <w:r>
-        <w:rPr>
-          <w:lang w:val="hi_IN" w:bidi="hi_IN"/>
-        </w:rPr>
-      </w:r>
-      <w:r>
-        <w:rPr>
-          <w:lang w:val="hi_IN" w:bidi="hi_IN"/>
-        </w:rPr>
-        <w:t>महिमा शब्द का अनुवाद करना मुश्किल हो सकता है। कुछ मामलों में, आप "परमेश्वर की शक्ति और वैभव" कह सकते हैं। जब आप परमेश्वर की महिमा करते हैं, तो आप उसकी शक्ति और वैभव दिखाते हैं।</w:t>
-      </w:r>
-      <w:r>
-        <w:rPr>
-          <w:lang w:val="hi_IN" w:bidi="hi_IN"/>
-        </w:rPr>
-      </w:r>
-      <w:r>
-        <w:rPr>
-          <w:lang w:val="hi_IN" w:bidi="hi_IN"/>
-        </w:rPr>
-      </w:r>
-    </w:p>
-    <w:p>
-      <w:pPr/>
-      <w:r>
-        <w:rPr>
-          <w:lang w:val="hi_IN" w:bidi="hi_IN"/>
-        </w:rPr>
-      </w:r>
-    </w:p>
-    <w:p>
-      <w:pPr>
-        <w:pStyle w:val="Heading2"/>
-      </w:pPr>
-      <w:r>
-        <w:rPr>
-          <w:lang w:val="hi_IN" w:bidi="hi_IN"/>
-        </w:rPr>
-        <w:t>महिमा करना</w:t>
-      </w:r>
-      <w:r>
-        <w:rPr>
-          <w:lang w:val="hi_IN" w:bidi="hi_IN"/>
-        </w:rPr>
-      </w:r>
-    </w:p>
-    <w:p>
-      <w:pPr/>
-      <w:r>
-        <w:rPr>
-          <w:lang w:val="hi_IN" w:bidi="hi_IN"/>
-        </w:rPr>
-      </w:r>
-      <w:hyperlink r:id="rId47">
-        <w:r>
-          <w:rPr>
-            <w:lang w:val="hi_IN" w:bidi="hi_IN"/>
-          </w:rPr>
-          <w:rPr>
-            <w:color w:val="0000EE"/>
-            <w:u w:val="single"/>
-          </w:rPr>
-          <w:t>महिमा</w:t>
-        </w:r>
-      </w:hyperlink>
-      <w:r>
-        <w:rPr>
-          <w:lang w:val="hi_IN" w:bidi="hi_IN"/>
-        </w:rPr>
-        <w:t xml:space="preserve"> वह प्रसिद्धि और प्रशंसा है जो किसी प्रभावशाली काम के द्वारा मिलती है।</w:t>
-      </w:r>
-    </w:p>
-    <w:p>
-      <w:pPr/>
-      <w:r>
-        <w:rPr>
-          <w:lang w:val="hi_IN" w:bidi="hi_IN"/>
-        </w:rPr>
-      </w:r>
-      <w:r>
-        <w:rPr>
-          <w:lang w:val="hi_IN" w:bidi="hi_IN"/>
-        </w:rPr>
-        <w:t xml:space="preserve">जब लोग परमेश्वर की महिमा </w:t>
-      </w:r>
-      <w:r>
-        <w:rPr>
-          <w:b/>
-          <w:lang w:val="hi_IN" w:bidi="hi_IN"/>
-        </w:rPr>
-        <w:t>करते हैं</w:t>
-      </w:r>
-      <w:r>
-        <w:rPr>
-          <w:lang w:val="hi_IN" w:bidi="hi_IN"/>
-        </w:rPr>
-        <w:t xml:space="preserve"> तो वे परमेश्वर की </w:t>
-      </w:r>
-      <w:hyperlink r:id="rId48">
-        <w:r>
-          <w:rPr>
-            <w:lang w:val="hi_IN" w:bidi="hi_IN"/>
-          </w:rPr>
-          <w:rPr>
-            <w:color w:val="0000EE"/>
-            <w:u w:val="single"/>
-          </w:rPr>
-          <w:t>स्तुति</w:t>
-        </w:r>
-      </w:hyperlink>
-      <w:r>
-        <w:rPr>
-          <w:lang w:val="hi_IN" w:bidi="hi_IN"/>
-        </w:rPr>
-        <w:t xml:space="preserve"> करते हैं, उसकी प्रशंसा करते हैं और उसके बारे में अच्छी बातें कहते हैं।</w:t>
-      </w:r>
-    </w:p>
-    <w:p>
-      <w:pPr/>
-      <w:r>
-        <w:rPr>
-          <w:lang w:val="hi_IN" w:bidi="hi_IN"/>
-        </w:rPr>
-      </w:r>
-      <w:r>
-        <w:rPr>
-          <w:lang w:val="hi_IN" w:bidi="hi_IN"/>
-        </w:rPr>
-        <w:t xml:space="preserve">जब परमेश्वर अपनी महिमा </w:t>
-      </w:r>
-      <w:r>
-        <w:rPr>
-          <w:b/>
-          <w:lang w:val="hi_IN" w:bidi="hi_IN"/>
-        </w:rPr>
-        <w:t>दिखाता है</w:t>
-      </w:r>
-      <w:r>
-        <w:rPr>
-          <w:lang w:val="hi_IN" w:bidi="hi_IN"/>
-        </w:rPr>
-        <w:t>, तो लोग देख सकते हैं कि परमेश्वर कितना सुंदर, शक्तिशाली और महान है। बाइबल में बहुत कम लोगों को परमेश्वर की महिमा देखने का अवसर मिला है, इसलिए जब ऐसा होता है, तो यह एक बहुत विशेष और प्रभावशाली समय होता है। परमेश्वर की महिमा इतनी प्रभावशाली होती है कि लोग उसे देखकर अक्सर बहुत डर जाते हैं। कभी-कभी लोग उसी समय बहुत चमकदार प्रकाश देखते हैं, लेकिन यह हमेशा नहीं होता।</w:t>
-      </w:r>
-    </w:p>
-    <w:p>
-      <w:pPr/>
-      <w:r>
-        <w:rPr>
-          <w:lang w:val="hi_IN" w:bidi="hi_IN"/>
-        </w:rPr>
-      </w:r>
-      <w:r>
-        <w:rPr>
-          <w:lang w:val="hi_IN" w:bidi="hi_IN"/>
-        </w:rPr>
-        <w:t xml:space="preserve">महिमा शब्द का अनुवाद करना मुश्किल हो सकता है। कुछ मामलों में, आप "परमेश्वर की शक्ति और वैभव" कह सकते हैं। जब आप परमेश्वर की महिमा करते हैं, तो आप उसकी शक्ति और वैभव दिखाते हैं। </w:t>
-      </w:r>
-      <w:r>
-        <w:rPr>
-          <w:lang w:val="hi_IN" w:bidi="hi_IN"/>
-        </w:rPr>
-      </w:r>
-      <w:r>
-        <w:rPr>
-          <w:lang w:val="hi_IN" w:bidi="hi_IN"/>
-        </w:rPr>
-      </w:r>
-    </w:p>
-    <w:p>
-      <w:pPr/>
-      <w:r>
-        <w:rPr>
-          <w:lang w:val="hi_IN" w:bidi="hi_IN"/>
-        </w:rPr>
-      </w:r>
-    </w:p>
-    <w:p>
-      <w:pPr>
-        <w:pStyle w:val="Heading2"/>
-      </w:pPr>
-      <w:r>
-        <w:rPr>
-          <w:lang w:val="hi_IN" w:bidi="hi_IN"/>
-        </w:rPr>
-        <w:t>मानना</w:t>
-      </w:r>
-      <w:r>
-        <w:rPr>
-          <w:lang w:val="hi_IN" w:bidi="hi_IN"/>
-        </w:rPr>
-      </w:r>
-    </w:p>
-    <w:p>
-      <w:pPr/>
-      <w:r>
-        <w:rPr>
-          <w:lang w:val="hi_IN" w:bidi="hi_IN"/>
-        </w:rPr>
-      </w:r>
-      <w:r>
-        <w:rPr>
-          <w:b/>
-          <w:lang w:val="hi_IN" w:bidi="hi_IN"/>
-        </w:rPr>
-        <w:t>मानना</w:t>
-      </w:r>
-      <w:r>
-        <w:rPr>
-          <w:lang w:val="hi_IN" w:bidi="hi_IN"/>
-        </w:rPr>
-        <w:t xml:space="preserve"> और </w:t>
-      </w:r>
-      <w:hyperlink r:id="rId49">
-        <w:r>
-          <w:rPr>
-            <w:lang w:val="hi_IN" w:bidi="hi_IN"/>
-          </w:rPr>
-          <w:rPr>
-            <w:color w:val="0000EE"/>
-            <w:u w:val="single"/>
-          </w:rPr>
-          <w:t>विश्वास</w:t>
-        </w:r>
-      </w:hyperlink>
-      <w:r>
-        <w:rPr>
-          <w:lang w:val="hi_IN" w:bidi="hi_IN"/>
-        </w:rPr>
-        <w:t xml:space="preserve"> करना, एक ही बात है।</w:t>
-      </w:r>
-    </w:p>
-    <w:p>
-      <w:pPr/>
-      <w:r>
-        <w:rPr>
-          <w:lang w:val="hi_IN" w:bidi="hi_IN"/>
-        </w:rPr>
-      </w:r>
-      <w:r>
-        <w:rPr>
-          <w:lang w:val="hi_IN" w:bidi="hi_IN"/>
-        </w:rPr>
-        <w:t>यदि आप किसी पर विश्वास करते हैं, तो आप मानते हैं कि वह व्यक्ति अपने बारे में जो कुछ कहता है वह सच है। फिर आप उस व्यक्ति पर भरोसा करते और जो वह आपसे करने को कहता है उसे करने के लिए आप तैयार रहते हो।</w:t>
-      </w:r>
-    </w:p>
-    <w:p>
-      <w:pPr/>
-      <w:r>
-        <w:rPr>
-          <w:lang w:val="hi_IN" w:bidi="hi_IN"/>
-        </w:rPr>
-      </w:r>
-      <w:hyperlink r:id="rId24">
-        <w:r>
-          <w:rPr>
-            <w:lang w:val="hi_IN" w:bidi="hi_IN"/>
-          </w:rPr>
-          <w:rPr>
-            <w:color w:val="0000EE"/>
-            <w:u w:val="single"/>
-          </w:rPr>
-          <w:t>अब्राहम</w:t>
-        </w:r>
-      </w:hyperlink>
-      <w:r>
-        <w:rPr>
-          <w:lang w:val="hi_IN" w:bidi="hi_IN"/>
-        </w:rPr>
-        <w:t xml:space="preserve"> ने माना था कि परमेश्वर ने सच कहा था जब उसने यह वादा किया कि अब्राहम के बहुत से </w:t>
-      </w:r>
-      <w:r>
-        <w:rPr>
-          <w:b/>
-          <w:lang w:val="hi_IN" w:bidi="hi_IN"/>
-        </w:rPr>
-        <w:t>वंशज</w:t>
-      </w:r>
-      <w:r>
-        <w:rPr>
-          <w:lang w:val="hi_IN" w:bidi="hi_IN"/>
-        </w:rPr>
-        <w:t xml:space="preserve"> होंगे, जबकि वह बहुत बूढ़ा हो चुका था और उसकी एक भी संतान नहीं थी। अब्राहम को भरोसा था कि परमेश्वर अपना वादा पूरा करेगा, चाहे वह असंभव लग रहा हो।</w:t>
-      </w:r>
-    </w:p>
-    <w:p>
-      <w:pPr/>
-      <w:r>
-        <w:rPr>
-          <w:lang w:val="hi_IN" w:bidi="hi_IN"/>
-        </w:rPr>
-      </w:r>
-      <w:r>
-        <w:rPr>
-          <w:lang w:val="hi_IN" w:bidi="hi_IN"/>
-        </w:rPr>
-        <w:t>यदि आप परमेश्वर पर विश्वास करते हो, तो आप मानते हो कि परमेश्वर है और बाइबल में जो कुछ परमेश्वर ने कहा है वह सच है। आप भरोसा करते हो कि परमेश्वर अपने सब वादों को पूरा करेगा, भले ही यह असंभव लग रहा हो। इस कारण, आप उस हर बात को मानने के लिए तैयार हो जाते हो जो परमेश्वर आपसे चाहता है।</w:t>
-      </w:r>
-    </w:p>
-    <w:p>
-      <w:pPr/>
-      <w:r>
-        <w:rPr>
-          <w:lang w:val="hi_IN" w:bidi="hi_IN"/>
-        </w:rPr>
-      </w:r>
-      <w:r>
-        <w:rPr>
-          <w:lang w:val="hi_IN" w:bidi="hi_IN"/>
-        </w:rPr>
-        <w:t xml:space="preserve">जब आप यीशु पर विश्वास करते हैं, तो आप मानते हैं कि यीशु सचमुच </w:t>
-      </w:r>
-      <w:hyperlink r:id="rId50">
-        <w:r>
-          <w:rPr>
-            <w:lang w:val="hi_IN" w:bidi="hi_IN"/>
-          </w:rPr>
-          <w:rPr>
-            <w:color w:val="0000EE"/>
-            <w:u w:val="single"/>
-          </w:rPr>
-          <w:t>परमेश्वर का पुत्र</w:t>
-        </w:r>
-      </w:hyperlink>
-      <w:r>
-        <w:rPr>
-          <w:lang w:val="hi_IN" w:bidi="hi_IN"/>
-        </w:rPr>
-        <w:t xml:space="preserve"> है। आप भरोसा करते हैं कि यीशु सच में आपके </w:t>
-      </w:r>
-      <w:r>
-        <w:rPr>
-          <w:b/>
-          <w:lang w:val="hi_IN" w:bidi="hi_IN"/>
-        </w:rPr>
-        <w:t>पापों</w:t>
-      </w:r>
-      <w:r>
-        <w:rPr>
-          <w:lang w:val="hi_IN" w:bidi="hi_IN"/>
-        </w:rPr>
-        <w:t xml:space="preserve"> के लिए मरा, और परमेश्वर ने आपको </w:t>
-      </w:r>
-      <w:r>
-        <w:rPr>
-          <w:b/>
-          <w:lang w:val="hi_IN" w:bidi="hi_IN"/>
-        </w:rPr>
-        <w:t>क्षमा</w:t>
-      </w:r>
-      <w:r>
-        <w:rPr>
-          <w:lang w:val="hi_IN" w:bidi="hi_IN"/>
-        </w:rPr>
-        <w:t xml:space="preserve"> करके स्वीकार किया है। इस कारण, आप हर वह बात मानने के लिए तैयार हो जाते हो जिसकी यीशु ने आज्ञा दी है।</w:t>
-      </w:r>
-    </w:p>
-    <w:p>
-      <w:pPr/>
-      <w:r>
-        <w:rPr>
-          <w:lang w:val="hi_IN" w:bidi="hi_IN"/>
-        </w:rPr>
-      </w:r>
-      <w:r>
-        <w:rPr>
-          <w:lang w:val="hi_IN" w:bidi="hi_IN"/>
-        </w:rPr>
-        <w:t>बाइबल कभी-कभी कहती है कि लोगों को "यीशु के नाम को मनना चाहिए।" इसका मतलब वही है जो यीशु पर विश्वास करने से होता है।</w:t>
-      </w:r>
-    </w:p>
-    <w:p>
-      <w:pPr/>
-      <w:r>
-        <w:rPr>
-          <w:lang w:val="hi_IN" w:bidi="hi_IN"/>
-        </w:rPr>
-      </w:r>
-      <w:r>
-        <w:rPr>
-          <w:lang w:val="hi_IN" w:bidi="hi_IN"/>
-        </w:rPr>
-        <w:t>जिस किसी का विश्वास या मानना बहुत गहरा होता है, वह परमेश्वर या यीशु पर पूरी तरह भरोसा करता है।</w:t>
-      </w:r>
-    </w:p>
-    <w:p>
-      <w:pPr/>
-      <w:r>
-        <w:rPr>
-          <w:lang w:val="hi_IN" w:bidi="hi_IN"/>
-        </w:rPr>
-      </w:r>
-      <w:r>
-        <w:rPr>
-          <w:b/>
-          <w:lang w:val="hi_IN" w:bidi="hi_IN"/>
-        </w:rPr>
-        <w:t>जब आप "मानना" शब्द का अनुवाद कर रहे हों, तो इन बातों का ध्यान रखें:</w:t>
-      </w:r>
-    </w:p>
-    <w:p>
-      <w:pPr/>
-      <w:r>
-        <w:rPr>
-          <w:lang w:val="hi_IN" w:bidi="hi_IN"/>
-        </w:rPr>
-      </w:r>
-      <w:r>
-        <w:rPr>
-          <w:lang w:val="hi_IN" w:bidi="hi_IN"/>
-        </w:rPr>
-        <w:t>कुछ भाषाओं में, "मानना" शब्द ऐसा लग सकता है जैसे कोई व्यक्ति केवल यह आशा करता है कि कोई बात सच हो, लेकिन वह पक्का नहीं है। यह सही अर्थ नहीं है। इसलिए, कभी-कभी ऐसा शब्द इस्तेमाल करना बेहतर होता है जिसका मतलब हो "भरोसा करना"।</w:t>
-      </w:r>
-      <w:r>
-        <w:rPr>
-          <w:lang w:val="hi_IN" w:bidi="hi_IN"/>
-        </w:rPr>
-      </w:r>
-      <w:r>
-        <w:rPr>
-          <w:lang w:val="hi_IN" w:bidi="hi_IN"/>
-        </w:rPr>
-      </w:r>
-    </w:p>
-    <w:p>
-      <w:pPr/>
-      <w:r>
-        <w:rPr>
-          <w:lang w:val="hi_IN" w:bidi="hi_IN"/>
-        </w:rPr>
-      </w:r>
-    </w:p>
-    <w:p>
-      <w:pPr>
-        <w:pStyle w:val="Heading2"/>
-      </w:pPr>
-      <w:r>
-        <w:rPr>
-          <w:lang w:val="hi_IN" w:bidi="hi_IN"/>
-        </w:rPr>
-        <w:t>मिलापवाला तम्बू</w:t>
-      </w:r>
-      <w:r>
-        <w:rPr>
-          <w:lang w:val="hi_IN" w:bidi="hi_IN"/>
-        </w:rPr>
-      </w:r>
-    </w:p>
-    <w:p>
-      <w:pPr/>
-      <w:r>
-        <w:rPr>
-          <w:lang w:val="hi_IN" w:bidi="hi_IN"/>
-        </w:rPr>
-      </w:r>
-      <w:r>
-        <w:rPr>
-          <w:b/>
-          <w:lang w:val="hi_IN" w:bidi="hi_IN"/>
-        </w:rPr>
-        <w:t>मिलापवाला तम्बू</w:t>
-      </w:r>
-      <w:r>
-        <w:rPr>
-          <w:lang w:val="hi_IN" w:bidi="hi_IN"/>
-        </w:rPr>
-        <w:t xml:space="preserve"> वह तम्बू था जहाँ </w:t>
-      </w:r>
-      <w:r>
-        <w:rPr>
-          <w:b/>
-          <w:lang w:val="hi_IN" w:bidi="hi_IN"/>
-        </w:rPr>
-        <w:t>इस्राएली</w:t>
-      </w:r>
-      <w:r>
-        <w:rPr>
-          <w:lang w:val="hi_IN" w:bidi="hi_IN"/>
-        </w:rPr>
-        <w:t xml:space="preserve"> परमेश्वर की आराधना करते थे। मिलापवाले तम्बू का एक और नाम "मिलाप का तम्बू" है, क्योंकि यही वह तम्बू था जहाँ इस्राएली परमेश्वर से मिल सकते थे।</w:t>
-      </w:r>
-    </w:p>
-    <w:p>
-      <w:pPr/>
-      <w:r>
-        <w:rPr>
-          <w:lang w:val="hi_IN" w:bidi="hi_IN"/>
-        </w:rPr>
-      </w:r>
-      <w:r>
-        <w:rPr>
-          <w:lang w:val="hi_IN" w:bidi="hi_IN"/>
-        </w:rPr>
-        <w:t xml:space="preserve">यीशु के जन्म से कई हजार साल पहले, परमेश्वर ने </w:t>
-      </w:r>
-      <w:hyperlink r:id="rId24">
-        <w:r>
-          <w:rPr>
-            <w:lang w:val="hi_IN" w:bidi="hi_IN"/>
-          </w:rPr>
-          <w:rPr>
-            <w:color w:val="0000EE"/>
-            <w:u w:val="single"/>
-          </w:rPr>
-          <w:t>अब्राहम</w:t>
-        </w:r>
-      </w:hyperlink>
-      <w:r>
-        <w:rPr>
-          <w:lang w:val="hi_IN" w:bidi="hi_IN"/>
-        </w:rPr>
-        <w:t xml:space="preserve"> के वंशज इस्राएलियों को मिस्र की गुलामी से आज़ाद किया था। मूसा इस्राएलियों का अगुवा था। परमेश्वर ने मूसा को यह निर्देश दिए कि इस्राएलियों के लिए परमेश्वर की </w:t>
-      </w:r>
-      <w:hyperlink r:id="rId51">
-        <w:r>
-          <w:rPr>
-            <w:lang w:val="hi_IN" w:bidi="hi_IN"/>
-          </w:rPr>
-          <w:rPr>
-            <w:color w:val="0000EE"/>
-            <w:u w:val="single"/>
-          </w:rPr>
-          <w:t>आराधना</w:t>
-        </w:r>
-      </w:hyperlink>
-      <w:r>
-        <w:rPr>
-          <w:lang w:val="hi_IN" w:bidi="hi_IN"/>
-        </w:rPr>
-        <w:t xml:space="preserve"> करने का सही तरीका क्या था। क्योंकि परमेश्वर </w:t>
-      </w:r>
-      <w:hyperlink r:id="rId25">
-        <w:r>
-          <w:rPr>
-            <w:lang w:val="hi_IN" w:bidi="hi_IN"/>
-          </w:rPr>
-          <w:rPr>
-            <w:color w:val="0000EE"/>
-            <w:u w:val="single"/>
-          </w:rPr>
-          <w:t>पवित्र</w:t>
-        </w:r>
-      </w:hyperlink>
-      <w:r>
-        <w:rPr>
-          <w:lang w:val="hi_IN" w:bidi="hi_IN"/>
-        </w:rPr>
-        <w:t xml:space="preserve"> है, और लोग </w:t>
-      </w:r>
-      <w:r>
-        <w:rPr>
-          <w:b/>
-          <w:lang w:val="hi_IN" w:bidi="hi_IN"/>
-        </w:rPr>
-        <w:t>पापी</w:t>
-      </w:r>
-      <w:r>
-        <w:rPr>
-          <w:lang w:val="hi_IN" w:bidi="hi_IN"/>
-        </w:rPr>
-        <w:t xml:space="preserve">हैं, इसलिए लोग ऐसे ही परमेश्वर के पास नहीं आ सकते। परमेश्वर पाप को सहन नहीं कर सकता और कोई भी व्यक्ति जो सीधे परमेश्वर के पास आएगा, वह मर जाएगा। लेकिन परमेश्वर ने उस समय लोगों के लिए </w:t>
-      </w:r>
-      <w:r>
-        <w:rPr>
-          <w:b/>
-          <w:lang w:val="hi_IN" w:bidi="hi_IN"/>
-        </w:rPr>
-        <w:t>बलिदानों</w:t>
-      </w:r>
-      <w:r>
-        <w:rPr>
-          <w:lang w:val="hi_IN" w:bidi="hi_IN"/>
-        </w:rPr>
-        <w:t xml:space="preserve"> और अन्य रिवाजों के द्वारा अपने पास आना संभव बना दिया, जो लोगों को </w:t>
-      </w:r>
-      <w:r>
-        <w:rPr>
-          <w:b/>
-          <w:lang w:val="hi_IN" w:bidi="hi_IN"/>
-        </w:rPr>
-        <w:t>शुद्ध</w:t>
-      </w:r>
-      <w:r>
-        <w:rPr>
-          <w:lang w:val="hi_IN" w:bidi="hi_IN"/>
-        </w:rPr>
-        <w:t xml:space="preserve"> करते थे। जब लोग रिवाज के अनुसार शुद्ध होते थे, तो इसका अर्थ था कि वे परमेश्वर के सामने स्वीकार्य थे।</w:t>
-      </w:r>
-    </w:p>
-    <w:p>
-      <w:pPr/>
-      <w:r>
-        <w:rPr>
-          <w:lang w:val="hi_IN" w:bidi="hi_IN"/>
-        </w:rPr>
-      </w:r>
-      <w:r>
-        <w:rPr>
-          <w:lang w:val="hi_IN" w:bidi="hi_IN"/>
-        </w:rPr>
-        <w:t>परमेश्वर ने मूसा से कहा कि वह एक विशेष तम्बू बनाए, जो वह स्थान होगा जहाँ लोग सुरक्षित रूप से परमेश्वर से मिल सकें। यह मिलापवाला तम्बू था। लोगों ने मिलापवाला तम्बू लकड़ी के पटरों से बनाया, जो सोने से ढके हुए थे। निर्माण के ऊपर वे कपड़े के सुंदर टुकड़े रखते थे। जब भी लोग यात्रा करते थे, वे मिलापवाले तंबू को अलग करते थे और उसके हिस्सों को अपने कंधों पर उठाकर साथ ले जाते थे। जब वे अगले स्थान पर पहुँचे, तो उन्होंने इसे फिर से जोड़ दिया।</w:t>
-      </w:r>
-    </w:p>
-    <w:p>
-      <w:pPr/>
-      <w:r>
-        <w:rPr>
-          <w:lang w:val="hi_IN" w:bidi="hi_IN"/>
-        </w:rPr>
-      </w:r>
-      <w:r>
-        <w:rPr>
-          <w:b/>
-          <w:lang w:val="hi_IN" w:bidi="hi_IN"/>
-        </w:rPr>
-        <w:t>याजक</w:t>
-      </w:r>
-      <w:r>
-        <w:rPr>
-          <w:lang w:val="hi_IN" w:bidi="hi_IN"/>
-        </w:rPr>
-        <w:t xml:space="preserve"> विशेष लोग होते थे जो मिलापवाले तम्बू में काम करते थे। याजक लोगों के लिए यह संभव बनाते थे कि वे परमेश्वर के सामने आ सकें और परमेश्वर के साथ अच्छा रिश्ता रख सकें। यह काम याजक लोगों के लिए बलिदान चढ़ाकर और लोगों को यह सिखाकर करते थे कि कैसे जीना चाहिए।</w:t>
-      </w:r>
-    </w:p>
-    <w:p>
-      <w:pPr/>
-      <w:r>
-        <w:rPr>
-          <w:lang w:val="hi_IN" w:bidi="hi_IN"/>
-        </w:rPr>
-      </w:r>
-      <w:r>
-        <w:rPr>
-          <w:lang w:val="hi_IN" w:bidi="hi_IN"/>
-        </w:rPr>
-        <w:t xml:space="preserve">मिलापवाले तम्बू के सामने एक आँगन था। आँगन में एक </w:t>
-      </w:r>
-      <w:hyperlink r:id="rId32">
-        <w:r>
-          <w:rPr>
-            <w:lang w:val="hi_IN" w:bidi="hi_IN"/>
-          </w:rPr>
-          <w:rPr>
-            <w:color w:val="0000EE"/>
-            <w:u w:val="single"/>
-          </w:rPr>
-          <w:t>वेदी</w:t>
-        </w:r>
-      </w:hyperlink>
-      <w:r>
-        <w:rPr>
-          <w:lang w:val="hi_IN" w:bidi="hi_IN"/>
-        </w:rPr>
-        <w:t xml:space="preserve"> थी, जो वह स्थान था जहाँ याजक परमेश्वर के लिए बलिदान चढ़ाते थे।</w:t>
-      </w:r>
-    </w:p>
-    <w:p>
-      <w:pPr/>
-      <w:r>
-        <w:rPr>
-          <w:lang w:val="hi_IN" w:bidi="hi_IN"/>
-        </w:rPr>
-      </w:r>
-      <w:r>
-        <w:rPr>
-          <w:lang w:val="hi_IN" w:bidi="hi_IN"/>
-        </w:rPr>
-        <w:t xml:space="preserve">मिलापवाला तम्बू स्वयं दो हिस्सों में बाँटा गया था। पहले हिस्से को "पवित्र स्थान" कहा जाता था। केवल याजक ही उस स्थान में प्रवेश कर सकते थे। इस स्थान के अंदर एक मेज थी, जिस पर 12 रोटियाँ रखी जाती थीं जिन्हें याजक हर हफ्ते बदलते थे, </w:t>
-      </w:r>
-      <w:hyperlink r:id="rId31">
-        <w:r>
-          <w:rPr>
-            <w:lang w:val="hi_IN" w:bidi="hi_IN"/>
-          </w:rPr>
-          <w:rPr>
-            <w:color w:val="0000EE"/>
-            <w:u w:val="single"/>
-          </w:rPr>
-          <w:t>एक तेल का दीपक</w:t>
-        </w:r>
-      </w:hyperlink>
-      <w:r>
-        <w:rPr>
-          <w:lang w:val="hi_IN" w:bidi="hi_IN"/>
-        </w:rPr>
-        <w:t xml:space="preserve"> जो हमेशा जलता रहता था, और एक छोटी वेदी जिस पर याजक सुगंधित धूप जलाते थे। ये सभी वस्तुएँ किसी बड़े अर्थ के प्रतीक या चित्र थीं। याजक रोटियाँ खाते थे, यह शायद परमेश्वर के साथ भोजन करने का प्रतीक था; यह दिखाता था कि लोग परमेश्वर के साथ अच्छा रिश्ता रख सकते हैं। बाइबल में तेल को अक्सर </w:t>
-      </w:r>
-      <w:hyperlink r:id="rId33">
-        <w:r>
-          <w:rPr>
-            <w:lang w:val="hi_IN" w:bidi="hi_IN"/>
-          </w:rPr>
-          <w:rPr>
-            <w:color w:val="0000EE"/>
-            <w:u w:val="single"/>
-          </w:rPr>
-          <w:t>पवित्र आत्मा</w:t>
-        </w:r>
-      </w:hyperlink>
-      <w:r>
-        <w:rPr>
-          <w:lang w:val="hi_IN" w:bidi="hi_IN"/>
-        </w:rPr>
-        <w:t xml:space="preserve">, अर्थात् परमेश्वर की शक्ति का प्रतीक माना जाता है। इसलिए तेल का दीपक लोगों के साथ परमेश्वर की उपस्थिति का प्रतीक था। और सुगंधित धूप उन </w:t>
-      </w:r>
-      <w:r>
-        <w:rPr>
-          <w:b/>
-          <w:lang w:val="hi_IN" w:bidi="hi_IN"/>
-        </w:rPr>
-        <w:t>प्रार्थनाओं</w:t>
-      </w:r>
-      <w:r>
-        <w:rPr>
-          <w:lang w:val="hi_IN" w:bidi="hi_IN"/>
-        </w:rPr>
-        <w:t xml:space="preserve"> का प्रतीक थी, जो लोग परमेश्वर से करते थे।</w:t>
-      </w:r>
-    </w:p>
-    <w:p>
-      <w:pPr/>
-      <w:r>
-        <w:rPr>
-          <w:lang w:val="hi_IN" w:bidi="hi_IN"/>
-        </w:rPr>
-      </w:r>
-      <w:r>
-        <w:rPr>
-          <w:lang w:val="hi_IN" w:bidi="hi_IN"/>
-        </w:rPr>
-        <w:t xml:space="preserve">पवित्र स्थान के अंत में एक भारी पर्दा लटका हुआ था। इस पर्दे के पीछे "परम पवित्र स्थान" था। इस परम पवित्र स्थान के अंदर वाचा का सन्दूक रखा हुआ था। यह लकड़ी का सन्दूक था जिसे अंदर और बाहर पूरी तरह से सोने से ढका गया था। सन्दूक के ऊपर दो पंखों वाले प्राणी थे जो एक विशेष प्रकार के </w:t>
-      </w:r>
-      <w:hyperlink r:id="rId52">
-        <w:r>
-          <w:rPr>
-            <w:lang w:val="hi_IN" w:bidi="hi_IN"/>
-          </w:rPr>
-          <w:rPr>
-            <w:color w:val="0000EE"/>
-            <w:u w:val="single"/>
-          </w:rPr>
-          <w:t>स्वर्गदूत</w:t>
-        </w:r>
-      </w:hyperlink>
-      <w:r>
-        <w:rPr>
-          <w:lang w:val="hi_IN" w:bidi="hi_IN"/>
-        </w:rPr>
-        <w:t xml:space="preserve"> को दर्शाते थे। यह सन्दूक परमेश्वर के सिंहासन का प्रतीक था।</w:t>
-      </w:r>
-    </w:p>
-    <w:p>
-      <w:pPr/>
-      <w:r>
-        <w:rPr>
-          <w:lang w:val="hi_IN" w:bidi="hi_IN"/>
-        </w:rPr>
-      </w:r>
-      <w:r>
-        <w:rPr>
-          <w:lang w:val="hi_IN" w:bidi="hi_IN"/>
-        </w:rPr>
-        <w:t xml:space="preserve">यह सबसे पवित्र स्थान था, क्योंकि परमेश्वर स्वयं इस स्थान में था। केवल </w:t>
-      </w:r>
-      <w:hyperlink r:id="rId34">
-        <w:r>
-          <w:rPr>
-            <w:lang w:val="hi_IN" w:bidi="hi_IN"/>
-          </w:rPr>
-          <w:rPr>
-            <w:color w:val="0000EE"/>
-            <w:u w:val="single"/>
-          </w:rPr>
-          <w:t>महायाजक</w:t>
-        </w:r>
-      </w:hyperlink>
-      <w:r>
-        <w:rPr>
-          <w:lang w:val="hi_IN" w:bidi="hi_IN"/>
-        </w:rPr>
-        <w:t xml:space="preserve">, जो सबसे महत्वपूर्ण याजक था, उस स्थान में जा सकता था, और वह भी केवल साल में एक बार। महायाजक "प्रायश्चित के दिन" प्रवेश करता था, जो </w:t>
-      </w:r>
-      <w:hyperlink r:id="rId30">
-        <w:r>
-          <w:rPr>
-            <w:lang w:val="hi_IN" w:bidi="hi_IN"/>
-          </w:rPr>
-          <w:rPr>
-            <w:color w:val="0000EE"/>
-            <w:u w:val="single"/>
-          </w:rPr>
-          <w:t>माफ़ी</w:t>
-        </w:r>
-      </w:hyperlink>
-      <w:r>
-        <w:rPr>
-          <w:lang w:val="hi_IN" w:bidi="hi_IN"/>
-        </w:rPr>
-        <w:t xml:space="preserve"> का महान दिन था। भले ही इस्राएली हर दिन अपने पापों के लिए परमेश्वर से माफ़ी माँगते थे, फिर भी साल में एक बार महायाजक उन सब पापों की माफ़ी माँगता था, जो सभी लोगों ने पिछले साल अनजाने में किए थे। लोगों के पापों के कारण मिलापवाला तम्बू अशुद्ध हो गया था, या परमेश्वर की सेवा के योग्य नहीं रहा। माफ़ी के महान दिन, महायाजक ने जो काम किए, उनमें से एक यह था कि वह इस परम पवित्र स्थान में प्रवेश करता और वाचा के सन्दूक पर लहू छिड़कता था। यह इस बात का प्रतीक था कि लोगों के सब पापों से मन्दिर फिर से शुद्ध कर दिया गया था।</w:t>
-      </w:r>
-    </w:p>
-    <w:p>
-      <w:pPr/>
-      <w:r>
-        <w:rPr>
-          <w:lang w:val="hi_IN" w:bidi="hi_IN"/>
-        </w:rPr>
-      </w:r>
-      <w:r>
-        <w:rPr>
-          <w:lang w:val="hi_IN" w:bidi="hi_IN"/>
-        </w:rPr>
-        <w:t xml:space="preserve">बहुत समय बाद, जब इस्राएली देश में बस गए, तो उन्होंने मिलापवाले तम्बू की जगह एक स्थायी इमारत बनाई, जिसे </w:t>
-      </w:r>
-      <w:hyperlink r:id="rId53">
-        <w:r>
-          <w:rPr>
-            <w:lang w:val="hi_IN" w:bidi="hi_IN"/>
-          </w:rPr>
-          <w:rPr>
-            <w:color w:val="0000EE"/>
-            <w:u w:val="single"/>
-          </w:rPr>
-          <w:t>मन्दिर</w:t>
-        </w:r>
-      </w:hyperlink>
       <w:r>
         <w:rPr>
           <w:lang w:val="hi_IN" w:bidi="hi_IN"/>
